--- a/Cbbb-Mac/B305-5Mc.docx
+++ b/Cbbb-Mac/B305-5Mc.docx
@@ -1203,25 +1203,7 @@
           <w:color w:val="000000"/>
           <w:lang w:eastAsia="en-GB" w:bidi="he-IL"/>
         </w:rPr>
-        <w:t xml:space="preserve">And, truly, men never beheld </w:t>
-      </w:r>
-      <w:proofErr w:type="spellStart"/>
-      <w:r>
-        <w:rPr>
-          <w:rFonts w:ascii="Gentium" w:hAnsi="Gentium" w:cs="Gentium"/>
-          <w:color w:val="000000"/>
-          <w:lang w:eastAsia="en-GB" w:bidi="he-IL"/>
-        </w:rPr>
-        <w:t>its</w:t>
-      </w:r>
-      <w:proofErr w:type="spellEnd"/>
-      <w:r>
-        <w:rPr>
-          <w:rFonts w:ascii="Gentium" w:hAnsi="Gentium" w:cs="Gentium"/>
-          <w:color w:val="000000"/>
-          <w:lang w:eastAsia="en-GB" w:bidi="he-IL"/>
-        </w:rPr>
-        <w:t xml:space="preserve"> like; for the beauty of the pictures and the excellence of the workmanship. </w:t>
+        <w:t xml:space="preserve">And, truly, men never beheld its like; for the beauty of the pictures and the excellence of the workmanship. </w:t>
       </w:r>
     </w:p>
     <w:p>
@@ -3604,29 +3586,7 @@
           <w:color w:val="000000"/>
           <w:lang w:eastAsia="en-GB" w:bidi="he-IL"/>
         </w:rPr>
-        <w:t xml:space="preserve">The history of Mattathias the high priest, the son of Jochanan, who is the son of </w:t>
-      </w:r>
-      <w:proofErr w:type="spellStart"/>
-      <w:r>
-        <w:rPr>
-          <w:rFonts w:ascii="Gentium" w:hAnsi="Gentium" w:cs="Gentium"/>
-          <w:i/>
-          <w:iCs/>
-          <w:color w:val="000000"/>
-          <w:lang w:eastAsia="en-GB" w:bidi="he-IL"/>
-        </w:rPr>
-        <w:t>Hesmai</w:t>
-      </w:r>
-      <w:proofErr w:type="spellEnd"/>
-      <w:r>
-        <w:rPr>
-          <w:rFonts w:ascii="Gentium" w:hAnsi="Gentium" w:cs="Gentium"/>
-          <w:i/>
-          <w:iCs/>
-          <w:color w:val="000000"/>
-          <w:lang w:eastAsia="en-GB" w:bidi="he-IL"/>
-        </w:rPr>
-        <w:t xml:space="preserve"> the priest.</w:t>
+        <w:t>The history of Mattathias the high priest, the son of Jochanan, who is the son of Hesmai the priest.</w:t>
       </w:r>
     </w:p>
     <w:p>
@@ -5402,25 +5362,7 @@
           <w:color w:val="000000"/>
           <w:lang w:eastAsia="en-GB" w:bidi="he-IL"/>
         </w:rPr>
-        <w:t xml:space="preserve">for eight days, beginning on the twenty-fifth day of the month </w:t>
-      </w:r>
-      <w:proofErr w:type="spellStart"/>
-      <w:r>
-        <w:rPr>
-          <w:rFonts w:ascii="Gentium" w:hAnsi="Gentium" w:cs="Gentium"/>
-          <w:color w:val="000000"/>
-          <w:lang w:eastAsia="en-GB" w:bidi="he-IL"/>
-        </w:rPr>
-        <w:t>Casleu</w:t>
-      </w:r>
-      <w:proofErr w:type="spellEnd"/>
-      <w:r>
-        <w:rPr>
-          <w:rFonts w:ascii="Gentium" w:hAnsi="Gentium" w:cs="Gentium"/>
-          <w:color w:val="000000"/>
-          <w:lang w:eastAsia="en-GB" w:bidi="he-IL"/>
-        </w:rPr>
-        <w:t xml:space="preserve">. </w:t>
+        <w:t xml:space="preserve">for eight days, beginning on the twenty-fifth day of the month Casleu. </w:t>
       </w:r>
       <w:r>
         <w:rPr>
@@ -5650,25 +5592,7 @@
           <w:color w:val="000000"/>
           <w:lang w:eastAsia="en-GB" w:bidi="he-IL"/>
         </w:rPr>
-        <w:t xml:space="preserve">And he went on until he came to the country of </w:t>
-      </w:r>
-      <w:proofErr w:type="spellStart"/>
-      <w:r>
-        <w:rPr>
-          <w:rFonts w:ascii="Gentium" w:hAnsi="Gentium" w:cs="Gentium"/>
-          <w:color w:val="000000"/>
-          <w:lang w:eastAsia="en-GB" w:bidi="he-IL"/>
-        </w:rPr>
-        <w:t>Giares</w:t>
-      </w:r>
-      <w:proofErr w:type="spellEnd"/>
-      <w:r>
-        <w:rPr>
-          <w:rFonts w:ascii="Gentium" w:hAnsi="Gentium" w:cs="Gentium"/>
-          <w:color w:val="000000"/>
-          <w:lang w:eastAsia="en-GB" w:bidi="he-IL"/>
-        </w:rPr>
-        <w:t xml:space="preserve"> (</w:t>
+        <w:t>And he went on until he came to the country of Giares (</w:t>
       </w:r>
       <w:r>
         <w:rPr>
@@ -6063,18 +5987,8 @@
           <w:color w:val="000000"/>
           <w:lang w:eastAsia="en-GB" w:bidi="he-IL"/>
         </w:rPr>
-        <w:t xml:space="preserve">But Ptolemy fled to Gaza and remained there; and the men of </w:t>
-      </w:r>
-      <w:proofErr w:type="spellStart"/>
-      <w:r>
-        <w:rPr>
-          <w:rFonts w:ascii="Gentium" w:hAnsi="Gentium" w:cs="Gentium"/>
-          <w:color w:val="000000"/>
-          <w:lang w:eastAsia="en-GB" w:bidi="he-IL"/>
-        </w:rPr>
-        <w:t>Chalisam</w:t>
-      </w:r>
-      <w:proofErr w:type="spellEnd"/>
+        <w:t>But Ptolemy fled to Gaza and remained there; and the men of Chalisam</w:t>
+      </w:r>
       <w:r>
         <w:rPr>
           <w:rFonts w:ascii="Gentium" w:hAnsi="Gentium" w:cs="Gentium"/>
@@ -6539,25 +6453,7 @@
           <w:color w:val="000000"/>
           <w:lang w:eastAsia="en-GB" w:bidi="he-IL"/>
         </w:rPr>
-        <w:t xml:space="preserve">Who, coming to a city that is called </w:t>
-      </w:r>
-      <w:proofErr w:type="spellStart"/>
-      <w:r>
-        <w:rPr>
-          <w:rFonts w:ascii="Gentium" w:hAnsi="Gentium" w:cs="Gentium"/>
-          <w:color w:val="000000"/>
-          <w:lang w:eastAsia="en-GB" w:bidi="he-IL"/>
-        </w:rPr>
-        <w:t>Bethner</w:t>
-      </w:r>
-      <w:proofErr w:type="spellEnd"/>
-      <w:r>
-        <w:rPr>
-          <w:rFonts w:ascii="Gentium" w:hAnsi="Gentium" w:cs="Gentium"/>
-          <w:color w:val="000000"/>
-          <w:lang w:eastAsia="en-GB" w:bidi="he-IL"/>
-        </w:rPr>
-        <w:t xml:space="preserve">, pitched their camp around it, and besieged it, because it was a large city, and </w:t>
+        <w:t xml:space="preserve">Who, coming to a city that is called Bethner, pitched their camp around it, and besieged it, because it was a large city, and </w:t>
       </w:r>
       <w:r>
         <w:rPr>
@@ -6684,25 +6580,7 @@
           <w:color w:val="000000"/>
           <w:lang w:eastAsia="en-GB" w:bidi="he-IL"/>
         </w:rPr>
-        <w:t xml:space="preserve">After this, they marched from the region of the holy house to </w:t>
-      </w:r>
-      <w:proofErr w:type="spellStart"/>
-      <w:r>
-        <w:rPr>
-          <w:rFonts w:ascii="Gentium" w:hAnsi="Gentium" w:cs="Gentium"/>
-          <w:color w:val="000000"/>
-          <w:lang w:eastAsia="en-GB" w:bidi="he-IL"/>
-        </w:rPr>
-        <w:t>Bethner</w:t>
-      </w:r>
-      <w:proofErr w:type="spellEnd"/>
-      <w:r>
-        <w:rPr>
-          <w:rFonts w:ascii="Gentium" w:hAnsi="Gentium" w:cs="Gentium"/>
-          <w:color w:val="000000"/>
-          <w:lang w:eastAsia="en-GB" w:bidi="he-IL"/>
-        </w:rPr>
-        <w:t xml:space="preserve">. For, they had designed to come upon the army suddenly, and to defeat it without a struggle. </w:t>
+        <w:t xml:space="preserve">After this, they marched from the region of the holy house to Bethner. For, they had designed to come upon the army suddenly, and to defeat it without a struggle. </w:t>
       </w:r>
       <w:r>
         <w:rPr>
@@ -7202,25 +7080,7 @@
           <w:color w:val="000000"/>
           <w:lang w:eastAsia="en-GB" w:bidi="he-IL"/>
         </w:rPr>
-        <w:t xml:space="preserve">Which </w:t>
-      </w:r>
-      <w:proofErr w:type="gramStart"/>
-      <w:r>
-        <w:rPr>
-          <w:rFonts w:ascii="Gentium" w:hAnsi="Gentium" w:cs="Gentium"/>
-          <w:color w:val="000000"/>
-          <w:lang w:eastAsia="en-GB" w:bidi="he-IL"/>
-        </w:rPr>
-        <w:t>thing</w:t>
-      </w:r>
-      <w:proofErr w:type="gramEnd"/>
-      <w:r>
-        <w:rPr>
-          <w:rFonts w:ascii="Gentium" w:hAnsi="Gentium" w:cs="Gentium"/>
-          <w:color w:val="000000"/>
-          <w:lang w:eastAsia="en-GB" w:bidi="he-IL"/>
-        </w:rPr>
-        <w:t xml:space="preserve"> truly they did; and they placed at the head of their armies two most renowned men; the name of one was Emilius, and of the other Varro. </w:t>
+        <w:t xml:space="preserve">Which thing truly they did; and they placed at the head of their armies two most renowned men; the name of one was Emilius, and of the other Varro. </w:t>
       </w:r>
       <w:r>
         <w:rPr>
@@ -7254,25 +7114,7 @@
           <w:color w:val="000000"/>
           <w:lang w:eastAsia="en-GB" w:bidi="he-IL"/>
         </w:rPr>
-        <w:t xml:space="preserve">But Varro fled into a certain very large and strong city called </w:t>
-      </w:r>
-      <w:proofErr w:type="spellStart"/>
-      <w:r>
-        <w:rPr>
-          <w:rFonts w:ascii="Gentium" w:hAnsi="Gentium" w:cs="Gentium"/>
-          <w:color w:val="000000"/>
-          <w:lang w:eastAsia="en-GB" w:bidi="he-IL"/>
-        </w:rPr>
-        <w:t>Venusia</w:t>
-      </w:r>
-      <w:proofErr w:type="spellEnd"/>
-      <w:r>
-        <w:rPr>
-          <w:rFonts w:ascii="Gentium" w:hAnsi="Gentium" w:cs="Gentium"/>
-          <w:color w:val="000000"/>
-          <w:lang w:eastAsia="en-GB" w:bidi="he-IL"/>
-        </w:rPr>
-        <w:t xml:space="preserve">; him Annibal did not pursue; but he marched to Rome, to take it, and there to remain. </w:t>
+        <w:t xml:space="preserve">But Varro fled into a certain very large and strong city called Venusia; him Annibal did not pursue; but he marched to Rome, to take it, and there to remain. </w:t>
       </w:r>
       <w:r>
         <w:rPr>
@@ -7519,25 +7361,7 @@
           <w:color w:val="000000"/>
           <w:lang w:eastAsia="en-GB" w:bidi="he-IL"/>
         </w:rPr>
-        <w:t xml:space="preserve">Then he threw the head to him. Which, being brought to Annibal and recognised by him, he was increased in fury and anger against the </w:t>
-      </w:r>
-      <w:proofErr w:type="gramStart"/>
-      <w:r>
-        <w:rPr>
-          <w:rFonts w:ascii="Gentium" w:hAnsi="Gentium" w:cs="Gentium"/>
-          <w:color w:val="000000"/>
-          <w:lang w:eastAsia="en-GB" w:bidi="he-IL"/>
-        </w:rPr>
-        <w:t>people, and</w:t>
-      </w:r>
-      <w:proofErr w:type="gramEnd"/>
-      <w:r>
-        <w:rPr>
-          <w:rFonts w:ascii="Gentium" w:hAnsi="Gentium" w:cs="Gentium"/>
-          <w:color w:val="000000"/>
-          <w:lang w:eastAsia="en-GB" w:bidi="he-IL"/>
-        </w:rPr>
-        <w:t xml:space="preserve"> swore that he would not depart </w:t>
+        <w:t xml:space="preserve">Then he threw the head to him. Which, being brought to Annibal and recognised by him, he was increased in fury and anger against the people, and swore that he would not depart </w:t>
       </w:r>
       <w:r>
         <w:rPr>
@@ -7589,25 +7413,7 @@
           <w:color w:val="000000"/>
           <w:lang w:eastAsia="en-GB" w:bidi="he-IL"/>
         </w:rPr>
-        <w:t xml:space="preserve">And Scipio returned with his army into Africa; and they pitched their camp around </w:t>
-      </w:r>
-      <w:proofErr w:type="gramStart"/>
-      <w:r>
-        <w:rPr>
-          <w:rFonts w:ascii="Gentium" w:hAnsi="Gentium" w:cs="Gentium"/>
-          <w:color w:val="000000"/>
-          <w:lang w:eastAsia="en-GB" w:bidi="he-IL"/>
-        </w:rPr>
-        <w:t>Carthage, and</w:t>
-      </w:r>
-      <w:proofErr w:type="gramEnd"/>
-      <w:r>
-        <w:rPr>
-          <w:rFonts w:ascii="Gentium" w:hAnsi="Gentium" w:cs="Gentium"/>
-          <w:color w:val="000000"/>
-          <w:lang w:eastAsia="en-GB" w:bidi="he-IL"/>
-        </w:rPr>
-        <w:t xml:space="preserve"> besieged it with a most active siege. </w:t>
+        <w:t xml:space="preserve">And Scipio returned with his army into Africa; and they pitched their camp around Carthage, and besieged it with a most active siege. </w:t>
       </w:r>
       <w:r>
         <w:rPr>
@@ -7641,25 +7447,7 @@
           <w:color w:val="000000"/>
           <w:lang w:eastAsia="en-GB" w:bidi="he-IL"/>
         </w:rPr>
-        <w:t xml:space="preserve">Therefore, if you delay coming, we will surrender to him the </w:t>
-      </w:r>
-      <w:proofErr w:type="gramStart"/>
-      <w:r>
-        <w:rPr>
-          <w:rFonts w:ascii="Gentium" w:hAnsi="Gentium" w:cs="Gentium"/>
-          <w:color w:val="000000"/>
-          <w:lang w:eastAsia="en-GB" w:bidi="he-IL"/>
-        </w:rPr>
-        <w:t>country, and</w:t>
-      </w:r>
-      <w:proofErr w:type="gramEnd"/>
-      <w:r>
-        <w:rPr>
-          <w:rFonts w:ascii="Gentium" w:hAnsi="Gentium" w:cs="Gentium"/>
-          <w:color w:val="000000"/>
-          <w:lang w:eastAsia="en-GB" w:bidi="he-IL"/>
-        </w:rPr>
-        <w:t xml:space="preserve"> will give up your family and all your substance and your treasures, that we and our property may go unhurt.” </w:t>
+        <w:t xml:space="preserve">Therefore, if you delay coming, we will surrender to him the country, and will give up your family and all your substance and your treasures, that we and our property may go unhurt.” </w:t>
       </w:r>
       <w:r>
         <w:rPr>
@@ -7693,25 +7481,7 @@
           <w:color w:val="000000"/>
           <w:lang w:eastAsia="en-GB" w:bidi="he-IL"/>
         </w:rPr>
-        <w:t xml:space="preserve">And Scipio went forward and met </w:t>
-      </w:r>
-      <w:proofErr w:type="gramStart"/>
-      <w:r>
-        <w:rPr>
-          <w:rFonts w:ascii="Gentium" w:hAnsi="Gentium" w:cs="Gentium"/>
-          <w:color w:val="000000"/>
-          <w:lang w:eastAsia="en-GB" w:bidi="he-IL"/>
-        </w:rPr>
-        <w:t>him, and</w:t>
-      </w:r>
-      <w:proofErr w:type="gramEnd"/>
-      <w:r>
-        <w:rPr>
-          <w:rFonts w:ascii="Gentium" w:hAnsi="Gentium" w:cs="Gentium"/>
-          <w:color w:val="000000"/>
-          <w:lang w:eastAsia="en-GB" w:bidi="he-IL"/>
-        </w:rPr>
-        <w:t xml:space="preserve"> fought a most fierce battle with him three times, and there were slain fifty thousand of his men. </w:t>
+        <w:t xml:space="preserve">And Scipio went forward and met him, and fought a most fierce battle with him three times, and there were slain fifty thousand of his men. </w:t>
       </w:r>
       <w:r>
         <w:rPr>
@@ -7820,18 +7590,6 @@
         </w:rPr>
         <w:t>Chapter XIII</w:t>
       </w:r>
-      <w:r>
-        <w:rPr>
-          <w:rFonts w:ascii="Gentium" w:hAnsi="Gentium" w:cs="Gentium"/>
-          <w:b/>
-          <w:bCs/>
-          <w:color w:val="000000"/>
-          <w:sz w:val="28"/>
-          <w:szCs w:val="28"/>
-          <w:lang w:eastAsia="en-GB" w:bidi="he-IL"/>
-        </w:rPr>
-        <w:t>@@@@@@</w:t>
-      </w:r>
     </w:p>
     <w:p>
       <w:pPr>
@@ -8138,7 +7896,27 @@
           <w:color w:val="000000"/>
           <w:lang w:eastAsia="en-GB" w:bidi="he-IL"/>
         </w:rPr>
-        <w:t>An account of the battle which took place between Judas, Ptolemy, and Gorgias.</w:t>
+        <w:t xml:space="preserve">An account of the battle </w:t>
+      </w:r>
+      <w:r>
+        <w:rPr>
+          <w:rFonts w:ascii="Gentium" w:hAnsi="Gentium" w:cs="Gentium"/>
+          <w:i/>
+          <w:iCs/>
+          <w:color w:val="000000"/>
+          <w:lang w:eastAsia="en-GB" w:bidi="he-IL"/>
+        </w:rPr>
+        <w:t>that</w:t>
+      </w:r>
+      <w:r>
+        <w:rPr>
+          <w:rFonts w:ascii="Gentium" w:hAnsi="Gentium" w:cs="Gentium"/>
+          <w:i/>
+          <w:iCs/>
+          <w:color w:val="000000"/>
+          <w:lang w:eastAsia="en-GB" w:bidi="he-IL"/>
+        </w:rPr>
+        <w:t xml:space="preserve"> took place between Judas, Ptolemy, and Gorgias.</w:t>
       </w:r>
     </w:p>
     <w:p>
@@ -8316,7 +8094,67 @@
           <w:color w:val="000000"/>
           <w:lang w:eastAsia="en-GB" w:bidi="he-IL"/>
         </w:rPr>
-        <w:t xml:space="preserve">The dissolution of the treaty which Antiochus had made with Judas, and of his march together with Lysias with a great army, and of his wars. </w:t>
+        <w:t xml:space="preserve">The dissolution of the treaty which Antiochus had made with Judas, and of his march </w:t>
+      </w:r>
+      <w:r>
+        <w:rPr>
+          <w:rFonts w:ascii="Gentium" w:hAnsi="Gentium" w:cs="Gentium"/>
+          <w:i/>
+          <w:iCs/>
+          <w:color w:val="000000"/>
+          <w:lang w:eastAsia="en-GB" w:bidi="he-IL"/>
+        </w:rPr>
+        <w:t>(</w:t>
+      </w:r>
+      <w:r>
+        <w:rPr>
+          <w:rFonts w:ascii="Gentium" w:hAnsi="Gentium" w:cs="Gentium"/>
+          <w:i/>
+          <w:iCs/>
+          <w:color w:val="000000"/>
+          <w:lang w:eastAsia="en-GB" w:bidi="he-IL"/>
+        </w:rPr>
+        <w:t xml:space="preserve">together with Lysias </w:t>
+      </w:r>
+      <w:r>
+        <w:rPr>
+          <w:rFonts w:ascii="Gentium" w:hAnsi="Gentium" w:cs="Gentium"/>
+          <w:i/>
+          <w:iCs/>
+          <w:color w:val="000000"/>
+          <w:lang w:eastAsia="en-GB" w:bidi="he-IL"/>
+        </w:rPr>
+        <w:t xml:space="preserve">his cousin’s son) </w:t>
+      </w:r>
+      <w:r>
+        <w:rPr>
+          <w:rFonts w:ascii="Gentium" w:hAnsi="Gentium" w:cs="Gentium"/>
+          <w:i/>
+          <w:iCs/>
+          <w:color w:val="000000"/>
+          <w:lang w:eastAsia="en-GB" w:bidi="he-IL"/>
+        </w:rPr>
+        <w:t xml:space="preserve">with a great army, </w:t>
+      </w:r>
+      <w:r>
+        <w:rPr>
+          <w:rFonts w:ascii="Gentium" w:hAnsi="Gentium" w:cs="Gentium"/>
+          <w:i/>
+          <w:iCs/>
+          <w:color w:val="000000"/>
+          <w:lang w:eastAsia="en-GB" w:bidi="he-IL"/>
+        </w:rPr>
+        <w:br/>
+      </w:r>
+      <w:r>
+        <w:rPr>
+          <w:rFonts w:ascii="Gentium" w:hAnsi="Gentium" w:cs="Gentium"/>
+          <w:i/>
+          <w:iCs/>
+          <w:color w:val="000000"/>
+          <w:lang w:eastAsia="en-GB" w:bidi="he-IL"/>
+        </w:rPr>
+        <w:t xml:space="preserve">and of his wars. </w:t>
       </w:r>
     </w:p>
     <w:p>
@@ -8480,7 +8318,16 @@
           <w:color w:val="000000"/>
           <w:lang w:eastAsia="en-GB" w:bidi="he-IL"/>
         </w:rPr>
-        <w:t xml:space="preserve">And he went forward until he came even to the elephant; and, creeping under him, he cut open his belly; and the elephant fell down upon him, and he died. So, the king, perceiving this, commanded to sound a retreat; and it was done. </w:t>
+        <w:t xml:space="preserve">And he went forward until he came even to the elephant; and, creeping under him, he cut open his belly; and the elephant fell down upon him, and he died. So, the king, perceiving this, commanded to sound a retreat; and </w:t>
+      </w:r>
+      <w:r>
+        <w:rPr>
+          <w:rFonts w:ascii="Gentium" w:hAnsi="Gentium" w:cs="Gentium"/>
+          <w:color w:val="000000"/>
+          <w:lang w:eastAsia="en-GB" w:bidi="he-IL"/>
+        </w:rPr>
+        <w:lastRenderedPageBreak/>
+        <w:t xml:space="preserve">it was done. </w:t>
       </w:r>
       <w:r>
         <w:rPr>
@@ -8497,16 +8344,7 @@
           <w:color w:val="000000"/>
           <w:lang w:eastAsia="en-GB" w:bidi="he-IL"/>
         </w:rPr>
-        <w:t xml:space="preserve">And the amount of men of the higher rank slain that day in the battle was eight hundred men, besides those of the common men </w:t>
-      </w:r>
-      <w:r>
-        <w:rPr>
-          <w:rFonts w:ascii="Gentium" w:hAnsi="Gentium" w:cs="Gentium"/>
-          <w:color w:val="000000"/>
-          <w:lang w:eastAsia="en-GB" w:bidi="he-IL"/>
-        </w:rPr>
-        <w:lastRenderedPageBreak/>
-        <w:t xml:space="preserve">who were slain, and those who had been killed during the night. </w:t>
+        <w:t xml:space="preserve">And the amount of men of the higher rank slain that day in the battle was eight hundred men, besides those of the common men who were slain, and those who had been killed during the night. </w:t>
       </w:r>
       <w:r>
         <w:rPr>
@@ -8619,7 +8457,25 @@
           <w:vertAlign w:val="superscript"/>
           <w:lang w:eastAsia="en-GB" w:bidi="he-IL"/>
         </w:rPr>
-        <w:t>16 </w:t>
+        <w:t>1</w:t>
+      </w:r>
+      <w:r>
+        <w:rPr>
+          <w:rFonts w:ascii="Gentium" w:hAnsi="Gentium" w:cs="Gentium"/>
+          <w:color w:val="0070C0"/>
+          <w:vertAlign w:val="superscript"/>
+          <w:lang w:eastAsia="en-GB" w:bidi="he-IL"/>
+        </w:rPr>
+        <w:t>5</w:t>
+      </w:r>
+      <w:r>
+        <w:rPr>
+          <w:rFonts w:ascii="Gentium" w:hAnsi="Gentium" w:cs="Gentium"/>
+          <w:color w:val="0070C0"/>
+          <w:vertAlign w:val="superscript"/>
+          <w:lang w:eastAsia="en-GB" w:bidi="he-IL"/>
+        </w:rPr>
+        <w:t> </w:t>
       </w:r>
       <w:r>
         <w:rPr>
@@ -9007,35 +8863,7 @@
           <w:color w:val="000000"/>
           <w:lang w:eastAsia="en-GB" w:bidi="he-IL"/>
         </w:rPr>
-        <w:t xml:space="preserve">But tidings of this came to Judas, and he went out from the city by night and departed to </w:t>
-      </w:r>
-      <w:proofErr w:type="spellStart"/>
-      <w:proofErr w:type="gramStart"/>
-      <w:r>
-        <w:rPr>
-          <w:rFonts w:ascii="Gentium" w:hAnsi="Gentium" w:cs="Gentium"/>
-          <w:color w:val="000000"/>
-          <w:lang w:eastAsia="en-GB" w:bidi="he-IL"/>
-        </w:rPr>
-        <w:t>Sebaste</w:t>
-      </w:r>
-      <w:proofErr w:type="spellEnd"/>
-      <w:r>
-        <w:rPr>
-          <w:rFonts w:ascii="Gentium" w:hAnsi="Gentium" w:cs="Gentium"/>
-          <w:color w:val="000000"/>
-          <w:lang w:eastAsia="en-GB" w:bidi="he-IL"/>
-        </w:rPr>
-        <w:t>, and</w:t>
-      </w:r>
-      <w:proofErr w:type="gramEnd"/>
-      <w:r>
-        <w:rPr>
-          <w:rFonts w:ascii="Gentium" w:hAnsi="Gentium" w:cs="Gentium"/>
-          <w:color w:val="000000"/>
-          <w:lang w:eastAsia="en-GB" w:bidi="he-IL"/>
-        </w:rPr>
-        <w:t xml:space="preserve"> sent to his companions to come to him. </w:t>
+        <w:t xml:space="preserve">But tidings of this came to Judas, and he went out from the city by night and departed to Sebaste and sent to his companions to come to him. </w:t>
       </w:r>
       <w:r>
         <w:rPr>
@@ -9052,25 +8880,7 @@
           <w:color w:val="000000"/>
           <w:lang w:eastAsia="en-GB" w:bidi="he-IL"/>
         </w:rPr>
-        <w:t xml:space="preserve">And, when they were come, he sounded the </w:t>
-      </w:r>
-      <w:proofErr w:type="gramStart"/>
-      <w:r>
-        <w:rPr>
-          <w:rFonts w:ascii="Gentium" w:hAnsi="Gentium" w:cs="Gentium"/>
-          <w:color w:val="000000"/>
-          <w:lang w:eastAsia="en-GB" w:bidi="he-IL"/>
-        </w:rPr>
-        <w:t>trumpet, and</w:t>
-      </w:r>
-      <w:proofErr w:type="gramEnd"/>
-      <w:r>
-        <w:rPr>
-          <w:rFonts w:ascii="Gentium" w:hAnsi="Gentium" w:cs="Gentium"/>
-          <w:color w:val="000000"/>
-          <w:lang w:eastAsia="en-GB" w:bidi="he-IL"/>
-        </w:rPr>
-        <w:t xml:space="preserve"> commanded them to prepare themselves to attack Nicanor. </w:t>
+        <w:t xml:space="preserve">And, when they were come, he sounded the trumpet and commanded them to prepare themselves to attack Nicanor. </w:t>
       </w:r>
       <w:r>
         <w:rPr>
@@ -9121,25 +8931,7 @@
           <w:color w:val="000000"/>
           <w:lang w:eastAsia="en-GB" w:bidi="he-IL"/>
         </w:rPr>
-        <w:t xml:space="preserve">Whereupon he abused both them and the house of God, and spoke insolently of the temple, and threatened that he would demolish it from the very </w:t>
-      </w:r>
-      <w:proofErr w:type="gramStart"/>
-      <w:r>
-        <w:rPr>
-          <w:rFonts w:ascii="Gentium" w:hAnsi="Gentium" w:cs="Gentium"/>
-          <w:color w:val="000000"/>
-          <w:lang w:eastAsia="en-GB" w:bidi="he-IL"/>
-        </w:rPr>
-        <w:t>foundations, and</w:t>
-      </w:r>
-      <w:proofErr w:type="gramEnd"/>
-      <w:r>
-        <w:rPr>
-          <w:rFonts w:ascii="Gentium" w:hAnsi="Gentium" w:cs="Gentium"/>
-          <w:color w:val="000000"/>
-          <w:lang w:eastAsia="en-GB" w:bidi="he-IL"/>
-        </w:rPr>
-        <w:t xml:space="preserve"> departed in a rage. He also took care to search all the houses of the Holy City. </w:t>
+        <w:t xml:space="preserve">Whereupon he abused both them and the house of God, and spoke insolently of the temple, and threatened that he would demolish it from the very foundations and departed in a rage. He also took care to search all the houses of the Holy City. </w:t>
       </w:r>
       <w:r>
         <w:rPr>
@@ -9156,7 +8948,7 @@
           <w:color w:val="000000"/>
           <w:lang w:eastAsia="en-GB" w:bidi="he-IL"/>
         </w:rPr>
-        <w:t xml:space="preserve">Likewise, he sent his men to the house of a certain excellent man, who had been seized in the time of Antiochus, and put to extreme torture; but, after the death of Antiochus, the Jews </w:t>
+        <w:t xml:space="preserve">Likewise, he sent his men to the house </w:t>
       </w:r>
       <w:r>
         <w:rPr>
@@ -9165,7 +8957,7 @@
           <w:lang w:eastAsia="en-GB" w:bidi="he-IL"/>
         </w:rPr>
         <w:lastRenderedPageBreak/>
-        <w:t xml:space="preserve">increased his authority and greatly honoured him. </w:t>
+        <w:t xml:space="preserve">of a certain excellent man, who had been seized in the time of Antiochus, and put to extreme torture; but, after the death of Antiochus, the Jews increased his authority and greatly honoured him. </w:t>
       </w:r>
       <w:r>
         <w:rPr>
@@ -9216,7 +9008,23 @@
           <w:color w:val="000000"/>
           <w:lang w:eastAsia="en-GB" w:bidi="he-IL"/>
         </w:rPr>
-        <w:t xml:space="preserve">And Nicanor went forth to him, and Judas met him with these words, “O God, it was You who exterminated the army of king Sennacherib; and he indeed was greater than this man, in fame, in empire, and in the multitude of his host: </w:t>
+        <w:t>And Nicanor went forth to him, and Judas met him with these words, “O God, it was You who exterminated the army of king Sennacherib; and he indeed was greater than this man, in fame, in empire, and in the multitude of his host</w:t>
+      </w:r>
+      <w:r>
+        <w:rPr>
+          <w:rFonts w:ascii="Gentium" w:hAnsi="Gentium" w:cs="Gentium"/>
+          <w:color w:val="000000"/>
+          <w:lang w:eastAsia="en-GB" w:bidi="he-IL"/>
+        </w:rPr>
+        <w:t>.</w:t>
+      </w:r>
+      <w:r>
+        <w:rPr>
+          <w:rFonts w:ascii="Gentium" w:hAnsi="Gentium" w:cs="Gentium"/>
+          <w:color w:val="000000"/>
+          <w:lang w:eastAsia="en-GB" w:bidi="he-IL"/>
+        </w:rPr>
+        <w:t xml:space="preserve"> </w:t>
       </w:r>
       <w:r>
         <w:rPr>
@@ -9233,25 +9041,7 @@
           <w:color w:val="000000"/>
           <w:lang w:eastAsia="en-GB" w:bidi="he-IL"/>
         </w:rPr>
-        <w:t xml:space="preserve">And You delivered </w:t>
-      </w:r>
-      <w:proofErr w:type="spellStart"/>
-      <w:r>
-        <w:rPr>
-          <w:rFonts w:ascii="Gentium" w:hAnsi="Gentium" w:cs="Gentium"/>
-          <w:color w:val="000000"/>
-          <w:lang w:eastAsia="en-GB" w:bidi="he-IL"/>
-        </w:rPr>
-        <w:t>Ezechiah</w:t>
-      </w:r>
-      <w:proofErr w:type="spellEnd"/>
-      <w:r>
-        <w:rPr>
-          <w:rFonts w:ascii="Gentium" w:hAnsi="Gentium" w:cs="Gentium"/>
-          <w:color w:val="000000"/>
-          <w:lang w:eastAsia="en-GB" w:bidi="he-IL"/>
-        </w:rPr>
-        <w:t xml:space="preserve"> king of Judah from him, when he had trusted in You and prayed to You; deliver us, I pray you, O God, from his malice, and make us victorious over him.” </w:t>
+        <w:t xml:space="preserve">And You delivered Ezechiah king of Judah from him, when he had trusted in You and prayed to You; deliver us, I pray you, O God, from his malice, and make us victorious over him.” </w:t>
       </w:r>
       <w:r>
         <w:rPr>
@@ -9677,7 +9467,16 @@
           <w:color w:val="000000"/>
           <w:lang w:eastAsia="en-GB" w:bidi="he-IL"/>
         </w:rPr>
-        <w:t xml:space="preserve">And those fifteen thousand rushed upon them, and a very great battle took place between them and Judas; and there fell on both sides a certain number of slain, in which number was Judas. </w:t>
+        <w:t xml:space="preserve">And those fifteen thousand rushed upon them, and a very great </w:t>
+      </w:r>
+      <w:r>
+        <w:rPr>
+          <w:rFonts w:ascii="Gentium" w:hAnsi="Gentium" w:cs="Gentium"/>
+          <w:color w:val="000000"/>
+          <w:lang w:eastAsia="en-GB" w:bidi="he-IL"/>
+        </w:rPr>
+        <w:lastRenderedPageBreak/>
+        <w:t xml:space="preserve">battle took place between them and Judas; and there fell on both sides a certain number of slain, in which number was Judas. </w:t>
       </w:r>
       <w:r>
         <w:rPr>
@@ -9694,16 +9493,7 @@
           <w:color w:val="000000"/>
           <w:lang w:eastAsia="en-GB" w:bidi="he-IL"/>
         </w:rPr>
-        <w:t xml:space="preserve">Whom his </w:t>
-      </w:r>
-      <w:r>
-        <w:rPr>
-          <w:rFonts w:ascii="Gentium" w:hAnsi="Gentium" w:cs="Gentium"/>
-          <w:color w:val="000000"/>
-          <w:lang w:eastAsia="en-GB" w:bidi="he-IL"/>
-        </w:rPr>
-        <w:lastRenderedPageBreak/>
-        <w:t xml:space="preserve">brothers carried and buried beside the sepulchre of Mattathias his father, [God be merciful to them]; and the children of Israel bewailed him many days. </w:t>
+        <w:t xml:space="preserve">Whom his brothers carried and buried beside the sepulchre of Mattathias his father, [God be merciful to them]; and the children of Israel bewailed him many days. </w:t>
       </w:r>
       <w:r>
         <w:rPr>
@@ -10220,6 +10010,7 @@
           <w:color w:val="000000"/>
           <w:lang w:eastAsia="en-GB" w:bidi="he-IL"/>
         </w:rPr>
+        <w:lastRenderedPageBreak/>
         <w:t>[Here ends the history as given in the two books usually attached to our Bibles.]</w:t>
       </w:r>
     </w:p>
@@ -10261,7 +10052,6 @@
           <w:szCs w:val="28"/>
           <w:lang w:eastAsia="en-GB" w:bidi="he-IL"/>
         </w:rPr>
-        <w:lastRenderedPageBreak/>
         <w:t>Chapter XX</w:t>
       </w:r>
     </w:p>
@@ -10315,25 +10105,7 @@
           <w:color w:val="000000"/>
           <w:lang w:eastAsia="en-GB" w:bidi="he-IL"/>
         </w:rPr>
-        <w:t xml:space="preserve">Now Simeon, while he was yet alive, had appointed </w:t>
-      </w:r>
-      <w:proofErr w:type="spellStart"/>
-      <w:r>
-        <w:rPr>
-          <w:rFonts w:ascii="Gentium" w:hAnsi="Gentium" w:cs="Gentium"/>
-          <w:color w:val="000000"/>
-          <w:lang w:eastAsia="en-GB" w:bidi="he-IL"/>
-        </w:rPr>
-        <w:t>Jochanan</w:t>
-      </w:r>
-      <w:proofErr w:type="spellEnd"/>
-      <w:r>
-        <w:rPr>
-          <w:rFonts w:ascii="Gentium" w:hAnsi="Gentium" w:cs="Gentium"/>
-          <w:color w:val="000000"/>
-          <w:lang w:eastAsia="en-GB" w:bidi="he-IL"/>
-        </w:rPr>
-        <w:t xml:space="preserve"> his son to be captain; and, having gathered to him very many troops, he sent him to vanquish a certain man who had come out against him, and was called Hyrcanus. </w:t>
+        <w:t xml:space="preserve">Now Simeon, while he was yet alive, had appointed Jochanan his son to be captain; and, having gathered to him very many troops, he sent him to vanquish a certain man who had come out against him, and was called Hyrcanus. </w:t>
       </w:r>
       <w:r>
         <w:rPr>
@@ -10435,25 +10207,7 @@
           <w:color w:val="000000"/>
           <w:lang w:eastAsia="en-GB" w:bidi="he-IL"/>
         </w:rPr>
-        <w:t xml:space="preserve">But Hyrcanus went to the Holy House, and offered sacrifices, and succeeded his father; and he collected a large army and went to attack Ptolemy. Therefore, Ptolemy shut the gate of Dagon upon himself and his </w:t>
-      </w:r>
-      <w:proofErr w:type="gramStart"/>
-      <w:r>
-        <w:rPr>
-          <w:rFonts w:ascii="Gentium" w:hAnsi="Gentium" w:cs="Gentium"/>
-          <w:color w:val="000000"/>
-          <w:lang w:eastAsia="en-GB" w:bidi="he-IL"/>
-        </w:rPr>
-        <w:t>company, and</w:t>
-      </w:r>
-      <w:proofErr w:type="gramEnd"/>
-      <w:r>
-        <w:rPr>
-          <w:rFonts w:ascii="Gentium" w:hAnsi="Gentium" w:cs="Gentium"/>
-          <w:color w:val="000000"/>
-          <w:lang w:eastAsia="en-GB" w:bidi="he-IL"/>
-        </w:rPr>
-        <w:t xml:space="preserve"> fortified himself therein. </w:t>
+        <w:t xml:space="preserve">But Hyrcanus went to the Holy House, and offered sacrifices, and succeeded his father; and he collected a large army and went to attack Ptolemy. Therefore, Ptolemy shut the gate of Dagon upon himself and his company, and fortified himself therein. </w:t>
       </w:r>
       <w:r>
         <w:rPr>
@@ -10804,7 +10558,16 @@
           <w:color w:val="000000"/>
           <w:lang w:eastAsia="en-GB" w:bidi="he-IL"/>
         </w:rPr>
-        <w:t xml:space="preserve"> it; for, he had betaken himself to the northern side of the city, and had built there a hundred and thirty towers opposite to the wall </w:t>
+        <w:t xml:space="preserve"> it; for, he had betaken himself to the northern side </w:t>
+      </w:r>
+      <w:r>
+        <w:rPr>
+          <w:rFonts w:ascii="Gentium" w:hAnsi="Gentium" w:cs="Gentium"/>
+          <w:color w:val="000000"/>
+          <w:lang w:eastAsia="en-GB" w:bidi="he-IL"/>
+        </w:rPr>
+        <w:lastRenderedPageBreak/>
+        <w:t xml:space="preserve">of the city, and had built there a hundred and thirty towers opposite to the wall </w:t>
       </w:r>
       <w:r>
         <w:rPr>
@@ -10821,16 +10584,7 @@
           <w:color w:val="000000"/>
           <w:lang w:eastAsia="en-GB" w:bidi="he-IL"/>
         </w:rPr>
-        <w:t xml:space="preserve">and had caused men to mount them, to fight with those who </w:t>
-      </w:r>
-      <w:r>
-        <w:rPr>
-          <w:rFonts w:ascii="Gentium" w:hAnsi="Gentium" w:cs="Gentium"/>
-          <w:color w:val="000000"/>
-          <w:lang w:eastAsia="en-GB" w:bidi="he-IL"/>
-        </w:rPr>
-        <w:lastRenderedPageBreak/>
-        <w:t xml:space="preserve">should endeavour to go up upon the walls of the city. </w:t>
+        <w:t xml:space="preserve">and had caused men to mount them, to fight with those who should endeavour to go up upon the walls of the city. </w:t>
       </w:r>
       <w:r>
         <w:rPr>
@@ -11294,25 +11048,7 @@
           <w:color w:val="000000"/>
           <w:lang w:eastAsia="en-GB" w:bidi="he-IL"/>
         </w:rPr>
-        <w:t xml:space="preserve">And, on his journey, besieged </w:t>
-      </w:r>
-      <w:proofErr w:type="spellStart"/>
-      <w:r>
-        <w:rPr>
-          <w:rFonts w:ascii="Gentium" w:hAnsi="Gentium" w:cs="Gentium"/>
-          <w:color w:val="000000"/>
-          <w:lang w:eastAsia="en-GB" w:bidi="he-IL"/>
-        </w:rPr>
-        <w:t>Halepus</w:t>
-      </w:r>
-      <w:proofErr w:type="spellEnd"/>
-      <w:r>
-        <w:rPr>
-          <w:rFonts w:ascii="Gentium" w:hAnsi="Gentium" w:cs="Gentium"/>
-          <w:color w:val="000000"/>
-          <w:lang w:eastAsia="en-GB" w:bidi="he-IL"/>
-        </w:rPr>
-        <w:t xml:space="preserve">; and the citizens surrendered to him, paying him tribute; and be departed from them and returned into the Holy City, and remained there for some days. </w:t>
+        <w:t xml:space="preserve">And, on his journey, besieged Halepus; and the citizens surrendered to him, paying him tribute; and be departed from them and returned into the Holy City, and remained there for some days. </w:t>
       </w:r>
       <w:r>
         <w:rPr>
@@ -11364,25 +11100,7 @@
           <w:color w:val="000000"/>
           <w:lang w:eastAsia="en-GB" w:bidi="he-IL"/>
         </w:rPr>
-        <w:t xml:space="preserve">the Samaritan had built it. He also slew the priests who were in </w:t>
-      </w:r>
-      <w:proofErr w:type="spellStart"/>
-      <w:r>
-        <w:rPr>
-          <w:rFonts w:ascii="Gentium" w:hAnsi="Gentium" w:cs="Gentium"/>
-          <w:color w:val="000000"/>
-          <w:lang w:eastAsia="en-GB" w:bidi="he-IL"/>
-        </w:rPr>
-        <w:t>Sebaste</w:t>
-      </w:r>
-      <w:proofErr w:type="spellEnd"/>
-      <w:r>
-        <w:rPr>
-          <w:rFonts w:ascii="Gentium" w:hAnsi="Gentium" w:cs="Gentium"/>
-          <w:color w:val="000000"/>
-          <w:lang w:eastAsia="en-GB" w:bidi="he-IL"/>
-        </w:rPr>
-        <w:t>.</w:t>
+        <w:t>the Samaritan had built it. He also slew the priests who were in Sebaste.</w:t>
       </w:r>
       <w:r>
         <w:rPr>
@@ -11890,25 +11608,7 @@
           <w:color w:val="000000"/>
           <w:lang w:eastAsia="en-GB" w:bidi="he-IL"/>
         </w:rPr>
-        <w:t xml:space="preserve">Now, Hyrcanus marched to </w:t>
-      </w:r>
-      <w:proofErr w:type="spellStart"/>
-      <w:r>
-        <w:rPr>
-          <w:rFonts w:ascii="Gentium" w:hAnsi="Gentium" w:cs="Gentium"/>
-          <w:color w:val="000000"/>
-          <w:lang w:eastAsia="en-GB" w:bidi="he-IL"/>
-        </w:rPr>
-        <w:t>Sebaste</w:t>
-      </w:r>
-      <w:proofErr w:type="spellEnd"/>
-      <w:r>
-        <w:rPr>
-          <w:rFonts w:ascii="Gentium" w:hAnsi="Gentium" w:cs="Gentium"/>
-          <w:color w:val="000000"/>
-          <w:lang w:eastAsia="en-GB" w:bidi="he-IL"/>
-        </w:rPr>
-        <w:t>, and besieged the Samaritans</w:t>
+        <w:t>Now, Hyrcanus marched to Sebaste, and besieged the Samaritans</w:t>
       </w:r>
       <w:r>
         <w:rPr>
@@ -12029,25 +11729,7 @@
           <w:color w:val="000000"/>
           <w:lang w:eastAsia="en-GB" w:bidi="he-IL"/>
         </w:rPr>
-        <w:t xml:space="preserve">the Macedonian marched to help the inhabitants of </w:t>
-      </w:r>
-      <w:proofErr w:type="spellStart"/>
-      <w:r>
-        <w:rPr>
-          <w:rFonts w:ascii="Gentium" w:hAnsi="Gentium" w:cs="Gentium"/>
-          <w:color w:val="000000"/>
-          <w:lang w:eastAsia="en-GB" w:bidi="he-IL"/>
-        </w:rPr>
-        <w:t>Sebaste</w:t>
-      </w:r>
-      <w:proofErr w:type="spellEnd"/>
-      <w:r>
-        <w:rPr>
-          <w:rFonts w:ascii="Gentium" w:hAnsi="Gentium" w:cs="Gentium"/>
-          <w:color w:val="000000"/>
-          <w:lang w:eastAsia="en-GB" w:bidi="he-IL"/>
-        </w:rPr>
-        <w:t xml:space="preserve">; and tidings of it were brought to the two sons of Hyrcanus </w:t>
+        <w:t xml:space="preserve">the Macedonian marched to help the inhabitants of Sebaste; and tidings of it were brought to the two sons of Hyrcanus </w:t>
       </w:r>
       <w:r>
         <w:rPr>
@@ -12064,43 +11746,7 @@
           <w:color w:val="000000"/>
           <w:lang w:eastAsia="en-GB" w:bidi="he-IL"/>
         </w:rPr>
-        <w:t xml:space="preserve">who, having substituted a general to conduct the siege of </w:t>
-      </w:r>
-      <w:proofErr w:type="spellStart"/>
-      <w:r>
-        <w:rPr>
-          <w:rFonts w:ascii="Gentium" w:hAnsi="Gentium" w:cs="Gentium"/>
-          <w:color w:val="000000"/>
-          <w:lang w:eastAsia="en-GB" w:bidi="he-IL"/>
-        </w:rPr>
-        <w:t>Sebaste</w:t>
-      </w:r>
-      <w:proofErr w:type="spellEnd"/>
-      <w:r>
-        <w:rPr>
-          <w:rFonts w:ascii="Gentium" w:hAnsi="Gentium" w:cs="Gentium"/>
-          <w:color w:val="000000"/>
-          <w:lang w:eastAsia="en-GB" w:bidi="he-IL"/>
-        </w:rPr>
-        <w:t xml:space="preserve">, went to meet Antiochus; whom they encountered and routed, and returned to </w:t>
-      </w:r>
-      <w:proofErr w:type="spellStart"/>
-      <w:r>
-        <w:rPr>
-          <w:rFonts w:ascii="Gentium" w:hAnsi="Gentium" w:cs="Gentium"/>
-          <w:color w:val="000000"/>
-          <w:lang w:eastAsia="en-GB" w:bidi="he-IL"/>
-        </w:rPr>
-        <w:t>Sebaste</w:t>
-      </w:r>
-      <w:proofErr w:type="spellEnd"/>
-      <w:r>
-        <w:rPr>
-          <w:rFonts w:ascii="Gentium" w:hAnsi="Gentium" w:cs="Gentium"/>
-          <w:color w:val="000000"/>
-          <w:lang w:eastAsia="en-GB" w:bidi="he-IL"/>
-        </w:rPr>
-        <w:t xml:space="preserve">. </w:t>
+        <w:t xml:space="preserve">who, having substituted a general to conduct the siege of Sebaste, went to meet Antiochus; whom they encountered and routed, and returned to Sebaste. </w:t>
       </w:r>
       <w:r>
         <w:rPr>
@@ -12117,25 +11763,7 @@
           <w:color w:val="000000"/>
           <w:lang w:eastAsia="en-GB" w:bidi="he-IL"/>
         </w:rPr>
-        <w:t xml:space="preserve">There came, likewise, out of Egypt </w:t>
-      </w:r>
-      <w:proofErr w:type="spellStart"/>
-      <w:r>
-        <w:rPr>
-          <w:rFonts w:ascii="Gentium" w:hAnsi="Gentium" w:cs="Gentium"/>
-          <w:color w:val="000000"/>
-          <w:lang w:eastAsia="en-GB" w:bidi="he-IL"/>
-        </w:rPr>
-        <w:t>Lythras</w:t>
-      </w:r>
-      <w:proofErr w:type="spellEnd"/>
-      <w:r>
-        <w:rPr>
-          <w:rFonts w:ascii="Gentium" w:hAnsi="Gentium" w:cs="Gentium"/>
-          <w:color w:val="000000"/>
-          <w:lang w:eastAsia="en-GB" w:bidi="he-IL"/>
-        </w:rPr>
-        <w:t xml:space="preserve">, the son of queen Cleopatra, to help the Samaritans. </w:t>
+        <w:t xml:space="preserve">There came, likewise, out of Egypt Lythras, the son of queen Cleopatra, to help the Samaritans. </w:t>
       </w:r>
       <w:r>
         <w:rPr>
@@ -12152,25 +11780,7 @@
           <w:color w:val="000000"/>
           <w:lang w:eastAsia="en-GB" w:bidi="he-IL"/>
         </w:rPr>
-        <w:t xml:space="preserve">When news of this was brought to Hyrcanus, he went to meet him, the solemnity being now past; whom when he met, he encountered most fiercely and slew very many of his men; and </w:t>
-      </w:r>
-      <w:proofErr w:type="spellStart"/>
-      <w:r>
-        <w:rPr>
-          <w:rFonts w:ascii="Gentium" w:hAnsi="Gentium" w:cs="Gentium"/>
-          <w:color w:val="000000"/>
-          <w:lang w:eastAsia="en-GB" w:bidi="he-IL"/>
-        </w:rPr>
-        <w:t>Lythras</w:t>
-      </w:r>
-      <w:proofErr w:type="spellEnd"/>
-      <w:r>
-        <w:rPr>
-          <w:rFonts w:ascii="Gentium" w:hAnsi="Gentium" w:cs="Gentium"/>
-          <w:color w:val="000000"/>
-          <w:lang w:eastAsia="en-GB" w:bidi="he-IL"/>
-        </w:rPr>
-        <w:t xml:space="preserve"> was put to flight. </w:t>
+        <w:t xml:space="preserve">When news of this was brought to Hyrcanus, he went to meet him, the solemnity being now past; whom when he met, he encountered most fiercely and slew very many of his men; and Lythras was put to flight. </w:t>
       </w:r>
       <w:r>
         <w:rPr>
@@ -12204,25 +11814,7 @@
           <w:color w:val="000000"/>
           <w:lang w:eastAsia="en-GB" w:bidi="he-IL"/>
         </w:rPr>
-        <w:t xml:space="preserve">And king Hyrcanus returned to </w:t>
-      </w:r>
-      <w:proofErr w:type="spellStart"/>
-      <w:r>
-        <w:rPr>
-          <w:rFonts w:ascii="Gentium" w:hAnsi="Gentium" w:cs="Gentium"/>
-          <w:color w:val="000000"/>
-          <w:lang w:eastAsia="en-GB" w:bidi="he-IL"/>
-        </w:rPr>
-        <w:t>Sebaste</w:t>
-      </w:r>
-      <w:proofErr w:type="spellEnd"/>
-      <w:r>
-        <w:rPr>
-          <w:rFonts w:ascii="Gentium" w:hAnsi="Gentium" w:cs="Gentium"/>
-          <w:color w:val="000000"/>
-          <w:lang w:eastAsia="en-GB" w:bidi="he-IL"/>
-        </w:rPr>
-        <w:t>, and pressed sore on it, until he took it with the sword, and slew, those of its citizens who were remaining, and utterly destroyed it, and pulled down its walls.</w:t>
+        <w:t>And king Hyrcanus returned to Sebaste, and pressed sore on it, until he took it with the sword, and slew, those of its citizens who were remaining, and utterly destroyed it, and pulled down its walls.</w:t>
       </w:r>
     </w:p>
     <w:p>
@@ -12289,29 +11881,7 @@
           <w:color w:val="000000"/>
           <w:lang w:eastAsia="en-GB" w:bidi="he-IL"/>
         </w:rPr>
-        <w:t xml:space="preserve">The history of </w:t>
-      </w:r>
-      <w:proofErr w:type="spellStart"/>
-      <w:r>
-        <w:rPr>
-          <w:rFonts w:ascii="Gentium" w:hAnsi="Gentium" w:cs="Gentium"/>
-          <w:i/>
-          <w:iCs/>
-          <w:color w:val="000000"/>
-          <w:lang w:eastAsia="en-GB" w:bidi="he-IL"/>
-        </w:rPr>
-        <w:t>Lythras</w:t>
-      </w:r>
-      <w:proofErr w:type="spellEnd"/>
-      <w:r>
-        <w:rPr>
-          <w:rFonts w:ascii="Gentium" w:hAnsi="Gentium" w:cs="Gentium"/>
-          <w:i/>
-          <w:iCs/>
-          <w:color w:val="000000"/>
-          <w:lang w:eastAsia="en-GB" w:bidi="he-IL"/>
-        </w:rPr>
-        <w:t>, the son of Cleopatra, and of his marching out against his mother in Egypt.</w:t>
+        <w:t>The history of Lythras, the son of Cleopatra, and of his marching out against his mother in Egypt.</w:t>
       </w:r>
     </w:p>
     <w:p>
@@ -12333,23 +11903,13 @@
         </w:rPr>
         <w:t>1 </w:t>
       </w:r>
-      <w:proofErr w:type="spellStart"/>
-      <w:r>
-        <w:rPr>
-          <w:rFonts w:ascii="Gentium" w:hAnsi="Gentium" w:cs="Gentium"/>
-          <w:color w:val="000000"/>
-          <w:lang w:eastAsia="en-GB" w:bidi="he-IL"/>
-        </w:rPr>
-        <w:t>Lythras</w:t>
-      </w:r>
-      <w:proofErr w:type="spellEnd"/>
-      <w:r>
-        <w:rPr>
-          <w:rFonts w:ascii="Gentium" w:hAnsi="Gentium" w:cs="Gentium"/>
-          <w:color w:val="000000"/>
-          <w:lang w:eastAsia="en-GB" w:bidi="he-IL"/>
-        </w:rPr>
-        <w:t xml:space="preserve"> the son of Cleopatra, having become strong in goods and in men, revolted from Cleopatra his mother, the chief men of the kingdom being his abettors. </w:t>
+      <w:r>
+        <w:rPr>
+          <w:rFonts w:ascii="Gentium" w:hAnsi="Gentium" w:cs="Gentium"/>
+          <w:color w:val="000000"/>
+          <w:lang w:eastAsia="en-GB" w:bidi="he-IL"/>
+        </w:rPr>
+        <w:t xml:space="preserve">Lythras the son of Cleopatra, having become strong in goods and in men, revolted from Cleopatra his mother, the chief men of the kingdom being his abettors. </w:t>
       </w:r>
       <w:r>
         <w:rPr>
@@ -12366,25 +11926,7 @@
           <w:color w:val="000000"/>
           <w:lang w:eastAsia="en-GB" w:bidi="he-IL"/>
         </w:rPr>
-        <w:t xml:space="preserve">Therefore, Cleopatra, having sent for two Jews, one of whom was called </w:t>
-      </w:r>
-      <w:proofErr w:type="spellStart"/>
-      <w:r>
-        <w:rPr>
-          <w:rFonts w:ascii="Gentium" w:hAnsi="Gentium" w:cs="Gentium"/>
-          <w:color w:val="000000"/>
-          <w:lang w:eastAsia="en-GB" w:bidi="he-IL"/>
-        </w:rPr>
-        <w:t>Chelcias</w:t>
-      </w:r>
-      <w:proofErr w:type="spellEnd"/>
-      <w:r>
-        <w:rPr>
-          <w:rFonts w:ascii="Gentium" w:hAnsi="Gentium" w:cs="Gentium"/>
-          <w:color w:val="000000"/>
-          <w:lang w:eastAsia="en-GB" w:bidi="he-IL"/>
-        </w:rPr>
-        <w:t xml:space="preserve">, and the other Hananias, placed them at the head of those princes of Egypt who remained on her side, and made them both generals of the Egyptian army. </w:t>
+        <w:t xml:space="preserve">Therefore, Cleopatra, having sent for two Jews, one of whom was called Chelcias, and the other Hananias, placed them at the head of those princes of Egypt who remained on her side, and made them both generals of the Egyptian army. </w:t>
       </w:r>
       <w:r>
         <w:rPr>
@@ -12401,25 +11943,7 @@
           <w:color w:val="000000"/>
           <w:lang w:eastAsia="en-GB" w:bidi="he-IL"/>
         </w:rPr>
-        <w:t xml:space="preserve">Now, they managed all matters well with the common </w:t>
-      </w:r>
-      <w:proofErr w:type="gramStart"/>
-      <w:r>
-        <w:rPr>
-          <w:rFonts w:ascii="Gentium" w:hAnsi="Gentium" w:cs="Gentium"/>
-          <w:color w:val="000000"/>
-          <w:lang w:eastAsia="en-GB" w:bidi="he-IL"/>
-        </w:rPr>
-        <w:t>people, and</w:t>
-      </w:r>
-      <w:proofErr w:type="gramEnd"/>
-      <w:r>
-        <w:rPr>
-          <w:rFonts w:ascii="Gentium" w:hAnsi="Gentium" w:cs="Gentium"/>
-          <w:color w:val="000000"/>
-          <w:lang w:eastAsia="en-GB" w:bidi="he-IL"/>
-        </w:rPr>
-        <w:t xml:space="preserve"> conducted the affairs of the empire with wisdom. </w:t>
+        <w:t xml:space="preserve">Now, they managed all matters well with the common people, and conducted the affairs of the empire with wisdom. </w:t>
       </w:r>
       <w:r>
         <w:rPr>
@@ -12436,25 +11960,7 @@
           <w:color w:val="000000"/>
           <w:lang w:eastAsia="en-GB" w:bidi="he-IL"/>
         </w:rPr>
-        <w:t xml:space="preserve">Them, Cleopatra sent to fight with </w:t>
-      </w:r>
-      <w:proofErr w:type="spellStart"/>
-      <w:r>
-        <w:rPr>
-          <w:rFonts w:ascii="Gentium" w:hAnsi="Gentium" w:cs="Gentium"/>
-          <w:color w:val="000000"/>
-          <w:lang w:eastAsia="en-GB" w:bidi="he-IL"/>
-        </w:rPr>
-        <w:t>Lythras</w:t>
-      </w:r>
-      <w:proofErr w:type="spellEnd"/>
-      <w:r>
-        <w:rPr>
-          <w:rFonts w:ascii="Gentium" w:hAnsi="Gentium" w:cs="Gentium"/>
-          <w:color w:val="000000"/>
-          <w:lang w:eastAsia="en-GB" w:bidi="he-IL"/>
-        </w:rPr>
-        <w:t xml:space="preserve"> who going to him made war, and routed him, putting his men to flight; and he fled to Cyprus and there remained, with a few who adhered to him.</w:t>
+        <w:t>Them, Cleopatra sent to fight with Lythras who going to him made war, and routed him, putting his men to flight; and he fled to Cyprus and there remained, with a few who adhered to him.</w:t>
       </w:r>
     </w:p>
     <w:p>
@@ -12616,25 +12122,7 @@
           <w:color w:val="000000"/>
           <w:lang w:eastAsia="en-GB" w:bidi="he-IL"/>
         </w:rPr>
-        <w:t xml:space="preserve">The third sect was that of the </w:t>
-      </w:r>
-      <w:proofErr w:type="spellStart"/>
-      <w:r>
-        <w:rPr>
-          <w:rFonts w:ascii="Gentium" w:hAnsi="Gentium" w:cs="Gentium"/>
-          <w:color w:val="000000"/>
-          <w:lang w:eastAsia="en-GB" w:bidi="he-IL"/>
-        </w:rPr>
-        <w:t>Hasdanim</w:t>
-      </w:r>
-      <w:proofErr w:type="spellEnd"/>
-      <w:r>
-        <w:rPr>
-          <w:rFonts w:ascii="Gentium" w:hAnsi="Gentium" w:cs="Gentium"/>
-          <w:color w:val="000000"/>
-          <w:lang w:eastAsia="en-GB" w:bidi="he-IL"/>
-        </w:rPr>
-        <w:t xml:space="preserve">, or those who studied the virtues; but the author of </w:t>
+        <w:t xml:space="preserve">The third sect was that of the Hasdanim, or those who studied the virtues; but the author of </w:t>
       </w:r>
       <w:r>
         <w:rPr>
@@ -12918,25 +12406,7 @@
           <w:color w:val="000000"/>
           <w:lang w:eastAsia="en-GB" w:bidi="he-IL"/>
         </w:rPr>
-        <w:t xml:space="preserve">And, on a time, he saw in a dream that, of his sons, Alexander would </w:t>
-      </w:r>
-      <w:proofErr w:type="spellStart"/>
-      <w:r>
-        <w:rPr>
-          <w:rFonts w:ascii="Gentium" w:hAnsi="Gentium" w:cs="Gentium"/>
-          <w:color w:val="000000"/>
-          <w:lang w:eastAsia="en-GB" w:bidi="he-IL"/>
-        </w:rPr>
-        <w:t>reign</w:t>
-      </w:r>
-      <w:proofErr w:type="spellEnd"/>
-      <w:r>
-        <w:rPr>
-          <w:rFonts w:ascii="Gentium" w:hAnsi="Gentium" w:cs="Gentium"/>
-          <w:color w:val="000000"/>
-          <w:lang w:eastAsia="en-GB" w:bidi="he-IL"/>
-        </w:rPr>
-        <w:t xml:space="preserve"> after his death; and this gave him uneasiness. </w:t>
+        <w:t xml:space="preserve">And, on a time, he saw in a dream that, of his sons, Alexander would reign after his death; and this gave him uneasiness. </w:t>
       </w:r>
       <w:r>
         <w:rPr>
@@ -13826,18 +13296,8 @@
           <w:color w:val="000000"/>
           <w:lang w:eastAsia="en-GB" w:bidi="he-IL"/>
         </w:rPr>
-        <w:t xml:space="preserve">Now, the governor of the city </w:t>
-      </w:r>
-      <w:proofErr w:type="spellStart"/>
-      <w:r>
-        <w:rPr>
-          <w:rFonts w:ascii="Gentium" w:hAnsi="Gentium" w:cs="Gentium"/>
-          <w:color w:val="000000"/>
-          <w:lang w:eastAsia="en-GB" w:bidi="he-IL"/>
-        </w:rPr>
-        <w:t>Acche</w:t>
-      </w:r>
-      <w:proofErr w:type="spellEnd"/>
+        <w:t>Now, the governor of the city Acche</w:t>
+      </w:r>
       <w:r>
         <w:rPr>
           <w:rFonts w:ascii="Gentium" w:hAnsi="Gentium" w:cs="Gentium"/>
@@ -13854,25 +13314,7 @@
           <w:color w:val="000000"/>
           <w:lang w:eastAsia="en-GB" w:bidi="he-IL"/>
         </w:rPr>
-        <w:t xml:space="preserve">had rebelled and had sent messengers to </w:t>
-      </w:r>
-      <w:proofErr w:type="spellStart"/>
-      <w:r>
-        <w:rPr>
-          <w:rFonts w:ascii="Gentium" w:hAnsi="Gentium" w:cs="Gentium"/>
-          <w:color w:val="000000"/>
-          <w:lang w:eastAsia="en-GB" w:bidi="he-IL"/>
-        </w:rPr>
-        <w:t>Lythras</w:t>
-      </w:r>
-      <w:proofErr w:type="spellEnd"/>
-      <w:r>
-        <w:rPr>
-          <w:rFonts w:ascii="Gentium" w:hAnsi="Gentium" w:cs="Gentium"/>
-          <w:color w:val="000000"/>
-          <w:lang w:eastAsia="en-GB" w:bidi="he-IL"/>
-        </w:rPr>
-        <w:t xml:space="preserve"> the son of Cleopatra, requesting that he would aid him, and take him under his protection. </w:t>
+        <w:t xml:space="preserve">had rebelled and had sent messengers to Lythras the son of Cleopatra, requesting that he would aid him, and take him under his protection. </w:t>
       </w:r>
       <w:r>
         <w:rPr>
@@ -13942,25 +13384,7 @@
           <w:color w:val="000000"/>
           <w:lang w:eastAsia="en-GB" w:bidi="he-IL"/>
         </w:rPr>
-        <w:t xml:space="preserve">But the messenger gave him courage by means of the succours promised by the lord of Tyre, of Sidon, and others. And </w:t>
-      </w:r>
-      <w:proofErr w:type="spellStart"/>
-      <w:r>
-        <w:rPr>
-          <w:rFonts w:ascii="Gentium" w:hAnsi="Gentium" w:cs="Gentium"/>
-          <w:color w:val="000000"/>
-          <w:lang w:eastAsia="en-GB" w:bidi="he-IL"/>
-        </w:rPr>
-        <w:t>Lythras</w:t>
-      </w:r>
-      <w:proofErr w:type="spellEnd"/>
-      <w:r>
-        <w:rPr>
-          <w:rFonts w:ascii="Gentium" w:hAnsi="Gentium" w:cs="Gentium"/>
-          <w:color w:val="000000"/>
-          <w:lang w:eastAsia="en-GB" w:bidi="he-IL"/>
-        </w:rPr>
-        <w:t xml:space="preserve"> marched with thirty thousand men. </w:t>
+        <w:t xml:space="preserve">But the messenger gave him courage by means of the succours promised by the lord of Tyre, of Sidon, and others. And Lythras marched with thirty thousand men. </w:t>
       </w:r>
       <w:r>
         <w:rPr>
@@ -13994,43 +13418,7 @@
           <w:color w:val="000000"/>
           <w:lang w:eastAsia="en-GB" w:bidi="he-IL"/>
         </w:rPr>
-        <w:t xml:space="preserve">Therefore, Alexander straitened them and continued to besiege them, until he was informed of the marching of </w:t>
-      </w:r>
-      <w:proofErr w:type="spellStart"/>
-      <w:r>
-        <w:rPr>
-          <w:rFonts w:ascii="Gentium" w:hAnsi="Gentium" w:cs="Gentium"/>
-          <w:color w:val="000000"/>
-          <w:lang w:eastAsia="en-GB" w:bidi="he-IL"/>
-        </w:rPr>
-        <w:t>Lythras</w:t>
-      </w:r>
-      <w:proofErr w:type="spellEnd"/>
-      <w:r>
-        <w:rPr>
-          <w:rFonts w:ascii="Gentium" w:hAnsi="Gentium" w:cs="Gentium"/>
-          <w:color w:val="000000"/>
-          <w:lang w:eastAsia="en-GB" w:bidi="he-IL"/>
-        </w:rPr>
-        <w:t xml:space="preserve">; then he retired from before them, </w:t>
-      </w:r>
-      <w:proofErr w:type="spellStart"/>
-      <w:r>
-        <w:rPr>
-          <w:rFonts w:ascii="Gentium" w:hAnsi="Gentium" w:cs="Gentium"/>
-          <w:color w:val="000000"/>
-          <w:lang w:eastAsia="en-GB" w:bidi="he-IL"/>
-        </w:rPr>
-        <w:t>Lythras</w:t>
-      </w:r>
-      <w:proofErr w:type="spellEnd"/>
-      <w:r>
-        <w:rPr>
-          <w:rFonts w:ascii="Gentium" w:hAnsi="Gentium" w:cs="Gentium"/>
-          <w:color w:val="000000"/>
-          <w:lang w:eastAsia="en-GB" w:bidi="he-IL"/>
-        </w:rPr>
-        <w:t xml:space="preserve"> with his troops being at hand. </w:t>
+        <w:t xml:space="preserve">Therefore, Alexander straitened them and continued to besiege them, until he was informed of the marching of Lythras; then he retired from before them, Lythras with his troops being at hand. </w:t>
       </w:r>
       <w:r>
         <w:rPr>
@@ -14065,25 +13453,7 @@
           <w:color w:val="000000"/>
           <w:lang w:eastAsia="en-GB" w:bidi="he-IL"/>
         </w:rPr>
-        <w:t xml:space="preserve">of acknowledged authority, who persuaded the citizens not to permit </w:t>
-      </w:r>
-      <w:proofErr w:type="spellStart"/>
-      <w:r>
-        <w:rPr>
-          <w:rFonts w:ascii="Gentium" w:hAnsi="Gentium" w:cs="Gentium"/>
-          <w:color w:val="000000"/>
-          <w:lang w:eastAsia="en-GB" w:bidi="he-IL"/>
-        </w:rPr>
-        <w:t>Lythras</w:t>
-      </w:r>
-      <w:proofErr w:type="spellEnd"/>
-      <w:r>
-        <w:rPr>
-          <w:rFonts w:ascii="Gentium" w:hAnsi="Gentium" w:cs="Gentium"/>
-          <w:color w:val="000000"/>
-          <w:lang w:eastAsia="en-GB" w:bidi="he-IL"/>
-        </w:rPr>
-        <w:t xml:space="preserve"> to enter their city, nor to take on themselves obedience to him, since he was of a different religion. </w:t>
+        <w:t xml:space="preserve">of acknowledged authority, who persuaded the citizens not to permit Lythras to enter their city, nor to take on themselves obedience to him, since he was of a different religion. </w:t>
       </w:r>
       <w:r>
         <w:rPr>
@@ -14100,25 +13470,7 @@
           <w:color w:val="000000"/>
           <w:lang w:eastAsia="en-GB" w:bidi="he-IL"/>
         </w:rPr>
-        <w:t xml:space="preserve">He also said to them, “Far more advantageous to you in every way will be submission to Alexander, who is of the same religion, than submission to </w:t>
-      </w:r>
-      <w:proofErr w:type="spellStart"/>
-      <w:r>
-        <w:rPr>
-          <w:rFonts w:ascii="Gentium" w:hAnsi="Gentium" w:cs="Gentium"/>
-          <w:color w:val="000000"/>
-          <w:lang w:eastAsia="en-GB" w:bidi="he-IL"/>
-        </w:rPr>
-        <w:t>Lythras</w:t>
-      </w:r>
-      <w:proofErr w:type="spellEnd"/>
-      <w:r>
-        <w:rPr>
-          <w:rFonts w:ascii="Gentium" w:hAnsi="Gentium" w:cs="Gentium"/>
-          <w:color w:val="000000"/>
-          <w:lang w:eastAsia="en-GB" w:bidi="he-IL"/>
-        </w:rPr>
-        <w:t xml:space="preserve">.” Nor did he cease, until they agreed to his sentiments. </w:t>
+        <w:t xml:space="preserve">He also said to them, “Far more advantageous to you in every way will be submission to Alexander, who is of the same religion, than submission to Lythras.” Nor did he cease, until they agreed to his sentiments. </w:t>
       </w:r>
       <w:r>
         <w:rPr>
@@ -14135,43 +13487,7 @@
           <w:color w:val="000000"/>
           <w:lang w:eastAsia="en-GB" w:bidi="he-IL"/>
         </w:rPr>
-        <w:t xml:space="preserve">And they prevented </w:t>
-      </w:r>
-      <w:proofErr w:type="spellStart"/>
-      <w:r>
-        <w:rPr>
-          <w:rFonts w:ascii="Gentium" w:hAnsi="Gentium" w:cs="Gentium"/>
-          <w:color w:val="000000"/>
-          <w:lang w:eastAsia="en-GB" w:bidi="he-IL"/>
-        </w:rPr>
-        <w:t>Lythras</w:t>
-      </w:r>
-      <w:proofErr w:type="spellEnd"/>
-      <w:r>
-        <w:rPr>
-          <w:rFonts w:ascii="Gentium" w:hAnsi="Gentium" w:cs="Gentium"/>
-          <w:color w:val="000000"/>
-          <w:lang w:eastAsia="en-GB" w:bidi="he-IL"/>
-        </w:rPr>
-        <w:t xml:space="preserve"> from entering Ptolemais, refusing submission to him. And </w:t>
-      </w:r>
-      <w:proofErr w:type="spellStart"/>
-      <w:r>
-        <w:rPr>
-          <w:rFonts w:ascii="Gentium" w:hAnsi="Gentium" w:cs="Gentium"/>
-          <w:color w:val="000000"/>
-          <w:lang w:eastAsia="en-GB" w:bidi="he-IL"/>
-        </w:rPr>
-        <w:t>Lythras</w:t>
-      </w:r>
-      <w:proofErr w:type="spellEnd"/>
-      <w:r>
-        <w:rPr>
-          <w:rFonts w:ascii="Gentium" w:hAnsi="Gentium" w:cs="Gentium"/>
-          <w:color w:val="000000"/>
-          <w:lang w:eastAsia="en-GB" w:bidi="he-IL"/>
-        </w:rPr>
-        <w:t xml:space="preserve"> was perplexed in his affairs, nor did he take counsel what best for him to do. </w:t>
+        <w:t xml:space="preserve">And they prevented Lythras from entering Ptolemais, refusing submission to him. And Lythras was perplexed in his affairs, nor did he take counsel what best for him to do. </w:t>
       </w:r>
       <w:r>
         <w:rPr>
@@ -14241,25 +13557,7 @@
           <w:color w:val="000000"/>
           <w:lang w:eastAsia="en-GB" w:bidi="he-IL"/>
         </w:rPr>
-        <w:t xml:space="preserve">And thus </w:t>
-      </w:r>
-      <w:proofErr w:type="spellStart"/>
-      <w:r>
-        <w:rPr>
-          <w:rFonts w:ascii="Gentium" w:hAnsi="Gentium" w:cs="Gentium"/>
-          <w:color w:val="000000"/>
-          <w:lang w:eastAsia="en-GB" w:bidi="he-IL"/>
-        </w:rPr>
-        <w:t>Lythras</w:t>
-      </w:r>
-      <w:proofErr w:type="spellEnd"/>
-      <w:r>
-        <w:rPr>
-          <w:rFonts w:ascii="Gentium" w:hAnsi="Gentium" w:cs="Gentium"/>
-          <w:color w:val="000000"/>
-          <w:lang w:eastAsia="en-GB" w:bidi="he-IL"/>
-        </w:rPr>
-        <w:t xml:space="preserve"> might return into his own country, after performing deeds that might render him formidable; which in truth would be more to his advantage than to return without having effected his purpose. </w:t>
+        <w:t xml:space="preserve">And thus Lythras might return into his own country, after performing deeds that might render him formidable; which in truth would be more to his advantage than to return without having effected his purpose. </w:t>
       </w:r>
       <w:r>
         <w:rPr>
@@ -14276,25 +13574,7 @@
           <w:color w:val="000000"/>
           <w:lang w:eastAsia="en-GB" w:bidi="he-IL"/>
         </w:rPr>
-        <w:t xml:space="preserve">And this was told to Alexander, who sent to </w:t>
-      </w:r>
-      <w:proofErr w:type="spellStart"/>
-      <w:r>
-        <w:rPr>
-          <w:rFonts w:ascii="Gentium" w:hAnsi="Gentium" w:cs="Gentium"/>
-          <w:color w:val="000000"/>
-          <w:lang w:eastAsia="en-GB" w:bidi="he-IL"/>
-        </w:rPr>
-        <w:t>Lythras</w:t>
-      </w:r>
-      <w:proofErr w:type="spellEnd"/>
-      <w:r>
-        <w:rPr>
-          <w:rFonts w:ascii="Gentium" w:hAnsi="Gentium" w:cs="Gentium"/>
-          <w:color w:val="000000"/>
-          <w:lang w:eastAsia="en-GB" w:bidi="he-IL"/>
-        </w:rPr>
-        <w:t xml:space="preserve"> an honourable embassy with a very valuable present, and proposed to him not to aid the king of Sidon. </w:t>
+        <w:t xml:space="preserve">And this was told to Alexander, who sent to Lythras an honourable embassy with a very valuable present, and proposed to him not to aid the king of Sidon. </w:t>
       </w:r>
       <w:r>
         <w:rPr>
@@ -14311,25 +13591,7 @@
           <w:color w:val="000000"/>
           <w:lang w:eastAsia="en-GB" w:bidi="he-IL"/>
         </w:rPr>
-        <w:t xml:space="preserve">And </w:t>
-      </w:r>
-      <w:proofErr w:type="spellStart"/>
-      <w:r>
-        <w:rPr>
-          <w:rFonts w:ascii="Gentium" w:hAnsi="Gentium" w:cs="Gentium"/>
-          <w:color w:val="000000"/>
-          <w:lang w:eastAsia="en-GB" w:bidi="he-IL"/>
-        </w:rPr>
-        <w:t>Lythras</w:t>
-      </w:r>
-      <w:proofErr w:type="spellEnd"/>
-      <w:r>
-        <w:rPr>
-          <w:rFonts w:ascii="Gentium" w:hAnsi="Gentium" w:cs="Gentium"/>
-          <w:color w:val="000000"/>
-          <w:lang w:eastAsia="en-GB" w:bidi="he-IL"/>
-        </w:rPr>
-        <w:t xml:space="preserve"> accepted Alexander’s present, agreeing to his request. </w:t>
+        <w:t xml:space="preserve">And Lythras accepted Alexander’s present, agreeing to his request. </w:t>
       </w:r>
       <w:r>
         <w:rPr>
@@ -14363,25 +13625,7 @@
           <w:color w:val="000000"/>
           <w:lang w:eastAsia="en-GB" w:bidi="he-IL"/>
         </w:rPr>
-        <w:t xml:space="preserve">After this, Alexander sent messengers to Cleopatra, that she should come with an army against </w:t>
-      </w:r>
-      <w:proofErr w:type="spellStart"/>
-      <w:r>
-        <w:rPr>
-          <w:rFonts w:ascii="Gentium" w:hAnsi="Gentium" w:cs="Gentium"/>
-          <w:color w:val="000000"/>
-          <w:lang w:eastAsia="en-GB" w:bidi="he-IL"/>
-        </w:rPr>
-        <w:t>Lythras</w:t>
-      </w:r>
-      <w:proofErr w:type="spellEnd"/>
-      <w:r>
-        <w:rPr>
-          <w:rFonts w:ascii="Gentium" w:hAnsi="Gentium" w:cs="Gentium"/>
-          <w:color w:val="000000"/>
-          <w:lang w:eastAsia="en-GB" w:bidi="he-IL"/>
-        </w:rPr>
-        <w:t xml:space="preserve"> her son; and that he also would march with his army against him and would deliver him a prisoner to her. </w:t>
+        <w:t xml:space="preserve">After this, Alexander sent messengers to Cleopatra, that she should come with an army against Lythras her son; and that he also would march with his army against him and would deliver him a prisoner to her. </w:t>
       </w:r>
       <w:r>
         <w:rPr>
@@ -14407,25 +13651,7 @@
           <w:lang w:eastAsia="en-GB" w:bidi="he-IL"/>
         </w:rPr>
         <w:lastRenderedPageBreak/>
-        <w:t xml:space="preserve">when </w:t>
-      </w:r>
-      <w:proofErr w:type="spellStart"/>
-      <w:r>
-        <w:rPr>
-          <w:rFonts w:ascii="Gentium" w:hAnsi="Gentium" w:cs="Gentium"/>
-          <w:color w:val="000000"/>
-          <w:lang w:eastAsia="en-GB" w:bidi="he-IL"/>
-        </w:rPr>
-        <w:t>Lythras</w:t>
-      </w:r>
-      <w:proofErr w:type="spellEnd"/>
-      <w:r>
-        <w:rPr>
-          <w:rFonts w:ascii="Gentium" w:hAnsi="Gentium" w:cs="Gentium"/>
-          <w:color w:val="000000"/>
-          <w:lang w:eastAsia="en-GB" w:bidi="he-IL"/>
-        </w:rPr>
-        <w:t xml:space="preserve"> found out, he departed into the mountain of Galilee, and slew great numbers of the inhabitants, and carried away ten thousand captives; a great number of his own men also were slain. </w:t>
+        <w:t xml:space="preserve">when Lythras found out, he departed into the mountain of Galilee, and slew great numbers of the inhabitants, and carried away ten thousand captives; a great number of his own men also were slain. </w:t>
       </w:r>
       <w:r>
         <w:rPr>
@@ -14493,25 +13719,7 @@
           <w:color w:val="000000"/>
           <w:lang w:eastAsia="en-GB" w:bidi="he-IL"/>
         </w:rPr>
-        <w:t xml:space="preserve">But with </w:t>
-      </w:r>
-      <w:proofErr w:type="spellStart"/>
-      <w:r>
-        <w:rPr>
-          <w:rFonts w:ascii="Gentium" w:hAnsi="Gentium" w:cs="Gentium"/>
-          <w:color w:val="000000"/>
-          <w:lang w:eastAsia="en-GB" w:bidi="he-IL"/>
-        </w:rPr>
-        <w:t>Lythras</w:t>
-      </w:r>
-      <w:proofErr w:type="spellEnd"/>
-      <w:r>
-        <w:rPr>
-          <w:rFonts w:ascii="Gentium" w:hAnsi="Gentium" w:cs="Gentium"/>
-          <w:color w:val="000000"/>
-          <w:lang w:eastAsia="en-GB" w:bidi="he-IL"/>
-        </w:rPr>
-        <w:t xml:space="preserve"> there were men very skilful in battles</w:t>
+        <w:t>But with Lythras there were men very skilful in battles</w:t>
       </w:r>
       <w:r>
         <w:rPr>
@@ -14529,25 +13737,7 @@
           <w:color w:val="000000"/>
           <w:lang w:eastAsia="en-GB" w:bidi="he-IL"/>
         </w:rPr>
-        <w:t xml:space="preserve">and in drawing up armies, who advised him to divide his forces into two parts, so that one might be with </w:t>
-      </w:r>
-      <w:proofErr w:type="spellStart"/>
-      <w:r>
-        <w:rPr>
-          <w:rFonts w:ascii="Gentium" w:hAnsi="Gentium" w:cs="Gentium"/>
-          <w:color w:val="000000"/>
-          <w:lang w:eastAsia="en-GB" w:bidi="he-IL"/>
-        </w:rPr>
-        <w:t>Lythras</w:t>
-      </w:r>
-      <w:proofErr w:type="spellEnd"/>
-      <w:r>
-        <w:rPr>
-          <w:rFonts w:ascii="Gentium" w:hAnsi="Gentium" w:cs="Gentium"/>
-          <w:color w:val="000000"/>
-          <w:lang w:eastAsia="en-GB" w:bidi="he-IL"/>
-        </w:rPr>
-        <w:t xml:space="preserve"> and his company prepared for battle, and the other part might be with another captain of their company. </w:t>
+        <w:t xml:space="preserve">and in drawing up armies, who advised him to divide his forces into two parts, so that one might be with Lythras and his company prepared for battle, and the other part might be with another captain of their company. </w:t>
       </w:r>
       <w:r>
         <w:rPr>
@@ -14609,23 +13799,13 @@
         </w:rPr>
         <w:t>24 </w:t>
       </w:r>
-      <w:proofErr w:type="spellStart"/>
-      <w:r>
-        <w:rPr>
-          <w:rFonts w:ascii="Gentium" w:hAnsi="Gentium" w:cs="Gentium"/>
-          <w:color w:val="000000"/>
-          <w:lang w:eastAsia="en-GB" w:bidi="he-IL"/>
-        </w:rPr>
-        <w:t>Lythras</w:t>
-      </w:r>
-      <w:proofErr w:type="spellEnd"/>
-      <w:r>
-        <w:rPr>
-          <w:rFonts w:ascii="Gentium" w:hAnsi="Gentium" w:cs="Gentium"/>
-          <w:color w:val="000000"/>
-          <w:lang w:eastAsia="en-GB" w:bidi="he-IL"/>
-        </w:rPr>
-        <w:t xml:space="preserve"> also departed towards evening into a certain town near at hand; and, by chance, some Jewish women with their children met him; </w:t>
+      <w:r>
+        <w:rPr>
+          <w:rFonts w:ascii="Gentium" w:hAnsi="Gentium" w:cs="Gentium"/>
+          <w:color w:val="000000"/>
+          <w:lang w:eastAsia="en-GB" w:bidi="he-IL"/>
+        </w:rPr>
+        <w:t xml:space="preserve">Lythras also departed towards evening into a certain town near at hand; and, by chance, some Jewish women with their children met him; </w:t>
       </w:r>
       <w:r>
         <w:rPr>
@@ -14659,43 +13839,7 @@
           <w:color w:val="000000"/>
           <w:lang w:eastAsia="en-GB" w:bidi="he-IL"/>
         </w:rPr>
-        <w:t xml:space="preserve">After this came Cleopatra, whom Alexander met, and told her what </w:t>
-      </w:r>
-      <w:proofErr w:type="spellStart"/>
-      <w:r>
-        <w:rPr>
-          <w:rFonts w:ascii="Gentium" w:hAnsi="Gentium" w:cs="Gentium"/>
-          <w:color w:val="000000"/>
-          <w:lang w:eastAsia="en-GB" w:bidi="he-IL"/>
-        </w:rPr>
-        <w:t>Lythras</w:t>
-      </w:r>
-      <w:proofErr w:type="spellEnd"/>
-      <w:r>
-        <w:rPr>
-          <w:rFonts w:ascii="Gentium" w:hAnsi="Gentium" w:cs="Gentium"/>
-          <w:color w:val="000000"/>
-          <w:lang w:eastAsia="en-GB" w:bidi="he-IL"/>
-        </w:rPr>
-        <w:t xml:space="preserve"> had done to his </w:t>
-      </w:r>
-      <w:proofErr w:type="gramStart"/>
-      <w:r>
-        <w:rPr>
-          <w:rFonts w:ascii="Gentium" w:hAnsi="Gentium" w:cs="Gentium"/>
-          <w:color w:val="000000"/>
-          <w:lang w:eastAsia="en-GB" w:bidi="he-IL"/>
-        </w:rPr>
-        <w:t>army, and</w:t>
-      </w:r>
-      <w:proofErr w:type="gramEnd"/>
-      <w:r>
-        <w:rPr>
-          <w:rFonts w:ascii="Gentium" w:hAnsi="Gentium" w:cs="Gentium"/>
-          <w:color w:val="000000"/>
-          <w:lang w:eastAsia="en-GB" w:bidi="he-IL"/>
-        </w:rPr>
-        <w:t xml:space="preserve"> appointed to go with her in search of him. </w:t>
+        <w:t xml:space="preserve">After this came Cleopatra, whom Alexander met, and told her what Lythras had done to his army, and appointed to go with her in search of him. </w:t>
       </w:r>
       <w:r>
         <w:rPr>
@@ -14900,18 +14044,8 @@
           <w:color w:val="000000"/>
           <w:lang w:eastAsia="en-GB" w:bidi="he-IL"/>
         </w:rPr>
-        <w:t xml:space="preserve">And Alexander departed from him, and marched against </w:t>
-      </w:r>
-      <w:proofErr w:type="spellStart"/>
-      <w:r>
-        <w:rPr>
-          <w:rFonts w:ascii="Gentium" w:hAnsi="Gentium" w:cs="Gentium"/>
-          <w:color w:val="000000"/>
-          <w:lang w:eastAsia="en-GB" w:bidi="he-IL"/>
-        </w:rPr>
-        <w:t>Hemath</w:t>
-      </w:r>
-      <w:proofErr w:type="spellEnd"/>
+        <w:t>And Alexander departed from him, and marched against Hemath</w:t>
+      </w:r>
       <w:r>
         <w:rPr>
           <w:rFonts w:ascii="Gentium" w:hAnsi="Gentium" w:cs="Gentium"/>
@@ -15198,25 +14332,7 @@
           <w:color w:val="000000"/>
           <w:lang w:eastAsia="en-GB" w:bidi="he-IL"/>
         </w:rPr>
-        <w:t xml:space="preserve">Which also was told to Alexander, who sent a person to hire six thousand Macedonians, </w:t>
-      </w:r>
-      <w:proofErr w:type="gramStart"/>
-      <w:r>
-        <w:rPr>
-          <w:rFonts w:ascii="Gentium" w:hAnsi="Gentium" w:cs="Gentium"/>
-          <w:color w:val="000000"/>
-          <w:lang w:eastAsia="en-GB" w:bidi="he-IL"/>
-        </w:rPr>
-        <w:t>whom</w:t>
-      </w:r>
-      <w:proofErr w:type="gramEnd"/>
-      <w:r>
-        <w:rPr>
-          <w:rFonts w:ascii="Gentium" w:hAnsi="Gentium" w:cs="Gentium"/>
-          <w:color w:val="000000"/>
-          <w:lang w:eastAsia="en-GB" w:bidi="he-IL"/>
-        </w:rPr>
-        <w:t xml:space="preserve"> joining to his own forces he advanced against Demetrius. </w:t>
+        <w:t xml:space="preserve">Which also was told to Alexander, who sent a person to hire six thousand Macedonians, whom joining to his own forces he advanced against Demetrius. </w:t>
       </w:r>
       <w:r>
         <w:rPr>
@@ -15531,18 +14647,8 @@
           <w:color w:val="000000"/>
           <w:lang w:eastAsia="en-GB" w:bidi="he-IL"/>
         </w:rPr>
-        <w:t xml:space="preserve">But, when the governor of a city named </w:t>
-      </w:r>
-      <w:proofErr w:type="spellStart"/>
-      <w:r>
-        <w:rPr>
-          <w:rFonts w:ascii="Gentium" w:hAnsi="Gentium" w:cs="Gentium"/>
-          <w:color w:val="000000"/>
-          <w:lang w:eastAsia="en-GB" w:bidi="he-IL"/>
-        </w:rPr>
-        <w:t>Ragaba</w:t>
-      </w:r>
-      <w:proofErr w:type="spellEnd"/>
+        <w:t>But, when the governor of a city named Ragaba</w:t>
+      </w:r>
       <w:r>
         <w:rPr>
           <w:rFonts w:ascii="Gentium" w:hAnsi="Gentium" w:cs="Gentium"/>
@@ -15738,25 +14844,7 @@
           <w:color w:val="000000"/>
           <w:lang w:eastAsia="en-GB" w:bidi="he-IL"/>
         </w:rPr>
-        <w:t xml:space="preserve">For, if you do this, I know very well that they will do nothing to me and you, except that which is good; and the people will follow them, and your affairs will be ordered </w:t>
-      </w:r>
-      <w:proofErr w:type="spellStart"/>
-      <w:r>
-        <w:rPr>
-          <w:rFonts w:ascii="Gentium" w:hAnsi="Gentium" w:cs="Gentium"/>
-          <w:color w:val="000000"/>
-          <w:lang w:eastAsia="en-GB" w:bidi="he-IL"/>
-        </w:rPr>
-        <w:t>aright</w:t>
-      </w:r>
-      <w:proofErr w:type="spellEnd"/>
-      <w:r>
-        <w:rPr>
-          <w:rFonts w:ascii="Gentium" w:hAnsi="Gentium" w:cs="Gentium"/>
-          <w:color w:val="000000"/>
-          <w:lang w:eastAsia="en-GB" w:bidi="he-IL"/>
-        </w:rPr>
-        <w:t xml:space="preserve"> after my death, and you will reign securely until your two sons be grown up.” </w:t>
+        <w:t xml:space="preserve">For, if you do this, I know very well that they will do nothing to me and you, except that which is good; and the people will follow them, and your affairs will be ordered aright after my death, and you will reign securely until your two sons be grown up.” </w:t>
       </w:r>
       <w:r>
         <w:rPr>
@@ -16279,25 +15367,7 @@
           <w:lang w:eastAsia="en-GB" w:bidi="he-IL"/>
         </w:rPr>
         <w:lastRenderedPageBreak/>
-        <w:t xml:space="preserve">was not </w:t>
-      </w:r>
-      <w:proofErr w:type="gramStart"/>
-      <w:r>
-        <w:rPr>
-          <w:rFonts w:ascii="Gentium" w:hAnsi="Gentium" w:cs="Gentium"/>
-          <w:color w:val="000000"/>
-          <w:lang w:eastAsia="en-GB" w:bidi="he-IL"/>
-        </w:rPr>
-        <w:t>meet</w:t>
-      </w:r>
-      <w:proofErr w:type="gramEnd"/>
-      <w:r>
-        <w:rPr>
-          <w:rFonts w:ascii="Gentium" w:hAnsi="Gentium" w:cs="Gentium"/>
-          <w:color w:val="000000"/>
-          <w:lang w:eastAsia="en-GB" w:bidi="he-IL"/>
-        </w:rPr>
-        <w:t xml:space="preserve"> to trample on our rights, and to lift up the hand of our enemies over us, and to lower our dignities. </w:t>
+        <w:t xml:space="preserve">was not meet to trample on our rights, and to lift up the hand of our enemies over us, and to lower our dignities. </w:t>
       </w:r>
       <w:r>
         <w:rPr>
@@ -16426,29 +15496,7 @@
           <w:color w:val="000000"/>
           <w:lang w:eastAsia="en-GB" w:bidi="he-IL"/>
         </w:rPr>
-        <w:t xml:space="preserve">the </w:t>
-      </w:r>
-      <w:proofErr w:type="spellStart"/>
-      <w:r>
-        <w:rPr>
-          <w:rFonts w:ascii="Gentium" w:hAnsi="Gentium" w:cs="Gentium"/>
-          <w:i/>
-          <w:iCs/>
-          <w:color w:val="000000"/>
-          <w:lang w:eastAsia="en-GB" w:bidi="he-IL"/>
-        </w:rPr>
-        <w:t>Hasdanim</w:t>
-      </w:r>
-      <w:proofErr w:type="spellEnd"/>
-      <w:r>
-        <w:rPr>
-          <w:rFonts w:ascii="Gentium" w:hAnsi="Gentium" w:cs="Gentium"/>
-          <w:i/>
-          <w:iCs/>
-          <w:color w:val="000000"/>
-          <w:lang w:eastAsia="en-GB" w:bidi="he-IL"/>
-        </w:rPr>
-        <w:t>).</w:t>
+        <w:t>the Hasdanim).</w:t>
       </w:r>
     </w:p>
     <w:p>
@@ -16891,25 +15939,7 @@
           <w:color w:val="000000"/>
           <w:lang w:eastAsia="en-GB" w:bidi="he-IL"/>
         </w:rPr>
-        <w:t xml:space="preserve">Then Hyrcanus retreated into the Holy City, whither also arrived Aristobulus and his army; and he surrounded it on every side with his </w:t>
-      </w:r>
-      <w:proofErr w:type="gramStart"/>
-      <w:r>
-        <w:rPr>
-          <w:rFonts w:ascii="Gentium" w:hAnsi="Gentium" w:cs="Gentium"/>
-          <w:color w:val="000000"/>
-          <w:lang w:eastAsia="en-GB" w:bidi="he-IL"/>
-        </w:rPr>
-        <w:t>tents, and</w:t>
-      </w:r>
-      <w:proofErr w:type="gramEnd"/>
-      <w:r>
-        <w:rPr>
-          <w:rFonts w:ascii="Gentium" w:hAnsi="Gentium" w:cs="Gentium"/>
-          <w:color w:val="000000"/>
-          <w:lang w:eastAsia="en-GB" w:bidi="he-IL"/>
-        </w:rPr>
-        <w:t xml:space="preserve"> attempted by stratagem </w:t>
+        <w:t xml:space="preserve">Then Hyrcanus retreated into the Holy City, whither also arrived Aristobulus and his army; and he surrounded it on every side with his tents, and attempted by stratagem </w:t>
       </w:r>
       <w:r>
         <w:rPr>
@@ -17197,25 +16227,7 @@
           <w:color w:val="000000"/>
           <w:lang w:eastAsia="en-GB" w:bidi="he-IL"/>
         </w:rPr>
-        <w:t xml:space="preserve">This man King Alexander had made governor of the country of the Idumaeans, whence he had taken a wife by whom he had four sons, namely, </w:t>
-      </w:r>
-      <w:proofErr w:type="spellStart"/>
-      <w:r>
-        <w:rPr>
-          <w:rFonts w:ascii="Gentium" w:hAnsi="Gentium" w:cs="Gentium"/>
-          <w:color w:val="000000"/>
-          <w:lang w:eastAsia="en-GB" w:bidi="he-IL"/>
-        </w:rPr>
-        <w:t>Phaselus</w:t>
-      </w:r>
-      <w:proofErr w:type="spellEnd"/>
-      <w:r>
-        <w:rPr>
-          <w:rFonts w:ascii="Gentium" w:hAnsi="Gentium" w:cs="Gentium"/>
-          <w:color w:val="000000"/>
-          <w:lang w:eastAsia="en-GB" w:bidi="he-IL"/>
-        </w:rPr>
-        <w:t xml:space="preserve">, Herod, who reigned over Judah, Pheroras, and Josephus. </w:t>
+        <w:t xml:space="preserve">This man King Alexander had made governor of the country of the Idumaeans, whence he had taken a wife by whom he had four sons, namely, Phaselus, Herod, who reigned over Judah, Pheroras, and Josephus. </w:t>
       </w:r>
       <w:r>
         <w:rPr>
@@ -17568,25 +16580,7 @@
           <w:color w:val="000000"/>
           <w:lang w:eastAsia="en-GB" w:bidi="he-IL"/>
         </w:rPr>
-        <w:t xml:space="preserve">And Antipater went to </w:t>
-      </w:r>
-      <w:proofErr w:type="spellStart"/>
-      <w:r>
-        <w:rPr>
-          <w:rFonts w:ascii="Gentium" w:hAnsi="Gentium" w:cs="Gentium"/>
-          <w:color w:val="000000"/>
-          <w:lang w:eastAsia="en-GB" w:bidi="he-IL"/>
-        </w:rPr>
-        <w:t>Hartam</w:t>
-      </w:r>
-      <w:proofErr w:type="spellEnd"/>
-      <w:r>
-        <w:rPr>
-          <w:rFonts w:ascii="Gentium" w:hAnsi="Gentium" w:cs="Gentium"/>
-          <w:color w:val="000000"/>
-          <w:lang w:eastAsia="en-GB" w:bidi="he-IL"/>
-        </w:rPr>
-        <w:t xml:space="preserve"> and agreed with him that he should receive Hyrcanus </w:t>
+        <w:t xml:space="preserve">And Antipater went to Hartam and agreed with him that he should receive Hyrcanus </w:t>
       </w:r>
       <w:r>
         <w:rPr>
@@ -17612,25 +16606,7 @@
           <w:color w:val="000000"/>
           <w:lang w:eastAsia="en-GB" w:bidi="he-IL"/>
         </w:rPr>
-        <w:t xml:space="preserve">At which </w:t>
-      </w:r>
-      <w:proofErr w:type="spellStart"/>
-      <w:r>
-        <w:rPr>
-          <w:rFonts w:ascii="Gentium" w:hAnsi="Gentium" w:cs="Gentium"/>
-          <w:color w:val="000000"/>
-          <w:lang w:eastAsia="en-GB" w:bidi="he-IL"/>
-        </w:rPr>
-        <w:t>Hartam</w:t>
-      </w:r>
-      <w:proofErr w:type="spellEnd"/>
-      <w:r>
-        <w:rPr>
-          <w:rFonts w:ascii="Gentium" w:hAnsi="Gentium" w:cs="Gentium"/>
-          <w:color w:val="000000"/>
-          <w:lang w:eastAsia="en-GB" w:bidi="he-IL"/>
-        </w:rPr>
-        <w:t xml:space="preserve"> rejoiced, and came into the plan, and agreed with Antipater that in no case would he deliver up Hyrcanus and Antipater to their enemies, and that he would assist and protect them. </w:t>
+        <w:t xml:space="preserve">At which Hartam rejoiced, and came into the plan, and agreed with Antipater that in no case would he deliver up Hyrcanus and Antipater to their enemies, and that he would assist and protect them. </w:t>
       </w:r>
       <w:r>
         <w:rPr>
@@ -17665,25 +16641,7 @@
           <w:color w:val="000000"/>
           <w:lang w:eastAsia="en-GB" w:bidi="he-IL"/>
         </w:rPr>
-        <w:t xml:space="preserve">he had agreed with </w:t>
-      </w:r>
-      <w:proofErr w:type="spellStart"/>
-      <w:r>
-        <w:rPr>
-          <w:rFonts w:ascii="Gentium" w:hAnsi="Gentium" w:cs="Gentium"/>
-          <w:color w:val="000000"/>
-          <w:lang w:eastAsia="en-GB" w:bidi="he-IL"/>
-        </w:rPr>
-        <w:t>Hartam</w:t>
-      </w:r>
-      <w:proofErr w:type="spellEnd"/>
-      <w:r>
-        <w:rPr>
-          <w:rFonts w:ascii="Gentium" w:hAnsi="Gentium" w:cs="Gentium"/>
-          <w:color w:val="000000"/>
-          <w:lang w:eastAsia="en-GB" w:bidi="he-IL"/>
-        </w:rPr>
-        <w:t xml:space="preserve"> concerning their going to him. </w:t>
+        <w:t xml:space="preserve">he had agreed with Hartam concerning their going to him. </w:t>
       </w:r>
       <w:r>
         <w:rPr>
@@ -17700,25 +16658,7 @@
           <w:color w:val="000000"/>
           <w:lang w:eastAsia="en-GB" w:bidi="he-IL"/>
         </w:rPr>
-        <w:t xml:space="preserve">Therefore, both of them went out of the city by night, and went to </w:t>
-      </w:r>
-      <w:proofErr w:type="spellStart"/>
-      <w:r>
-        <w:rPr>
-          <w:rFonts w:ascii="Gentium" w:hAnsi="Gentium" w:cs="Gentium"/>
-          <w:color w:val="000000"/>
-          <w:lang w:eastAsia="en-GB" w:bidi="he-IL"/>
-        </w:rPr>
-        <w:t>Hartam</w:t>
-      </w:r>
-      <w:proofErr w:type="spellEnd"/>
-      <w:r>
-        <w:rPr>
-          <w:rFonts w:ascii="Gentium" w:hAnsi="Gentium" w:cs="Gentium"/>
-          <w:color w:val="000000"/>
-          <w:lang w:eastAsia="en-GB" w:bidi="he-IL"/>
-        </w:rPr>
-        <w:t xml:space="preserve">, and remained with him for some time. </w:t>
+        <w:t xml:space="preserve">Therefore, both of them went out of the city by night, and went to Hartam, and remained with him for some time. </w:t>
       </w:r>
       <w:r>
         <w:rPr>
@@ -17735,25 +16675,7 @@
           <w:color w:val="000000"/>
           <w:lang w:eastAsia="en-GB" w:bidi="he-IL"/>
         </w:rPr>
-        <w:t xml:space="preserve">Then Antipater began to persuade </w:t>
-      </w:r>
-      <w:proofErr w:type="spellStart"/>
-      <w:r>
-        <w:rPr>
-          <w:rFonts w:ascii="Gentium" w:hAnsi="Gentium" w:cs="Gentium"/>
-          <w:color w:val="000000"/>
-          <w:lang w:eastAsia="en-GB" w:bidi="he-IL"/>
-        </w:rPr>
-        <w:t>Hartam</w:t>
-      </w:r>
-      <w:proofErr w:type="spellEnd"/>
-      <w:r>
-        <w:rPr>
-          <w:rFonts w:ascii="Gentium" w:hAnsi="Gentium" w:cs="Gentium"/>
-          <w:color w:val="000000"/>
-          <w:lang w:eastAsia="en-GB" w:bidi="he-IL"/>
-        </w:rPr>
-        <w:t xml:space="preserve"> to lead forth an army with Hyrcanus, to reduce and capture his brother Aristobulus. </w:t>
+        <w:t xml:space="preserve">Then Antipater began to persuade Hartam to lead forth an army with Hyrcanus, to reduce and capture his brother Aristobulus. </w:t>
       </w:r>
       <w:r>
         <w:rPr>
@@ -17770,25 +16692,7 @@
           <w:color w:val="000000"/>
           <w:lang w:eastAsia="en-GB" w:bidi="he-IL"/>
         </w:rPr>
-        <w:t xml:space="preserve">But </w:t>
-      </w:r>
-      <w:proofErr w:type="spellStart"/>
-      <w:r>
-        <w:rPr>
-          <w:rFonts w:ascii="Gentium" w:hAnsi="Gentium" w:cs="Gentium"/>
-          <w:color w:val="000000"/>
-          <w:lang w:eastAsia="en-GB" w:bidi="he-IL"/>
-        </w:rPr>
-        <w:t>Hartam</w:t>
-      </w:r>
-      <w:proofErr w:type="spellEnd"/>
-      <w:r>
-        <w:rPr>
-          <w:rFonts w:ascii="Gentium" w:hAnsi="Gentium" w:cs="Gentium"/>
-          <w:color w:val="000000"/>
-          <w:lang w:eastAsia="en-GB" w:bidi="he-IL"/>
-        </w:rPr>
-        <w:t xml:space="preserve"> declined prosecuting this plan, fearing that he had not strength to resist Aristobulus. </w:t>
+        <w:t xml:space="preserve">But Hartam declined prosecuting this plan, fearing that he had not strength to resist Aristobulus. </w:t>
       </w:r>
       <w:r>
         <w:rPr>
@@ -17929,25 +16833,7 @@
           <w:color w:val="000000"/>
           <w:lang w:eastAsia="en-GB" w:bidi="he-IL"/>
         </w:rPr>
-        <w:t xml:space="preserve">To which Hyrcanus, agreeing and completing the treaty, </w:t>
-      </w:r>
-      <w:proofErr w:type="spellStart"/>
-      <w:r>
-        <w:rPr>
-          <w:rFonts w:ascii="Gentium" w:hAnsi="Gentium" w:cs="Gentium"/>
-          <w:color w:val="000000"/>
-          <w:lang w:eastAsia="en-GB" w:bidi="he-IL"/>
-        </w:rPr>
-        <w:t>Hartam</w:t>
-      </w:r>
-      <w:proofErr w:type="spellEnd"/>
-      <w:r>
-        <w:rPr>
-          <w:rFonts w:ascii="Gentium" w:hAnsi="Gentium" w:cs="Gentium"/>
-          <w:color w:val="000000"/>
-          <w:lang w:eastAsia="en-GB" w:bidi="he-IL"/>
-        </w:rPr>
-        <w:t xml:space="preserve"> marched (and Hyrcanus with him) with fifty thousand horse and foot soldiers, bending his course to the country of Judah, against whom Aristobulus went forth and engaged them. </w:t>
+        <w:t xml:space="preserve">To which Hyrcanus, agreeing and completing the treaty, Hartam marched (and Hyrcanus with him) with fifty thousand horse and foot soldiers, bending his course to the country of Judah, against whom Aristobulus went forth and engaged them. </w:t>
       </w:r>
       <w:r>
         <w:rPr>
@@ -18050,25 +16936,7 @@
           <w:color w:val="000000"/>
           <w:lang w:eastAsia="en-GB" w:bidi="he-IL"/>
         </w:rPr>
-        <w:t xml:space="preserve">But Hyrcanus, </w:t>
-      </w:r>
-      <w:proofErr w:type="spellStart"/>
-      <w:r>
-        <w:rPr>
-          <w:rFonts w:ascii="Gentium" w:hAnsi="Gentium" w:cs="Gentium"/>
-          <w:color w:val="000000"/>
-          <w:lang w:eastAsia="en-GB" w:bidi="he-IL"/>
-        </w:rPr>
-        <w:t>Hartam</w:t>
-      </w:r>
-      <w:proofErr w:type="spellEnd"/>
-      <w:r>
-        <w:rPr>
-          <w:rFonts w:ascii="Gentium" w:hAnsi="Gentium" w:cs="Gentium"/>
-          <w:color w:val="000000"/>
-          <w:lang w:eastAsia="en-GB" w:bidi="he-IL"/>
-        </w:rPr>
-        <w:t xml:space="preserve">, and Antipater, went straight to the city of the Holy House, carrying with them a large army. </w:t>
+        <w:t xml:space="preserve">But Hyrcanus, Hartam, and Antipater, went straight to the city of the Holy House, carrying with them a large army. </w:t>
       </w:r>
       <w:r>
         <w:rPr>
@@ -18102,25 +16970,7 @@
           <w:color w:val="000000"/>
           <w:lang w:eastAsia="en-GB" w:bidi="he-IL"/>
         </w:rPr>
-        <w:t xml:space="preserve">And Hyrcanus and </w:t>
-      </w:r>
-      <w:proofErr w:type="spellStart"/>
-      <w:r>
-        <w:rPr>
-          <w:rFonts w:ascii="Gentium" w:hAnsi="Gentium" w:cs="Gentium"/>
-          <w:color w:val="000000"/>
-          <w:lang w:eastAsia="en-GB" w:bidi="he-IL"/>
-        </w:rPr>
-        <w:t>Hartam</w:t>
-      </w:r>
-      <w:proofErr w:type="spellEnd"/>
-      <w:r>
-        <w:rPr>
-          <w:rFonts w:ascii="Gentium" w:hAnsi="Gentium" w:cs="Gentium"/>
-          <w:color w:val="000000"/>
-          <w:lang w:eastAsia="en-GB" w:bidi="he-IL"/>
-        </w:rPr>
-        <w:t xml:space="preserve"> encamped with their forces against the city and besieged it.</w:t>
+        <w:t>And Hyrcanus and Hartam encamped with their forces against the city and besieged it.</w:t>
       </w:r>
     </w:p>
     <w:p>
@@ -18186,29 +17036,7 @@
           <w:color w:val="000000"/>
           <w:lang w:eastAsia="en-GB" w:bidi="he-IL"/>
         </w:rPr>
-        <w:t xml:space="preserve">The history of </w:t>
-      </w:r>
-      <w:proofErr w:type="spellStart"/>
-      <w:r>
-        <w:rPr>
-          <w:rFonts w:ascii="Gentium" w:hAnsi="Gentium" w:cs="Gentium"/>
-          <w:i/>
-          <w:iCs/>
-          <w:color w:val="000000"/>
-          <w:lang w:eastAsia="en-GB" w:bidi="he-IL"/>
-        </w:rPr>
-        <w:t>Gneus</w:t>
-      </w:r>
-      <w:proofErr w:type="spellEnd"/>
-      <w:r>
-        <w:rPr>
-          <w:rFonts w:ascii="Gentium" w:hAnsi="Gentium" w:cs="Gentium"/>
-          <w:i/>
-          <w:iCs/>
-          <w:color w:val="000000"/>
-          <w:lang w:eastAsia="en-GB" w:bidi="he-IL"/>
-        </w:rPr>
-        <w:t>, general of the army of the Romans.</w:t>
+        <w:t>The history of Gneus, general of the army of the Romans.</w:t>
       </w:r>
     </w:p>
     <w:p>
@@ -18236,18 +17064,8 @@
           <w:color w:val="000000"/>
           <w:lang w:eastAsia="en-GB" w:bidi="he-IL"/>
         </w:rPr>
-        <w:t xml:space="preserve">Now, it happened that Gneus, general of the army of the Romans, went forth to fight with </w:t>
-      </w:r>
-      <w:proofErr w:type="spellStart"/>
-      <w:r>
-        <w:rPr>
-          <w:rFonts w:ascii="Gentium" w:hAnsi="Gentium" w:cs="Gentium"/>
-          <w:color w:val="000000"/>
-          <w:lang w:eastAsia="en-GB" w:bidi="he-IL"/>
-        </w:rPr>
-        <w:t>Tyrcanes</w:t>
-      </w:r>
-      <w:proofErr w:type="spellEnd"/>
+        <w:t>Now, it happened that Gneus, general of the army of the Romans, went forth to fight with Tyrcanes</w:t>
+      </w:r>
       <w:r>
         <w:rPr>
           <w:rFonts w:ascii="Gentium" w:hAnsi="Gentium" w:cs="Gentium"/>
@@ -18281,25 +17099,7 @@
           <w:color w:val="000000"/>
           <w:lang w:eastAsia="en-GB" w:bidi="he-IL"/>
         </w:rPr>
-        <w:t xml:space="preserve">For, the citizens of Damascus, and Hames, and </w:t>
-      </w:r>
-      <w:proofErr w:type="spellStart"/>
-      <w:r>
-        <w:rPr>
-          <w:rFonts w:ascii="Gentium" w:hAnsi="Gentium" w:cs="Gentium"/>
-          <w:color w:val="000000"/>
-          <w:lang w:eastAsia="en-GB" w:bidi="he-IL"/>
-        </w:rPr>
-        <w:t>Halepum</w:t>
-      </w:r>
-      <w:proofErr w:type="spellEnd"/>
-      <w:r>
-        <w:rPr>
-          <w:rFonts w:ascii="Gentium" w:hAnsi="Gentium" w:cs="Gentium"/>
-          <w:color w:val="000000"/>
-          <w:lang w:eastAsia="en-GB" w:bidi="he-IL"/>
-        </w:rPr>
-        <w:t xml:space="preserve">, and the rest of them of Syria who are belonging to the Armenians, had lately rebelled against the Romans. </w:t>
+        <w:t xml:space="preserve">For, the citizens of Damascus, and Hames, and Halepum, and the rest of them of Syria who are belonging to the Armenians, had lately rebelled against the Romans. </w:t>
       </w:r>
       <w:r>
         <w:rPr>
@@ -18316,25 +17116,7 @@
           <w:color w:val="000000"/>
           <w:lang w:eastAsia="en-GB" w:bidi="he-IL"/>
         </w:rPr>
-        <w:t xml:space="preserve">And, on that account, </w:t>
-      </w:r>
-      <w:proofErr w:type="spellStart"/>
-      <w:r>
-        <w:rPr>
-          <w:rFonts w:ascii="Gentium" w:hAnsi="Gentium" w:cs="Gentium"/>
-          <w:color w:val="000000"/>
-          <w:lang w:eastAsia="en-GB" w:bidi="he-IL"/>
-        </w:rPr>
-        <w:t>Gneus</w:t>
-      </w:r>
-      <w:proofErr w:type="spellEnd"/>
-      <w:r>
-        <w:rPr>
-          <w:rFonts w:ascii="Gentium" w:hAnsi="Gentium" w:cs="Gentium"/>
-          <w:color w:val="000000"/>
-          <w:lang w:eastAsia="en-GB" w:bidi="he-IL"/>
-        </w:rPr>
-        <w:t xml:space="preserve"> had sent Scaurus to Damascus and to its territories, to take possession of them; which thing was told to Aristobulus and Hyrcanus. </w:t>
+        <w:t xml:space="preserve">And, on that account, Gneus had sent Scaurus to Damascus and to its territories, to take possession of them; which thing was told to Aristobulus and Hyrcanus. </w:t>
       </w:r>
       <w:r>
         <w:rPr>
@@ -18385,25 +17167,7 @@
           <w:color w:val="000000"/>
           <w:lang w:eastAsia="en-GB" w:bidi="he-IL"/>
         </w:rPr>
-        <w:t xml:space="preserve">But Scaurus refused to go to either of them; but he wrote to </w:t>
-      </w:r>
-      <w:proofErr w:type="spellStart"/>
-      <w:r>
-        <w:rPr>
-          <w:rFonts w:ascii="Gentium" w:hAnsi="Gentium" w:cs="Gentium"/>
-          <w:color w:val="000000"/>
-          <w:lang w:eastAsia="en-GB" w:bidi="he-IL"/>
-        </w:rPr>
-        <w:t>Hartam</w:t>
-      </w:r>
-      <w:proofErr w:type="spellEnd"/>
-      <w:r>
-        <w:rPr>
-          <w:rFonts w:ascii="Gentium" w:hAnsi="Gentium" w:cs="Gentium"/>
-          <w:color w:val="000000"/>
-          <w:lang w:eastAsia="en-GB" w:bidi="he-IL"/>
-        </w:rPr>
-        <w:t xml:space="preserve">, ordering him to retire with his army from the city of the Holy House, and forbade him to give help to Hyrcanus against his brother, </w:t>
+        <w:t xml:space="preserve">But Scaurus refused to go to either of them; but he wrote to Hartam, ordering him to retire with his army from the city of the Holy House, and forbade him to give help to Hyrcanus against his brother, </w:t>
       </w:r>
       <w:r>
         <w:rPr>
@@ -18437,25 +17201,7 @@
           <w:color w:val="000000"/>
           <w:lang w:eastAsia="en-GB" w:bidi="he-IL"/>
         </w:rPr>
-        <w:t xml:space="preserve">Now, when this letter had reached </w:t>
-      </w:r>
-      <w:proofErr w:type="spellStart"/>
-      <w:r>
-        <w:rPr>
-          <w:rFonts w:ascii="Gentium" w:hAnsi="Gentium" w:cs="Gentium"/>
-          <w:color w:val="000000"/>
-          <w:lang w:eastAsia="en-GB" w:bidi="he-IL"/>
-        </w:rPr>
-        <w:t>Hartam</w:t>
-      </w:r>
-      <w:proofErr w:type="spellEnd"/>
-      <w:r>
-        <w:rPr>
-          <w:rFonts w:ascii="Gentium" w:hAnsi="Gentium" w:cs="Gentium"/>
-          <w:color w:val="000000"/>
-          <w:lang w:eastAsia="en-GB" w:bidi="he-IL"/>
-        </w:rPr>
-        <w:t xml:space="preserve">, he immediately retired from the city. </w:t>
+        <w:t xml:space="preserve">Now, when this letter had reached Hartam, he immediately retired from the city. </w:t>
       </w:r>
       <w:r>
         <w:rPr>
@@ -18808,25 +17554,7 @@
           <w:color w:val="000000"/>
           <w:lang w:eastAsia="en-GB" w:bidi="he-IL"/>
         </w:rPr>
-        <w:t xml:space="preserve">“From </w:t>
-      </w:r>
-      <w:proofErr w:type="spellStart"/>
-      <w:r>
-        <w:rPr>
-          <w:rFonts w:ascii="Gentium" w:hAnsi="Gentium" w:cs="Gentium"/>
-          <w:color w:val="000000"/>
-          <w:lang w:eastAsia="en-GB" w:bidi="he-IL"/>
-        </w:rPr>
-        <w:t>Gneus</w:t>
-      </w:r>
-      <w:proofErr w:type="spellEnd"/>
-      <w:r>
-        <w:rPr>
-          <w:rFonts w:ascii="Gentium" w:hAnsi="Gentium" w:cs="Gentium"/>
-          <w:color w:val="000000"/>
-          <w:lang w:eastAsia="en-GB" w:bidi="he-IL"/>
-        </w:rPr>
-        <w:t xml:space="preserve">, general of the army of the Romans, to king Aristobulus, heir to the throne and high-priesthood, health be to you. </w:t>
+        <w:t xml:space="preserve">“From Gneus, general of the army of the Romans, to king Aristobulus, heir to the throne and high-priesthood, health be to you. </w:t>
       </w:r>
       <w:r>
         <w:rPr>
@@ -19135,25 +17863,7 @@
           <w:color w:val="000000"/>
           <w:lang w:eastAsia="en-GB" w:bidi="he-IL"/>
         </w:rPr>
-        <w:t xml:space="preserve">And </w:t>
-      </w:r>
-      <w:proofErr w:type="spellStart"/>
-      <w:r>
-        <w:rPr>
-          <w:rFonts w:ascii="Gentium" w:hAnsi="Gentium" w:cs="Gentium"/>
-          <w:color w:val="000000"/>
-          <w:lang w:eastAsia="en-GB" w:bidi="he-IL"/>
-        </w:rPr>
-        <w:t>Gneus</w:t>
-      </w:r>
-      <w:proofErr w:type="spellEnd"/>
-      <w:r>
-        <w:rPr>
-          <w:rFonts w:ascii="Gentium" w:hAnsi="Gentium" w:cs="Gentium"/>
-          <w:color w:val="000000"/>
-          <w:lang w:eastAsia="en-GB" w:bidi="he-IL"/>
-        </w:rPr>
-        <w:t xml:space="preserve"> ordered him to write them a testimonial of their freedom, and to say that he would in no way trouble them more; which truly he did, and the nations were released from their obedience to the Jews. </w:t>
+        <w:t xml:space="preserve">And Gneus ordered him to write them a testimonial of their freedom, and to say that he would in no way trouble them more; which truly he did, and the nations were released from their obedience to the Jews. </w:t>
       </w:r>
       <w:r>
         <w:rPr>
@@ -19196,25 +17906,7 @@
           <w:color w:val="000000"/>
           <w:lang w:eastAsia="en-GB" w:bidi="he-IL"/>
         </w:rPr>
-        <w:t xml:space="preserve">And </w:t>
-      </w:r>
-      <w:proofErr w:type="spellStart"/>
-      <w:r>
-        <w:rPr>
-          <w:rFonts w:ascii="Gentium" w:hAnsi="Gentium" w:cs="Gentium"/>
-          <w:color w:val="000000"/>
-          <w:lang w:eastAsia="en-GB" w:bidi="he-IL"/>
-        </w:rPr>
-        <w:t>Gneus</w:t>
-      </w:r>
-      <w:proofErr w:type="spellEnd"/>
-      <w:r>
-        <w:rPr>
-          <w:rFonts w:ascii="Gentium" w:hAnsi="Gentium" w:cs="Gentium"/>
-          <w:color w:val="000000"/>
-          <w:lang w:eastAsia="en-GB" w:bidi="he-IL"/>
-        </w:rPr>
-        <w:t xml:space="preserve"> followed him until he came to the city of the Holy House, around which he encamped. </w:t>
+        <w:t xml:space="preserve">And Gneus followed him until he came to the city of the Holy House, around which he encamped. </w:t>
       </w:r>
       <w:r>
         <w:rPr>
@@ -19276,23 +17968,13 @@
         </w:rPr>
         <w:t>43 </w:t>
       </w:r>
-      <w:proofErr w:type="spellStart"/>
-      <w:r>
-        <w:rPr>
-          <w:rFonts w:ascii="Gentium" w:hAnsi="Gentium" w:cs="Gentium"/>
-          <w:color w:val="000000"/>
-          <w:lang w:eastAsia="en-GB" w:bidi="he-IL"/>
-        </w:rPr>
-        <w:t>Gneus</w:t>
-      </w:r>
-      <w:proofErr w:type="spellEnd"/>
-      <w:r>
-        <w:rPr>
-          <w:rFonts w:ascii="Gentium" w:hAnsi="Gentium" w:cs="Gentium"/>
-          <w:color w:val="000000"/>
-          <w:lang w:eastAsia="en-GB" w:bidi="he-IL"/>
-        </w:rPr>
-        <w:t xml:space="preserve"> replied, “If you wish this, bring to me whatever money and precious stones are in the temple, and I will put you in possession of what you wish.” And Aristobulus said to him, </w:t>
+      <w:r>
+        <w:rPr>
+          <w:rFonts w:ascii="Gentium" w:hAnsi="Gentium" w:cs="Gentium"/>
+          <w:color w:val="000000"/>
+          <w:lang w:eastAsia="en-GB" w:bidi="he-IL"/>
+        </w:rPr>
+        <w:t xml:space="preserve">Gneus replied, “If you wish this, bring to me whatever money and precious stones are in the temple, and I will put you in possession of what you wish.” And Aristobulus said to him, </w:t>
       </w:r>
       <w:r>
         <w:rPr>
@@ -19309,25 +17991,7 @@
           <w:color w:val="000000"/>
           <w:lang w:eastAsia="en-GB" w:bidi="he-IL"/>
         </w:rPr>
-        <w:t xml:space="preserve">“Undoubtedly, this I will do.” And </w:t>
-      </w:r>
-      <w:proofErr w:type="spellStart"/>
-      <w:r>
-        <w:rPr>
-          <w:rFonts w:ascii="Gentium" w:hAnsi="Gentium" w:cs="Gentium"/>
-          <w:color w:val="000000"/>
-          <w:lang w:eastAsia="en-GB" w:bidi="he-IL"/>
-        </w:rPr>
-        <w:t>Gneus</w:t>
-      </w:r>
-      <w:proofErr w:type="spellEnd"/>
-      <w:r>
-        <w:rPr>
-          <w:rFonts w:ascii="Gentium" w:hAnsi="Gentium" w:cs="Gentium"/>
-          <w:color w:val="000000"/>
-          <w:lang w:eastAsia="en-GB" w:bidi="he-IL"/>
-        </w:rPr>
-        <w:t xml:space="preserve"> sent a captain named Gabinius</w:t>
+        <w:t>“Undoubtedly, this I will do.” And Gneus sent a captain named Gabinius</w:t>
       </w:r>
       <w:r>
         <w:rPr>
@@ -19517,25 +18181,7 @@
           <w:color w:val="000000"/>
           <w:lang w:eastAsia="en-GB" w:bidi="he-IL"/>
         </w:rPr>
-        <w:t xml:space="preserve">Then </w:t>
-      </w:r>
-      <w:proofErr w:type="spellStart"/>
-      <w:r>
-        <w:rPr>
-          <w:rFonts w:ascii="Gentium" w:hAnsi="Gentium" w:cs="Gentium"/>
-          <w:color w:val="000000"/>
-          <w:lang w:eastAsia="en-GB" w:bidi="he-IL"/>
-        </w:rPr>
-        <w:t>Gneus</w:t>
-      </w:r>
-      <w:proofErr w:type="spellEnd"/>
-      <w:r>
-        <w:rPr>
-          <w:rFonts w:ascii="Gentium" w:hAnsi="Gentium" w:cs="Gentium"/>
-          <w:color w:val="000000"/>
-          <w:lang w:eastAsia="en-GB" w:bidi="he-IL"/>
-        </w:rPr>
-        <w:t xml:space="preserve"> came, and entered into it, and greatly admired its beauty and magnificence that he beheld and was astonished when he saw its riches and the precious stones that were in it. </w:t>
+        <w:t xml:space="preserve">Then Gneus came, and entered into it, and greatly admired its beauty and magnificence that he beheld and was astonished when he saw its riches and the precious stones that were in it. </w:t>
       </w:r>
       <w:r>
         <w:rPr>
@@ -19996,29 +18642,7 @@
           <w:color w:val="000000"/>
           <w:lang w:eastAsia="en-GB" w:bidi="he-IL"/>
         </w:rPr>
-        <w:t xml:space="preserve">The history of </w:t>
-      </w:r>
-      <w:proofErr w:type="spellStart"/>
-      <w:r>
-        <w:rPr>
-          <w:rFonts w:ascii="Gentium" w:hAnsi="Gentium" w:cs="Gentium"/>
-          <w:i/>
-          <w:iCs/>
-          <w:color w:val="000000"/>
-          <w:lang w:eastAsia="en-GB" w:bidi="he-IL"/>
-        </w:rPr>
-        <w:t>Gabinius</w:t>
-      </w:r>
-      <w:proofErr w:type="spellEnd"/>
-      <w:r>
-        <w:rPr>
-          <w:rFonts w:ascii="Gentium" w:hAnsi="Gentium" w:cs="Gentium"/>
-          <w:i/>
-          <w:iCs/>
-          <w:color w:val="000000"/>
-          <w:lang w:eastAsia="en-GB" w:bidi="he-IL"/>
-        </w:rPr>
-        <w:t xml:space="preserve"> and of Alexander the son of Aristobulus.</w:t>
+        <w:t>The history of Gabinius and of Alexander the son of Aristobulus.</w:t>
       </w:r>
     </w:p>
     <w:p>
@@ -20046,18 +18670,8 @@
           <w:color w:val="000000"/>
           <w:lang w:eastAsia="en-GB" w:bidi="he-IL"/>
         </w:rPr>
-        <w:t xml:space="preserve">Now, </w:t>
-      </w:r>
-      <w:proofErr w:type="spellStart"/>
-      <w:r>
-        <w:rPr>
-          <w:rFonts w:ascii="Gentium" w:hAnsi="Gentium" w:cs="Gentium"/>
-          <w:color w:val="000000"/>
-          <w:lang w:eastAsia="en-GB" w:bidi="he-IL"/>
-        </w:rPr>
-        <w:t>Gabinius</w:t>
-      </w:r>
-      <w:proofErr w:type="spellEnd"/>
+        <w:t>Now, Gabinius</w:t>
+      </w:r>
       <w:r>
         <w:rPr>
           <w:rFonts w:ascii="Gentium" w:hAnsi="Gentium" w:cs="Gentium"/>
@@ -20125,25 +18739,7 @@
           <w:color w:val="000000"/>
           <w:lang w:eastAsia="en-GB" w:bidi="he-IL"/>
         </w:rPr>
-        <w:t xml:space="preserve">Against whom Alexander went out with ten thousand foot and fifteen hundred </w:t>
-      </w:r>
-      <w:proofErr w:type="gramStart"/>
-      <w:r>
-        <w:rPr>
-          <w:rFonts w:ascii="Gentium" w:hAnsi="Gentium" w:cs="Gentium"/>
-          <w:color w:val="000000"/>
-          <w:lang w:eastAsia="en-GB" w:bidi="he-IL"/>
-        </w:rPr>
-        <w:t>horse, and</w:t>
-      </w:r>
-      <w:proofErr w:type="gramEnd"/>
-      <w:r>
-        <w:rPr>
-          <w:rFonts w:ascii="Gentium" w:hAnsi="Gentium" w:cs="Gentium"/>
-          <w:color w:val="000000"/>
-          <w:lang w:eastAsia="en-GB" w:bidi="he-IL"/>
-        </w:rPr>
-        <w:t xml:space="preserve"> encountered them. </w:t>
+        <w:t xml:space="preserve">Against whom Alexander went out with ten thousand foot and fifteen hundred horse, and encountered them. </w:t>
       </w:r>
       <w:r>
         <w:rPr>
@@ -20263,25 +18859,7 @@
           <w:color w:val="000000"/>
           <w:lang w:eastAsia="en-GB" w:bidi="he-IL"/>
         </w:rPr>
-        <w:t xml:space="preserve">To whom Gabinius assented in this point; and Alexander went out to him; and </w:t>
-      </w:r>
-      <w:proofErr w:type="spellStart"/>
-      <w:r>
-        <w:rPr>
-          <w:rFonts w:ascii="Gentium" w:hAnsi="Gentium" w:cs="Gentium"/>
-          <w:color w:val="000000"/>
-          <w:lang w:eastAsia="en-GB" w:bidi="he-IL"/>
-        </w:rPr>
-        <w:t>Gabinius</w:t>
-      </w:r>
-      <w:proofErr w:type="spellEnd"/>
-      <w:r>
-        <w:rPr>
-          <w:rFonts w:ascii="Gentium" w:hAnsi="Gentium" w:cs="Gentium"/>
-          <w:color w:val="000000"/>
-          <w:lang w:eastAsia="en-GB" w:bidi="he-IL"/>
-        </w:rPr>
-        <w:t xml:space="preserve"> put him to death and thought proper to divide the territories of Judah into five portions. </w:t>
+        <w:t xml:space="preserve">To whom Gabinius assented in this point; and Alexander went out to him; and Gabinius put him to death and thought proper to divide the territories of Judah into five portions. </w:t>
       </w:r>
       <w:r>
         <w:rPr>
@@ -20298,25 +18876,7 @@
           <w:color w:val="000000"/>
           <w:lang w:eastAsia="en-GB" w:bidi="he-IL"/>
         </w:rPr>
-        <w:t xml:space="preserve">One is the country of Jerusalem and the parts adjacent; and over this part Hyrcanus was made governor. Another portion is </w:t>
-      </w:r>
-      <w:proofErr w:type="spellStart"/>
-      <w:r>
-        <w:rPr>
-          <w:rFonts w:ascii="Gentium" w:hAnsi="Gentium" w:cs="Gentium"/>
-          <w:color w:val="000000"/>
-          <w:lang w:eastAsia="en-GB" w:bidi="he-IL"/>
-        </w:rPr>
-        <w:t>Gadira</w:t>
-      </w:r>
-      <w:proofErr w:type="spellEnd"/>
-      <w:r>
-        <w:rPr>
-          <w:rFonts w:ascii="Gentium" w:hAnsi="Gentium" w:cs="Gentium"/>
-          <w:color w:val="000000"/>
-          <w:lang w:eastAsia="en-GB" w:bidi="he-IL"/>
-        </w:rPr>
-        <w:t xml:space="preserve">, and the places about it. </w:t>
+        <w:t xml:space="preserve">One is the country of Jerusalem and the parts adjacent; and over this part Hyrcanus was made governor. Another portion is Gadira, and the places about it. </w:t>
       </w:r>
       <w:r>
         <w:rPr>
@@ -20351,25 +18911,7 @@
           <w:color w:val="000000"/>
           <w:lang w:eastAsia="en-GB" w:bidi="he-IL"/>
         </w:rPr>
-        <w:t xml:space="preserve">in the land of Judah. And the fifth is </w:t>
-      </w:r>
-      <w:proofErr w:type="spellStart"/>
-      <w:r>
-        <w:rPr>
-          <w:rFonts w:ascii="Gentium" w:hAnsi="Gentium" w:cs="Gentium"/>
-          <w:color w:val="000000"/>
-          <w:lang w:eastAsia="en-GB" w:bidi="he-IL"/>
-        </w:rPr>
-        <w:t>Sephoris</w:t>
-      </w:r>
-      <w:proofErr w:type="spellEnd"/>
-      <w:r>
-        <w:rPr>
-          <w:rFonts w:ascii="Gentium" w:hAnsi="Gentium" w:cs="Gentium"/>
-          <w:color w:val="000000"/>
-          <w:lang w:eastAsia="en-GB" w:bidi="he-IL"/>
-        </w:rPr>
-        <w:t>.</w:t>
+        <w:t>in the land of Judah. And the fifth is Sephoris.</w:t>
       </w:r>
       <w:r>
         <w:rPr>
@@ -20575,25 +19117,7 @@
           <w:color w:val="000000"/>
           <w:lang w:eastAsia="en-GB" w:bidi="he-IL"/>
         </w:rPr>
-        <w:t xml:space="preserve">him out of </w:t>
-      </w:r>
-      <w:proofErr w:type="gramStart"/>
-      <w:r>
-        <w:rPr>
-          <w:rFonts w:ascii="Gentium" w:hAnsi="Gentium" w:cs="Gentium"/>
-          <w:color w:val="000000"/>
-          <w:lang w:eastAsia="en-GB" w:bidi="he-IL"/>
-        </w:rPr>
-        <w:t>prison, and</w:t>
-      </w:r>
-      <w:proofErr w:type="gramEnd"/>
-      <w:r>
-        <w:rPr>
-          <w:rFonts w:ascii="Gentium" w:hAnsi="Gentium" w:cs="Gentium"/>
-          <w:color w:val="000000"/>
-          <w:lang w:eastAsia="en-GB" w:bidi="he-IL"/>
-        </w:rPr>
-        <w:t xml:space="preserve"> loaded him with gifts and favours. </w:t>
+        <w:t xml:space="preserve">him out of prison, and loaded him with gifts and favours. </w:t>
       </w:r>
       <w:r>
         <w:rPr>
@@ -20712,43 +19236,7 @@
           <w:color w:val="000000"/>
           <w:lang w:eastAsia="en-GB" w:bidi="he-IL"/>
         </w:rPr>
-        <w:t xml:space="preserve">Now, </w:t>
-      </w:r>
-      <w:proofErr w:type="spellStart"/>
-      <w:r>
-        <w:rPr>
-          <w:rFonts w:ascii="Gentium" w:hAnsi="Gentium" w:cs="Gentium"/>
-          <w:color w:val="000000"/>
-          <w:lang w:eastAsia="en-GB" w:bidi="he-IL"/>
-        </w:rPr>
-        <w:t>Gabinius</w:t>
-      </w:r>
-      <w:proofErr w:type="spellEnd"/>
-      <w:r>
-        <w:rPr>
-          <w:rFonts w:ascii="Gentium" w:hAnsi="Gentium" w:cs="Gentium"/>
-          <w:color w:val="000000"/>
-          <w:lang w:eastAsia="en-GB" w:bidi="he-IL"/>
-        </w:rPr>
-        <w:t xml:space="preserve"> had written to the senate, to send away his two sons to their mother, since she had requested </w:t>
-      </w:r>
-      <w:proofErr w:type="gramStart"/>
-      <w:r>
-        <w:rPr>
-          <w:rFonts w:ascii="Gentium" w:hAnsi="Gentium" w:cs="Gentium"/>
-          <w:color w:val="000000"/>
-          <w:lang w:eastAsia="en-GB" w:bidi="he-IL"/>
-        </w:rPr>
-        <w:t>it,.</w:t>
-      </w:r>
-      <w:proofErr w:type="gramEnd"/>
-      <w:r>
-        <w:rPr>
-          <w:rFonts w:ascii="Gentium" w:hAnsi="Gentium" w:cs="Gentium"/>
-          <w:color w:val="000000"/>
-          <w:lang w:eastAsia="en-GB" w:bidi="he-IL"/>
-        </w:rPr>
-        <w:t xml:space="preserve"> which they did. </w:t>
+        <w:t xml:space="preserve">Now, Gabinius had written to the senate, to send away his two sons to their mother, since she had requested it,. which they did. </w:t>
       </w:r>
       <w:r>
         <w:rPr>
@@ -20782,25 +19270,7 @@
           <w:color w:val="000000"/>
           <w:lang w:eastAsia="en-GB" w:bidi="he-IL"/>
         </w:rPr>
-        <w:t xml:space="preserve">Therefore, </w:t>
-      </w:r>
-      <w:proofErr w:type="spellStart"/>
-      <w:r>
-        <w:rPr>
-          <w:rFonts w:ascii="Gentium" w:hAnsi="Gentium" w:cs="Gentium"/>
-          <w:color w:val="000000"/>
-          <w:lang w:eastAsia="en-GB" w:bidi="he-IL"/>
-        </w:rPr>
-        <w:t>Gabinius</w:t>
-      </w:r>
-      <w:proofErr w:type="spellEnd"/>
-      <w:r>
-        <w:rPr>
-          <w:rFonts w:ascii="Gentium" w:hAnsi="Gentium" w:cs="Gentium"/>
-          <w:color w:val="000000"/>
-          <w:lang w:eastAsia="en-GB" w:bidi="he-IL"/>
-        </w:rPr>
-        <w:t xml:space="preserve"> went against them, encountered them, and conquered them, and reduced them again to submission to the Romans.</w:t>
+        <w:t>Therefore, Gabinius went against them, encountered them, and conquered them, and reduced them again to submission to the Romans.</w:t>
       </w:r>
       <w:r>
         <w:rPr>
@@ -20834,25 +19304,7 @@
           <w:color w:val="000000"/>
           <w:lang w:eastAsia="en-GB" w:bidi="he-IL"/>
         </w:rPr>
-        <w:t xml:space="preserve">Whereupon Ptolemy wrote to </w:t>
-      </w:r>
-      <w:proofErr w:type="spellStart"/>
-      <w:r>
-        <w:rPr>
-          <w:rFonts w:ascii="Gentium" w:hAnsi="Gentium" w:cs="Gentium"/>
-          <w:color w:val="000000"/>
-          <w:lang w:eastAsia="en-GB" w:bidi="he-IL"/>
-        </w:rPr>
-        <w:t>Gabinius</w:t>
-      </w:r>
-      <w:proofErr w:type="spellEnd"/>
-      <w:r>
-        <w:rPr>
-          <w:rFonts w:ascii="Gentium" w:hAnsi="Gentium" w:cs="Gentium"/>
-          <w:color w:val="000000"/>
-          <w:lang w:eastAsia="en-GB" w:bidi="he-IL"/>
-        </w:rPr>
-        <w:t xml:space="preserve"> that he should come and help him against the Egyptians, that he might bring them again into subjection to the Romans. </w:t>
+        <w:t xml:space="preserve">Whereupon Ptolemy wrote to Gabinius that he should come and help him against the Egyptians, that he might bring them again into subjection to the Romans. </w:t>
       </w:r>
       <w:r>
         <w:rPr>
@@ -20869,25 +19321,7 @@
           <w:color w:val="000000"/>
           <w:lang w:eastAsia="en-GB" w:bidi="he-IL"/>
         </w:rPr>
-        <w:t xml:space="preserve">And </w:t>
-      </w:r>
-      <w:proofErr w:type="spellStart"/>
-      <w:r>
-        <w:rPr>
-          <w:rFonts w:ascii="Gentium" w:hAnsi="Gentium" w:cs="Gentium"/>
-          <w:color w:val="000000"/>
-          <w:lang w:eastAsia="en-GB" w:bidi="he-IL"/>
-        </w:rPr>
-        <w:t>Gabinius</w:t>
-      </w:r>
-      <w:proofErr w:type="spellEnd"/>
-      <w:r>
-        <w:rPr>
-          <w:rFonts w:ascii="Gentium" w:hAnsi="Gentium" w:cs="Gentium"/>
-          <w:color w:val="000000"/>
-          <w:lang w:eastAsia="en-GB" w:bidi="he-IL"/>
-        </w:rPr>
-        <w:t xml:space="preserve"> marched out of the country of Syria and wrote to Hyrcanus to meet him with an army, that they might go to Ptolemy. </w:t>
+        <w:t xml:space="preserve">And Gabinius marched out of the country of Syria and wrote to Hyrcanus to meet him with an army, that they might go to Ptolemy. </w:t>
       </w:r>
       <w:r>
         <w:rPr>
@@ -20921,25 +19355,7 @@
           <w:color w:val="000000"/>
           <w:lang w:eastAsia="en-GB" w:bidi="he-IL"/>
         </w:rPr>
-        <w:t xml:space="preserve">And </w:t>
-      </w:r>
-      <w:proofErr w:type="spellStart"/>
-      <w:r>
-        <w:rPr>
-          <w:rFonts w:ascii="Gentium" w:hAnsi="Gentium" w:cs="Gentium"/>
-          <w:color w:val="000000"/>
-          <w:lang w:eastAsia="en-GB" w:bidi="he-IL"/>
-        </w:rPr>
-        <w:t>Gabinius</w:t>
-      </w:r>
-      <w:proofErr w:type="spellEnd"/>
-      <w:r>
-        <w:rPr>
-          <w:rFonts w:ascii="Gentium" w:hAnsi="Gentium" w:cs="Gentium"/>
-          <w:color w:val="000000"/>
-          <w:lang w:eastAsia="en-GB" w:bidi="he-IL"/>
-        </w:rPr>
-        <w:t xml:space="preserve"> ordered him to hasten to Ptolemy, which he did, and fought against the Egyptians, and slew of them a very great number. </w:t>
+        <w:t xml:space="preserve">And Gabinius ordered him to hasten to Ptolemy, which he did, and fought against the Egyptians, and slew of them a very great number. </w:t>
       </w:r>
       <w:r>
         <w:rPr>
@@ -20956,25 +19372,7 @@
           <w:color w:val="000000"/>
           <w:lang w:eastAsia="en-GB" w:bidi="he-IL"/>
         </w:rPr>
-        <w:t xml:space="preserve">Afterwards, </w:t>
-      </w:r>
-      <w:proofErr w:type="spellStart"/>
-      <w:r>
-        <w:rPr>
-          <w:rFonts w:ascii="Gentium" w:hAnsi="Gentium" w:cs="Gentium"/>
-          <w:color w:val="000000"/>
-          <w:lang w:eastAsia="en-GB" w:bidi="he-IL"/>
-        </w:rPr>
-        <w:t>Gabinius</w:t>
-      </w:r>
-      <w:proofErr w:type="spellEnd"/>
-      <w:r>
-        <w:rPr>
-          <w:rFonts w:ascii="Gentium" w:hAnsi="Gentium" w:cs="Gentium"/>
-          <w:color w:val="000000"/>
-          <w:lang w:eastAsia="en-GB" w:bidi="he-IL"/>
-        </w:rPr>
-        <w:t xml:space="preserve"> coming up, replaced Ptolemy on his throne, and went back to the Holy City, and renewed Hyrcanus’ sovereignty, and returned to Rome.</w:t>
+        <w:t>Afterwards, Gabinius coming up, replaced Ptolemy on his throne, and went back to the Holy City, and renewed Hyrcanus’ sovereignty, and returned to Rome.</w:t>
       </w:r>
     </w:p>
     <w:p>
@@ -21155,25 +19553,7 @@
           <w:color w:val="000000"/>
           <w:lang w:eastAsia="en-GB" w:bidi="he-IL"/>
         </w:rPr>
-        <w:t xml:space="preserve">And Eleazar the priest said to him, “Swear to me that you will not lay your hand on anything that belongs to it, and I will give you three hundred </w:t>
-      </w:r>
-      <w:proofErr w:type="spellStart"/>
-      <w:r>
-        <w:rPr>
-          <w:rFonts w:ascii="Gentium" w:hAnsi="Gentium" w:cs="Gentium"/>
-          <w:color w:val="000000"/>
-          <w:lang w:eastAsia="en-GB" w:bidi="he-IL"/>
-        </w:rPr>
-        <w:t>minae</w:t>
-      </w:r>
-      <w:proofErr w:type="spellEnd"/>
-      <w:r>
-        <w:rPr>
-          <w:rFonts w:ascii="Gentium" w:hAnsi="Gentium" w:cs="Gentium"/>
-          <w:color w:val="000000"/>
-          <w:lang w:eastAsia="en-GB" w:bidi="he-IL"/>
-        </w:rPr>
-        <w:t xml:space="preserve"> of gold.” </w:t>
+        <w:t xml:space="preserve">And Eleazar the priest said to him, “Swear to me that you will not lay your hand on anything that belongs to it, and I will give you three hundred minae of gold.” </w:t>
       </w:r>
       <w:r>
         <w:rPr>
@@ -21224,18 +19604,8 @@
           <w:color w:val="000000"/>
           <w:lang w:eastAsia="en-GB" w:bidi="he-IL"/>
         </w:rPr>
-        <w:t xml:space="preserve">And the bar weighed three hundred </w:t>
-      </w:r>
-      <w:proofErr w:type="spellStart"/>
-      <w:r>
-        <w:rPr>
-          <w:rFonts w:ascii="Gentium" w:hAnsi="Gentium" w:cs="Gentium"/>
-          <w:color w:val="000000"/>
-          <w:lang w:eastAsia="en-GB" w:bidi="he-IL"/>
-        </w:rPr>
-        <w:t>minae</w:t>
-      </w:r>
-      <w:proofErr w:type="spellEnd"/>
+        <w:t>And the bar weighed three hundred minae</w:t>
+      </w:r>
       <w:r>
         <w:rPr>
           <w:rFonts w:ascii="Gentium" w:hAnsi="Gentium" w:cs="Gentium"/>
@@ -21668,7 +20038,6 @@
         </w:rPr>
         <w:t xml:space="preserve">and was called Caesar, because the belly of his mother, from where he was extracted, was ripped open (Lat. </w:t>
       </w:r>
-      <w:proofErr w:type="spellStart"/>
       <w:r>
         <w:rPr>
           <w:rFonts w:ascii="Gentium" w:hAnsi="Gentium" w:cs="Gentium"/>
@@ -21679,7 +20048,6 @@
         </w:rPr>
         <w:t>cæsa</w:t>
       </w:r>
-      <w:proofErr w:type="spellEnd"/>
       <w:r>
         <w:rPr>
           <w:rFonts w:ascii="Gentium" w:hAnsi="Gentium" w:cs="Gentium"/>
@@ -22851,18 +21219,8 @@
           <w:color w:val="000000"/>
           <w:lang w:eastAsia="en-GB" w:bidi="he-IL"/>
         </w:rPr>
-        <w:t xml:space="preserve">Except the citizens of Sidon; and let these pay to it, according to the appointment of their tribute, twenty thousand five hundred and fifty </w:t>
-      </w:r>
-      <w:proofErr w:type="spellStart"/>
-      <w:r>
-        <w:rPr>
-          <w:rFonts w:ascii="Gentium" w:hAnsi="Gentium" w:cs="Gentium"/>
-          <w:color w:val="000000"/>
-          <w:lang w:eastAsia="en-GB" w:bidi="he-IL"/>
-        </w:rPr>
-        <w:t>vibae</w:t>
-      </w:r>
-      <w:proofErr w:type="spellEnd"/>
+        <w:t>Except the citizens of Sidon; and let these pay to it, according to the appointment of their tribute, twenty thousand five hundred and fifty vibae</w:t>
+      </w:r>
       <w:r>
         <w:rPr>
           <w:rFonts w:ascii="Gentium" w:hAnsi="Gentium" w:cs="Gentium"/>
@@ -22931,18 +21289,8 @@
           <w:color w:val="000000"/>
           <w:lang w:eastAsia="en-GB" w:bidi="he-IL"/>
         </w:rPr>
-        <w:t xml:space="preserve">with all those places which the </w:t>
-      </w:r>
-      <w:proofErr w:type="spellStart"/>
-      <w:r>
-        <w:rPr>
-          <w:rFonts w:ascii="Gentium" w:hAnsi="Gentium" w:cs="Gentium"/>
-          <w:color w:val="000000"/>
-          <w:lang w:eastAsia="en-GB" w:bidi="he-IL"/>
-        </w:rPr>
-        <w:t>Asmonaeans</w:t>
-      </w:r>
-      <w:proofErr w:type="spellEnd"/>
+        <w:t>with all those places which the Asmonaeans</w:t>
+      </w:r>
       <w:r>
         <w:rPr>
           <w:rFonts w:ascii="Gentium" w:hAnsi="Gentium" w:cs="Gentium"/>
@@ -23808,25 +22156,7 @@
           <w:color w:val="000000"/>
           <w:lang w:eastAsia="en-GB" w:bidi="he-IL"/>
         </w:rPr>
-        <w:t xml:space="preserve">But, when Cassius’ attendants had retired and the slain Malchiah was carried out, Hyrcanus came to himself again, and asked of Herod the cause of </w:t>
-      </w:r>
-      <w:proofErr w:type="spellStart"/>
-      <w:r>
-        <w:rPr>
-          <w:rFonts w:ascii="Gentium" w:hAnsi="Gentium" w:cs="Gentium"/>
-          <w:color w:val="000000"/>
-          <w:lang w:eastAsia="en-GB" w:bidi="he-IL"/>
-        </w:rPr>
-        <w:t>Malchiah’s</w:t>
-      </w:r>
-      <w:proofErr w:type="spellEnd"/>
-      <w:r>
-        <w:rPr>
-          <w:rFonts w:ascii="Gentium" w:hAnsi="Gentium" w:cs="Gentium"/>
-          <w:color w:val="000000"/>
-          <w:lang w:eastAsia="en-GB" w:bidi="he-IL"/>
-        </w:rPr>
-        <w:t xml:space="preserve"> death. </w:t>
+        <w:t xml:space="preserve">But, when Cassius’ attendants had retired and the slain Malchiah was carried out, Hyrcanus came to himself again, and asked of Herod the cause of Malchiah’s death. </w:t>
       </w:r>
       <w:r>
         <w:rPr>
@@ -24591,25 +22921,7 @@
           <w:lang w:eastAsia="en-GB" w:bidi="he-IL"/>
         </w:rPr>
         <w:lastRenderedPageBreak/>
-        <w:t xml:space="preserve">Herod and his brother </w:t>
-      </w:r>
-      <w:proofErr w:type="spellStart"/>
-      <w:r>
-        <w:rPr>
-          <w:rFonts w:ascii="Gentium" w:hAnsi="Gentium" w:cs="Gentium"/>
-          <w:color w:val="000000"/>
-          <w:lang w:eastAsia="en-GB" w:bidi="he-IL"/>
-        </w:rPr>
-        <w:t>Phaselus</w:t>
-      </w:r>
-      <w:proofErr w:type="spellEnd"/>
-      <w:r>
-        <w:rPr>
-          <w:rFonts w:ascii="Gentium" w:hAnsi="Gentium" w:cs="Gentium"/>
-          <w:color w:val="000000"/>
-          <w:lang w:eastAsia="en-GB" w:bidi="he-IL"/>
-        </w:rPr>
-        <w:t xml:space="preserve"> the sons of Antipater, saying, </w:t>
+        <w:t xml:space="preserve">Herod and his brother Phaselus the sons of Antipater, saying, </w:t>
       </w:r>
       <w:r>
         <w:rPr>
@@ -25024,25 +23336,7 @@
           <w:color w:val="000000"/>
           <w:lang w:eastAsia="en-GB" w:bidi="he-IL"/>
         </w:rPr>
-        <w:t xml:space="preserve">And, when he had possessed himself of each position, he chose out some of his </w:t>
-      </w:r>
-      <w:proofErr w:type="gramStart"/>
-      <w:r>
-        <w:rPr>
-          <w:rFonts w:ascii="Gentium" w:hAnsi="Gentium" w:cs="Gentium"/>
-          <w:color w:val="000000"/>
-          <w:lang w:eastAsia="en-GB" w:bidi="he-IL"/>
-        </w:rPr>
-        <w:t>men, and</w:t>
-      </w:r>
-      <w:proofErr w:type="gramEnd"/>
-      <w:r>
-        <w:rPr>
-          <w:rFonts w:ascii="Gentium" w:hAnsi="Gentium" w:cs="Gentium"/>
-          <w:color w:val="000000"/>
-          <w:lang w:eastAsia="en-GB" w:bidi="he-IL"/>
-        </w:rPr>
-        <w:t xml:space="preserve"> marched against the Persians who were in the city. </w:t>
+        <w:t xml:space="preserve">And, when he had possessed himself of each position, he chose out some of his men, and marched against the Persians who were in the city. </w:t>
       </w:r>
       <w:r>
         <w:rPr>
@@ -25110,25 +23404,7 @@
           <w:color w:val="000000"/>
           <w:lang w:eastAsia="en-GB" w:bidi="he-IL"/>
         </w:rPr>
-        <w:t xml:space="preserve">And this his wish he confirmed by the most solemn oaths, so that Hyrcanus and </w:t>
-      </w:r>
-      <w:proofErr w:type="spellStart"/>
-      <w:r>
-        <w:rPr>
-          <w:rFonts w:ascii="Gentium" w:hAnsi="Gentium" w:cs="Gentium"/>
-          <w:color w:val="000000"/>
-          <w:lang w:eastAsia="en-GB" w:bidi="he-IL"/>
-        </w:rPr>
-        <w:t>Phaselus</w:t>
-      </w:r>
-      <w:proofErr w:type="spellEnd"/>
-      <w:r>
-        <w:rPr>
-          <w:rFonts w:ascii="Gentium" w:hAnsi="Gentium" w:cs="Gentium"/>
-          <w:color w:val="000000"/>
-          <w:lang w:eastAsia="en-GB" w:bidi="he-IL"/>
-        </w:rPr>
-        <w:t xml:space="preserve"> believed him, but not Herod. </w:t>
+        <w:t xml:space="preserve">And this his wish he confirmed by the most solemn oaths, so that Hyrcanus and Phaselus believed him, but not Herod. </w:t>
       </w:r>
       <w:r>
         <w:rPr>
@@ -25145,25 +23421,7 @@
           <w:color w:val="000000"/>
           <w:lang w:eastAsia="en-GB" w:bidi="he-IL"/>
         </w:rPr>
-        <w:t xml:space="preserve">So, Hyrcanus and </w:t>
-      </w:r>
-      <w:proofErr w:type="spellStart"/>
-      <w:r>
-        <w:rPr>
-          <w:rFonts w:ascii="Gentium" w:hAnsi="Gentium" w:cs="Gentium"/>
-          <w:color w:val="000000"/>
-          <w:lang w:eastAsia="en-GB" w:bidi="he-IL"/>
-        </w:rPr>
-        <w:t>Phaselus</w:t>
-      </w:r>
-      <w:proofErr w:type="spellEnd"/>
-      <w:r>
-        <w:rPr>
-          <w:rFonts w:ascii="Gentium" w:hAnsi="Gentium" w:cs="Gentium"/>
-          <w:color w:val="000000"/>
-          <w:lang w:eastAsia="en-GB" w:bidi="he-IL"/>
-        </w:rPr>
-        <w:t xml:space="preserve">, going out to the general of the Persians, signified to him their reliance on him; and he advised them to go to his colleague who was at Damascus; and they went. </w:t>
+        <w:t xml:space="preserve">So, Hyrcanus and Phaselus, going out to the general of the Persians, signified to him their reliance on him; and he advised them to go to his colleague who was at Damascus; and they went. </w:t>
       </w:r>
       <w:r>
         <w:rPr>
@@ -25214,43 +23472,7 @@
           <w:color w:val="000000"/>
           <w:lang w:eastAsia="en-GB" w:bidi="he-IL"/>
         </w:rPr>
-        <w:t xml:space="preserve">But they did not trust these men, fearing lest it </w:t>
-      </w:r>
-      <w:proofErr w:type="gramStart"/>
-      <w:r>
-        <w:rPr>
-          <w:rFonts w:ascii="Gentium" w:hAnsi="Gentium" w:cs="Gentium"/>
-          <w:color w:val="000000"/>
-          <w:lang w:eastAsia="en-GB" w:bidi="he-IL"/>
-        </w:rPr>
-        <w:t>were</w:t>
-      </w:r>
-      <w:proofErr w:type="gramEnd"/>
-      <w:r>
-        <w:rPr>
-          <w:rFonts w:ascii="Gentium" w:hAnsi="Gentium" w:cs="Gentium"/>
-          <w:color w:val="000000"/>
-          <w:lang w:eastAsia="en-GB" w:bidi="he-IL"/>
-        </w:rPr>
-        <w:t xml:space="preserve"> some </w:t>
-      </w:r>
-      <w:proofErr w:type="gramStart"/>
-      <w:r>
-        <w:rPr>
-          <w:rFonts w:ascii="Gentium" w:hAnsi="Gentium" w:cs="Gentium"/>
-          <w:color w:val="000000"/>
-          <w:lang w:eastAsia="en-GB" w:bidi="he-IL"/>
-        </w:rPr>
-        <w:t>plot</w:t>
-      </w:r>
-      <w:proofErr w:type="gramEnd"/>
-      <w:r>
-        <w:rPr>
-          <w:rFonts w:ascii="Gentium" w:hAnsi="Gentium" w:cs="Gentium"/>
-          <w:color w:val="000000"/>
-          <w:lang w:eastAsia="en-GB" w:bidi="he-IL"/>
-        </w:rPr>
-        <w:t xml:space="preserve"> against them; therefore, they stayed. </w:t>
+        <w:t xml:space="preserve">But they did not trust these men, fearing lest it were some plot against them; therefore, they stayed. </w:t>
       </w:r>
       <w:r>
         <w:rPr>
@@ -25267,25 +23489,7 @@
           <w:color w:val="000000"/>
           <w:lang w:eastAsia="en-GB" w:bidi="he-IL"/>
         </w:rPr>
-        <w:t xml:space="preserve">And, when night came on, they were seized; </w:t>
-      </w:r>
-      <w:proofErr w:type="spellStart"/>
-      <w:r>
-        <w:rPr>
-          <w:rFonts w:ascii="Gentium" w:hAnsi="Gentium" w:cs="Gentium"/>
-          <w:color w:val="000000"/>
-          <w:lang w:eastAsia="en-GB" w:bidi="he-IL"/>
-        </w:rPr>
-        <w:t>Phaselus</w:t>
-      </w:r>
-      <w:proofErr w:type="spellEnd"/>
-      <w:r>
-        <w:rPr>
-          <w:rFonts w:ascii="Gentium" w:hAnsi="Gentium" w:cs="Gentium"/>
-          <w:color w:val="000000"/>
-          <w:lang w:eastAsia="en-GB" w:bidi="he-IL"/>
-        </w:rPr>
-        <w:t xml:space="preserve">, indeed, laid hands on himself but Hyrcanus was bound in chains and, by order of the general of the Persians, his ear was cut </w:t>
+        <w:t xml:space="preserve">And, when night came on, they were seized; Phaselus, indeed, laid hands on himself but Hyrcanus was bound in chains and, by order of the general of the Persians, his ear was cut </w:t>
       </w:r>
       <w:r>
         <w:rPr>
@@ -25363,25 +23567,7 @@
           <w:color w:val="000000"/>
           <w:lang w:eastAsia="en-GB" w:bidi="he-IL"/>
         </w:rPr>
-        <w:t xml:space="preserve">After this, the general went up with Antigonus into the Holy City; and it was told Herod what had been done to Hyrcanus and </w:t>
-      </w:r>
-      <w:proofErr w:type="spellStart"/>
-      <w:r>
-        <w:rPr>
-          <w:rFonts w:ascii="Gentium" w:hAnsi="Gentium" w:cs="Gentium"/>
-          <w:color w:val="000000"/>
-          <w:lang w:eastAsia="en-GB" w:bidi="he-IL"/>
-        </w:rPr>
-        <w:t>Phaselus</w:t>
-      </w:r>
-      <w:proofErr w:type="spellEnd"/>
-      <w:r>
-        <w:rPr>
-          <w:rFonts w:ascii="Gentium" w:hAnsi="Gentium" w:cs="Gentium"/>
-          <w:color w:val="000000"/>
-          <w:lang w:eastAsia="en-GB" w:bidi="he-IL"/>
-        </w:rPr>
-        <w:t xml:space="preserve">. </w:t>
+        <w:t xml:space="preserve">After this, the general went up with Antigonus into the Holy City; and it was told Herod what had been done to Hyrcanus and Phaselus. </w:t>
       </w:r>
       <w:r>
         <w:rPr>
@@ -26389,25 +24575,7 @@
           <w:color w:val="000000"/>
           <w:lang w:eastAsia="en-GB" w:bidi="he-IL"/>
         </w:rPr>
-        <w:t xml:space="preserve">And, in this exploit, their courage, bravery, and boldness </w:t>
-      </w:r>
-      <w:proofErr w:type="gramStart"/>
-      <w:r>
-        <w:rPr>
-          <w:rFonts w:ascii="Gentium" w:hAnsi="Gentium" w:cs="Gentium"/>
-          <w:color w:val="000000"/>
-          <w:lang w:eastAsia="en-GB" w:bidi="he-IL"/>
-        </w:rPr>
-        <w:t>was</w:t>
-      </w:r>
-      <w:proofErr w:type="gramEnd"/>
-      <w:r>
-        <w:rPr>
-          <w:rFonts w:ascii="Gentium" w:hAnsi="Gentium" w:cs="Gentium"/>
-          <w:color w:val="000000"/>
-          <w:lang w:eastAsia="en-GB" w:bidi="he-IL"/>
-        </w:rPr>
-        <w:t xml:space="preserve"> so conspicuous that the like of it was never seen; and they wholly rooted out the robbers from all those parts.</w:t>
+        <w:t>And, in this exploit, their courage, bravery, and boldness was so conspicuous that the like of it was never seen; and they wholly rooted out the robbers from all those parts.</w:t>
       </w:r>
     </w:p>
     <w:p>
@@ -26732,25 +24900,7 @@
           <w:color w:val="000000"/>
           <w:lang w:eastAsia="en-GB" w:bidi="he-IL"/>
         </w:rPr>
-        <w:t xml:space="preserve">And, when his head was presented to Antigonus, </w:t>
-      </w:r>
-      <w:proofErr w:type="spellStart"/>
-      <w:r>
-        <w:rPr>
-          <w:rFonts w:ascii="Gentium" w:hAnsi="Gentium" w:cs="Gentium"/>
-          <w:color w:val="000000"/>
-          <w:lang w:eastAsia="en-GB" w:bidi="he-IL"/>
-        </w:rPr>
-        <w:t>Pheroras</w:t>
-      </w:r>
-      <w:proofErr w:type="spellEnd"/>
-      <w:r>
-        <w:rPr>
-          <w:rFonts w:ascii="Gentium" w:hAnsi="Gentium" w:cs="Gentium"/>
-          <w:color w:val="000000"/>
-          <w:lang w:eastAsia="en-GB" w:bidi="he-IL"/>
-        </w:rPr>
-        <w:t xml:space="preserve"> his brother bought it for five hundred talents, and buried it in the sepulchre of his fathers. </w:t>
+        <w:t xml:space="preserve">And, when his head was presented to Antigonus, Pheroras his brother bought it for five hundred talents, and buried it in the sepulchre of his fathers. </w:t>
       </w:r>
       <w:r>
         <w:rPr>
@@ -26923,25 +25073,7 @@
           <w:color w:val="000000"/>
           <w:lang w:eastAsia="en-GB" w:bidi="he-IL"/>
         </w:rPr>
-        <w:t xml:space="preserve">And the greater part of Antigonus’ army was slain on that day; Pappus also was killed, whose head </w:t>
-      </w:r>
-      <w:proofErr w:type="spellStart"/>
-      <w:r>
-        <w:rPr>
-          <w:rFonts w:ascii="Gentium" w:hAnsi="Gentium" w:cs="Gentium"/>
-          <w:color w:val="000000"/>
-          <w:lang w:eastAsia="en-GB" w:bidi="he-IL"/>
-        </w:rPr>
-        <w:t>Pheroras</w:t>
-      </w:r>
-      <w:proofErr w:type="spellEnd"/>
-      <w:r>
-        <w:rPr>
-          <w:rFonts w:ascii="Gentium" w:hAnsi="Gentium" w:cs="Gentium"/>
-          <w:color w:val="000000"/>
-          <w:lang w:eastAsia="en-GB" w:bidi="he-IL"/>
-        </w:rPr>
-        <w:t xml:space="preserve"> cut off, and they carried it to Herod, who ordered it to be buried. </w:t>
+        <w:t xml:space="preserve">And the greater part of Antigonus’ army was slain on that day; Pappus also was killed, whose head Pheroras cut off, and they carried it to Herod, who ordered it to be buried. </w:t>
       </w:r>
       <w:r>
         <w:rPr>
@@ -27334,25 +25466,7 @@
           <w:color w:val="000000"/>
           <w:lang w:eastAsia="en-GB" w:bidi="he-IL"/>
         </w:rPr>
-        <w:t xml:space="preserve">When Herod was certified of the death of Antigonus, he considered himself secure that no one of the royal </w:t>
-      </w:r>
-      <w:proofErr w:type="spellStart"/>
-      <w:r>
-        <w:rPr>
-          <w:rFonts w:ascii="Gentium" w:hAnsi="Gentium" w:cs="Gentium"/>
-          <w:color w:val="000000"/>
-          <w:lang w:eastAsia="en-GB" w:bidi="he-IL"/>
-        </w:rPr>
-        <w:t>Asmonaean</w:t>
-      </w:r>
-      <w:proofErr w:type="spellEnd"/>
-      <w:r>
-        <w:rPr>
-          <w:rFonts w:ascii="Gentium" w:hAnsi="Gentium" w:cs="Gentium"/>
-          <w:color w:val="000000"/>
-          <w:lang w:eastAsia="en-GB" w:bidi="he-IL"/>
-        </w:rPr>
-        <w:t xml:space="preserve"> family would contend with him. </w:t>
+        <w:t xml:space="preserve">When Herod was certified of the death of Antigonus, he considered himself secure that no one of the royal Asmonaean family would contend with him. </w:t>
       </w:r>
       <w:r>
         <w:rPr>
@@ -27612,25 +25726,7 @@
           <w:color w:val="000000"/>
           <w:lang w:eastAsia="en-GB" w:bidi="he-IL"/>
         </w:rPr>
-        <w:t xml:space="preserve">Hyrcanus, after the king of the Persians had set him at liberty, remained in </w:t>
-      </w:r>
-      <w:proofErr w:type="spellStart"/>
-      <w:r>
-        <w:rPr>
-          <w:rFonts w:ascii="Gentium" w:hAnsi="Gentium" w:cs="Gentium"/>
-          <w:color w:val="000000"/>
-          <w:lang w:eastAsia="en-GB" w:bidi="he-IL"/>
-        </w:rPr>
-        <w:t>Herakin</w:t>
-      </w:r>
-      <w:proofErr w:type="spellEnd"/>
-      <w:r>
-        <w:rPr>
-          <w:rFonts w:ascii="Gentium" w:hAnsi="Gentium" w:cs="Gentium"/>
-          <w:color w:val="000000"/>
-          <w:lang w:eastAsia="en-GB" w:bidi="he-IL"/>
-        </w:rPr>
-        <w:t xml:space="preserve">, in a most respectable condition and great honour. </w:t>
+        <w:t xml:space="preserve">Hyrcanus, after the king of the Persians had set him at liberty, remained in Herakin, in a most respectable condition and great honour. </w:t>
       </w:r>
       <w:r>
         <w:rPr>
@@ -27665,25 +25761,7 @@
           <w:color w:val="000000"/>
           <w:lang w:eastAsia="en-GB" w:bidi="he-IL"/>
         </w:rPr>
-        <w:t xml:space="preserve">of the Persians to appoint him </w:t>
-      </w:r>
-      <w:proofErr w:type="gramStart"/>
-      <w:r>
-        <w:rPr>
-          <w:rFonts w:ascii="Gentium" w:hAnsi="Gentium" w:cs="Gentium"/>
-          <w:color w:val="000000"/>
-          <w:lang w:eastAsia="en-GB" w:bidi="he-IL"/>
-        </w:rPr>
-        <w:t>king, and</w:t>
-      </w:r>
-      <w:proofErr w:type="gramEnd"/>
-      <w:r>
-        <w:rPr>
-          <w:rFonts w:ascii="Gentium" w:hAnsi="Gentium" w:cs="Gentium"/>
-          <w:color w:val="000000"/>
-          <w:lang w:eastAsia="en-GB" w:bidi="he-IL"/>
-        </w:rPr>
-        <w:t xml:space="preserve"> send him into the land of Judah. </w:t>
+        <w:t xml:space="preserve">of the Persians to appoint him king, and send him into the land of Judah. </w:t>
       </w:r>
       <w:r>
         <w:rPr>
@@ -28325,25 +26403,7 @@
           <w:color w:val="000000"/>
           <w:lang w:eastAsia="en-GB" w:bidi="he-IL"/>
         </w:rPr>
-        <w:t xml:space="preserve">Hyrcanus was put to death when he was eighty years old, and he reigned forty years; nor was there any one of the kings of the </w:t>
-      </w:r>
-      <w:proofErr w:type="spellStart"/>
-      <w:r>
-        <w:rPr>
-          <w:rFonts w:ascii="Gentium" w:hAnsi="Gentium" w:cs="Gentium"/>
-          <w:color w:val="000000"/>
-          <w:lang w:eastAsia="en-GB" w:bidi="he-IL"/>
-        </w:rPr>
-        <w:t>Asmonaean</w:t>
-      </w:r>
-      <w:proofErr w:type="spellEnd"/>
-      <w:r>
-        <w:rPr>
-          <w:rFonts w:ascii="Gentium" w:hAnsi="Gentium" w:cs="Gentium"/>
-          <w:color w:val="000000"/>
-          <w:lang w:eastAsia="en-GB" w:bidi="he-IL"/>
-        </w:rPr>
-        <w:t xml:space="preserve"> race of a more praiseworthy conduct, or more honourable way of life.</w:t>
+        <w:t>Hyrcanus was put to death when he was eighty years old, and he reigned forty years; nor was there any one of the kings of the Asmonaean race of a more praiseworthy conduct, or more honourable way of life.</w:t>
       </w:r>
     </w:p>
     <w:p>
@@ -28509,43 +26569,7 @@
           <w:color w:val="000000"/>
           <w:lang w:eastAsia="en-GB" w:bidi="he-IL"/>
         </w:rPr>
-        <w:t xml:space="preserve">Therefore, he appointed one of the </w:t>
-      </w:r>
-      <w:proofErr w:type="gramStart"/>
-      <w:r>
-        <w:rPr>
-          <w:rFonts w:ascii="Gentium" w:hAnsi="Gentium" w:cs="Gentium"/>
-          <w:color w:val="000000"/>
-          <w:lang w:eastAsia="en-GB" w:bidi="he-IL"/>
-        </w:rPr>
-        <w:t>number</w:t>
-      </w:r>
-      <w:proofErr w:type="gramEnd"/>
-      <w:r>
-        <w:rPr>
-          <w:rFonts w:ascii="Gentium" w:hAnsi="Gentium" w:cs="Gentium"/>
-          <w:color w:val="000000"/>
-          <w:lang w:eastAsia="en-GB" w:bidi="he-IL"/>
-        </w:rPr>
-        <w:t xml:space="preserve"> of common priests, who was not of the family of the </w:t>
-      </w:r>
-      <w:proofErr w:type="spellStart"/>
-      <w:r>
-        <w:rPr>
-          <w:rFonts w:ascii="Gentium" w:hAnsi="Gentium" w:cs="Gentium"/>
-          <w:color w:val="000000"/>
-          <w:lang w:eastAsia="en-GB" w:bidi="he-IL"/>
-        </w:rPr>
-        <w:t>Asmonaeans</w:t>
-      </w:r>
-      <w:proofErr w:type="spellEnd"/>
-      <w:r>
-        <w:rPr>
-          <w:rFonts w:ascii="Gentium" w:hAnsi="Gentium" w:cs="Gentium"/>
-          <w:color w:val="000000"/>
-          <w:lang w:eastAsia="en-GB" w:bidi="he-IL"/>
-        </w:rPr>
-        <w:t xml:space="preserve">, to be high priest. </w:t>
+        <w:t xml:space="preserve">Therefore, he appointed one of the number of common priests, who was not of the family of the Asmonaeans, to be high priest. </w:t>
       </w:r>
       <w:r>
         <w:rPr>
@@ -28648,43 +26672,7 @@
           <w:color w:val="000000"/>
           <w:lang w:eastAsia="en-GB" w:bidi="he-IL"/>
         </w:rPr>
-        <w:t xml:space="preserve">Now, it happened that </w:t>
-      </w:r>
-      <w:proofErr w:type="spellStart"/>
-      <w:r>
-        <w:rPr>
-          <w:rFonts w:ascii="Gentium" w:hAnsi="Gentium" w:cs="Gentium"/>
-          <w:color w:val="000000"/>
-          <w:lang w:eastAsia="en-GB" w:bidi="he-IL"/>
-        </w:rPr>
-        <w:t>Gellius</w:t>
-      </w:r>
-      <w:proofErr w:type="spellEnd"/>
-      <w:r>
-        <w:rPr>
-          <w:rFonts w:ascii="Gentium" w:hAnsi="Gentium" w:cs="Gentium"/>
-          <w:color w:val="000000"/>
-          <w:lang w:eastAsia="en-GB" w:bidi="he-IL"/>
-        </w:rPr>
-        <w:t xml:space="preserve"> saw </w:t>
-      </w:r>
-      <w:proofErr w:type="gramStart"/>
-      <w:r>
-        <w:rPr>
-          <w:rFonts w:ascii="Gentium" w:hAnsi="Gentium" w:cs="Gentium"/>
-          <w:color w:val="000000"/>
-          <w:lang w:eastAsia="en-GB" w:bidi="he-IL"/>
-        </w:rPr>
-        <w:t>Aristobulus, and</w:t>
-      </w:r>
-      <w:proofErr w:type="gramEnd"/>
-      <w:r>
-        <w:rPr>
-          <w:rFonts w:ascii="Gentium" w:hAnsi="Gentium" w:cs="Gentium"/>
-          <w:color w:val="000000"/>
-          <w:lang w:eastAsia="en-GB" w:bidi="he-IL"/>
-        </w:rPr>
-        <w:t xml:space="preserve"> was greatly struck with the beauty of his form and the perfection of his carriage, which he saw. </w:t>
+        <w:t xml:space="preserve">Now, it happened that Gellius saw Aristobulus, and was greatly struck with the beauty of his form and the perfection of his carriage, which he saw. </w:t>
       </w:r>
       <w:r>
         <w:rPr>
@@ -28893,25 +26881,7 @@
           <w:color w:val="000000"/>
           <w:lang w:eastAsia="en-GB" w:bidi="he-IL"/>
         </w:rPr>
-        <w:t xml:space="preserve">delayed, because it was necessary to debate the matter with the priests and Jews, after an interval of some days, as the thing was unusual; </w:t>
-      </w:r>
-      <w:proofErr w:type="gramStart"/>
-      <w:r>
-        <w:rPr>
-          <w:rFonts w:ascii="Gentium" w:hAnsi="Gentium" w:cs="Gentium"/>
-          <w:color w:val="000000"/>
-          <w:lang w:eastAsia="en-GB" w:bidi="he-IL"/>
-        </w:rPr>
-        <w:t>but,</w:t>
-      </w:r>
-      <w:proofErr w:type="gramEnd"/>
-      <w:r>
-        <w:rPr>
-          <w:rFonts w:ascii="Gentium" w:hAnsi="Gentium" w:cs="Gentium"/>
-          <w:color w:val="000000"/>
-          <w:lang w:eastAsia="en-GB" w:bidi="he-IL"/>
-        </w:rPr>
-        <w:t xml:space="preserve"> it having passed according to his wish, he had immediately appointed him. </w:t>
+        <w:t xml:space="preserve">delayed, because it was necessary to debate the matter with the priests and Jews, after an interval of some days, as the thing was unusual; but, it having passed according to his wish, he had immediately appointed him. </w:t>
       </w:r>
       <w:r>
         <w:rPr>
@@ -29262,25 +27232,7 @@
           <w:color w:val="000000"/>
           <w:lang w:eastAsia="en-GB" w:bidi="he-IL"/>
         </w:rPr>
-        <w:t xml:space="preserve">And Aristobulus went down to the waters, and played for a long time with the attendants who, when they perceived that being now weary and tired </w:t>
-      </w:r>
-      <w:proofErr w:type="gramStart"/>
-      <w:r>
-        <w:rPr>
-          <w:rFonts w:ascii="Gentium" w:hAnsi="Gentium" w:cs="Gentium"/>
-          <w:color w:val="000000"/>
-          <w:lang w:eastAsia="en-GB" w:bidi="he-IL"/>
-        </w:rPr>
-        <w:t>out</w:t>
-      </w:r>
-      <w:proofErr w:type="gramEnd"/>
-      <w:r>
-        <w:rPr>
-          <w:rFonts w:ascii="Gentium" w:hAnsi="Gentium" w:cs="Gentium"/>
-          <w:color w:val="000000"/>
-          <w:lang w:eastAsia="en-GB" w:bidi="he-IL"/>
-        </w:rPr>
-        <w:t xml:space="preserve"> he wished to go up, held him under water, killed him, and carried him out dead. </w:t>
+        <w:t xml:space="preserve">And Aristobulus went down to the waters, and played for a long time with the attendants who, when they perceived that being now weary and tired out he wished to go up, held him under water, killed him, and carried him out dead. </w:t>
       </w:r>
       <w:r>
         <w:rPr>
@@ -29555,25 +27507,7 @@
           <w:color w:val="000000"/>
           <w:lang w:eastAsia="en-GB" w:bidi="he-IL"/>
         </w:rPr>
-        <w:t xml:space="preserve">So that, while she was a woman advanced in age, she seemed </w:t>
-      </w:r>
-      <w:proofErr w:type="gramStart"/>
-      <w:r>
-        <w:rPr>
-          <w:rFonts w:ascii="Gentium" w:hAnsi="Gentium" w:cs="Gentium"/>
-          <w:color w:val="000000"/>
-          <w:lang w:eastAsia="en-GB" w:bidi="he-IL"/>
-        </w:rPr>
-        <w:t>as</w:t>
-      </w:r>
-      <w:proofErr w:type="gramEnd"/>
-      <w:r>
-        <w:rPr>
-          <w:rFonts w:ascii="Gentium" w:hAnsi="Gentium" w:cs="Gentium"/>
-          <w:color w:val="000000"/>
-          <w:lang w:eastAsia="en-GB" w:bidi="he-IL"/>
-        </w:rPr>
-        <w:t xml:space="preserve"> a little unmarried girl, and even more delicate and more fair. </w:t>
+        <w:t xml:space="preserve">So that, while she was a woman advanced in age, she seemed as a little unmarried girl, and even more delicate and more fair. </w:t>
       </w:r>
       <w:r>
         <w:rPr>
@@ -29718,25 +27652,7 @@
           <w:color w:val="000000"/>
           <w:lang w:eastAsia="en-GB" w:bidi="he-IL"/>
         </w:rPr>
-        <w:t xml:space="preserve">And Antony departed by sea; but Herod made an inroad upon the Arabians; and Cleopatra sent a general named </w:t>
-      </w:r>
-      <w:proofErr w:type="spellStart"/>
-      <w:r>
-        <w:rPr>
-          <w:rFonts w:ascii="Gentium" w:hAnsi="Gentium" w:cs="Gentium"/>
-          <w:color w:val="000000"/>
-          <w:lang w:eastAsia="en-GB" w:bidi="he-IL"/>
-        </w:rPr>
-        <w:t>Athenio</w:t>
-      </w:r>
-      <w:proofErr w:type="spellEnd"/>
-      <w:r>
-        <w:rPr>
-          <w:rFonts w:ascii="Gentium" w:hAnsi="Gentium" w:cs="Gentium"/>
-          <w:color w:val="000000"/>
-          <w:lang w:eastAsia="en-GB" w:bidi="he-IL"/>
-        </w:rPr>
-        <w:t xml:space="preserve"> with a great army, to assist Herod in subduing the Arabians. </w:t>
+        <w:t xml:space="preserve">And Antony departed by sea; but Herod made an inroad upon the Arabians; and Cleopatra sent a general named Athenio with a great army, to assist Herod in subduing the Arabians. </w:t>
       </w:r>
       <w:r>
         <w:rPr>
@@ -29821,25 +27737,7 @@
           <w:color w:val="000000"/>
           <w:lang w:eastAsia="en-GB" w:bidi="he-IL"/>
         </w:rPr>
-        <w:t xml:space="preserve">So, </w:t>
-      </w:r>
-      <w:proofErr w:type="spellStart"/>
-      <w:r>
-        <w:rPr>
-          <w:rFonts w:ascii="Gentium" w:hAnsi="Gentium" w:cs="Gentium"/>
-          <w:color w:val="000000"/>
-          <w:lang w:eastAsia="en-GB" w:bidi="he-IL"/>
-        </w:rPr>
-        <w:t>Athenio</w:t>
-      </w:r>
-      <w:proofErr w:type="spellEnd"/>
-      <w:r>
-        <w:rPr>
-          <w:rFonts w:ascii="Gentium" w:hAnsi="Gentium" w:cs="Gentium"/>
-          <w:color w:val="000000"/>
-          <w:lang w:eastAsia="en-GB" w:bidi="he-IL"/>
-        </w:rPr>
-        <w:t xml:space="preserve"> coming to Herod, according to the command of Cleopatra, sent to make agreement with the king of the Arabians, that he might surround him. </w:t>
+        <w:t xml:space="preserve">So, Athenio coming to Herod, according to the command of Cleopatra, sent to make agreement with the king of the Arabians, that he might surround him. </w:t>
       </w:r>
       <w:r>
         <w:rPr>
@@ -29856,25 +27754,7 @@
           <w:color w:val="000000"/>
           <w:lang w:eastAsia="en-GB" w:bidi="he-IL"/>
         </w:rPr>
-        <w:t xml:space="preserve">And, when Herod and his Arabians met and encountered, </w:t>
-      </w:r>
-      <w:proofErr w:type="spellStart"/>
-      <w:r>
-        <w:rPr>
-          <w:rFonts w:ascii="Gentium" w:hAnsi="Gentium" w:cs="Gentium"/>
-          <w:color w:val="000000"/>
-          <w:lang w:eastAsia="en-GB" w:bidi="he-IL"/>
-        </w:rPr>
-        <w:t>Athenio</w:t>
-      </w:r>
-      <w:proofErr w:type="spellEnd"/>
-      <w:r>
-        <w:rPr>
-          <w:rFonts w:ascii="Gentium" w:hAnsi="Gentium" w:cs="Gentium"/>
-          <w:color w:val="000000"/>
-          <w:lang w:eastAsia="en-GB" w:bidi="he-IL"/>
-        </w:rPr>
-        <w:t xml:space="preserve"> and his men attacked Herod, who was intercepted between the two armies, and the battle grew fierce against him both before and behind. </w:t>
+        <w:t xml:space="preserve">And, when Herod and his Arabians met and encountered, Athenio and his men attacked Herod, who was intercepted between the two armies, and the battle grew fierce against him both before and behind. </w:t>
       </w:r>
       <w:r>
         <w:rPr>
@@ -29908,25 +27788,7 @@
           <w:color w:val="000000"/>
           <w:lang w:eastAsia="en-GB" w:bidi="he-IL"/>
         </w:rPr>
-        <w:t xml:space="preserve">And there happened a great earthquake in the land of Judah, such as had not occurred since the time of King </w:t>
-      </w:r>
-      <w:proofErr w:type="spellStart"/>
-      <w:r>
-        <w:rPr>
-          <w:rFonts w:ascii="Gentium" w:hAnsi="Gentium" w:cs="Gentium"/>
-          <w:color w:val="000000"/>
-          <w:lang w:eastAsia="en-GB" w:bidi="he-IL"/>
-        </w:rPr>
-        <w:t>Harbah</w:t>
-      </w:r>
-      <w:proofErr w:type="spellEnd"/>
-      <w:r>
-        <w:rPr>
-          <w:rFonts w:ascii="Gentium" w:hAnsi="Gentium" w:cs="Gentium"/>
-          <w:color w:val="000000"/>
-          <w:lang w:eastAsia="en-GB" w:bidi="he-IL"/>
-        </w:rPr>
-        <w:t xml:space="preserve">, in which a great number of men and of animals was destroyed. </w:t>
+        <w:t xml:space="preserve">And there happened a great earthquake in the land of Judah, such as had not occurred since the time of King Harbah, in which a great number of men and of animals was destroyed. </w:t>
       </w:r>
       <w:r>
         <w:rPr>
@@ -30106,25 +27968,7 @@
           <w:color w:val="000000"/>
           <w:lang w:eastAsia="en-GB" w:bidi="he-IL"/>
         </w:rPr>
-        <w:t xml:space="preserve">For, he thinks that we have been weakened and have become powerless; and he has dared to provoke </w:t>
-      </w:r>
-      <w:proofErr w:type="gramStart"/>
-      <w:r>
-        <w:rPr>
-          <w:rFonts w:ascii="Gentium" w:hAnsi="Gentium" w:cs="Gentium"/>
-          <w:color w:val="000000"/>
-          <w:lang w:eastAsia="en-GB" w:bidi="he-IL"/>
-        </w:rPr>
-        <w:t>us, and</w:t>
-      </w:r>
-      <w:proofErr w:type="gramEnd"/>
-      <w:r>
-        <w:rPr>
-          <w:rFonts w:ascii="Gentium" w:hAnsi="Gentium" w:cs="Gentium"/>
-          <w:color w:val="000000"/>
-          <w:lang w:eastAsia="en-GB" w:bidi="he-IL"/>
-        </w:rPr>
-        <w:t xml:space="preserve"> thinks that he shall obtain all his desires over us; nor will he cease from warring on as continually. </w:t>
+        <w:t xml:space="preserve">For, he thinks that we have been weakened and have become powerless; and he has dared to provoke us, and thinks that he shall obtain all his desires over us; nor will he cease from warring on as continually. </w:t>
       </w:r>
       <w:r>
         <w:rPr>
@@ -30260,25 +28104,7 @@
           <w:color w:val="000000"/>
           <w:lang w:eastAsia="en-GB" w:bidi="he-IL"/>
         </w:rPr>
-        <w:t xml:space="preserve">Nor is it unknown to you, what befell us lately with those Arabs, when they had surrounded us with </w:t>
-      </w:r>
-      <w:proofErr w:type="spellStart"/>
-      <w:r>
-        <w:rPr>
-          <w:rFonts w:ascii="Gentium" w:hAnsi="Gentium" w:cs="Gentium"/>
-          <w:color w:val="000000"/>
-          <w:lang w:eastAsia="en-GB" w:bidi="he-IL"/>
-        </w:rPr>
-        <w:t>Athenio</w:t>
-      </w:r>
-      <w:proofErr w:type="spellEnd"/>
-      <w:r>
-        <w:rPr>
-          <w:rFonts w:ascii="Gentium" w:hAnsi="Gentium" w:cs="Gentium"/>
-          <w:color w:val="000000"/>
-          <w:lang w:eastAsia="en-GB" w:bidi="he-IL"/>
-        </w:rPr>
-        <w:t xml:space="preserve">; and how the great and good God helped us against them and delivered us from them. </w:t>
+        <w:t xml:space="preserve">Nor is it unknown to you, what befell us lately with those Arabs, when they had surrounded us with Athenio; and how the great and good God helped us against them and delivered us from them. </w:t>
       </w:r>
       <w:r>
         <w:rPr>
@@ -30414,25 +28240,7 @@
           <w:color w:val="000000"/>
           <w:lang w:eastAsia="en-GB" w:bidi="he-IL"/>
         </w:rPr>
-        <w:t xml:space="preserve">And they went out against them; and Herod’s party overcame them and slew nine </w:t>
-      </w:r>
-      <w:proofErr w:type="spellStart"/>
-      <w:r>
-        <w:rPr>
-          <w:rFonts w:ascii="Gentium" w:hAnsi="Gentium" w:cs="Gentium"/>
-          <w:color w:val="000000"/>
-          <w:lang w:eastAsia="en-GB" w:bidi="he-IL"/>
-        </w:rPr>
-        <w:t>thousand</w:t>
-      </w:r>
-      <w:proofErr w:type="spellEnd"/>
-      <w:r>
-        <w:rPr>
-          <w:rFonts w:ascii="Gentium" w:hAnsi="Gentium" w:cs="Gentium"/>
-          <w:color w:val="000000"/>
-          <w:lang w:eastAsia="en-GB" w:bidi="he-IL"/>
-        </w:rPr>
-        <w:t xml:space="preserve"> of them; and Herod, with his men, pursued the Arabians as they fled, slaying great numbers of them; and he besieged their cities and took them. </w:t>
+        <w:t xml:space="preserve">And they went out against them; and Herod’s party overcame them and slew nine thousand of them; and Herod, with his men, pursued the Arabians as they fled, slaying great numbers of them; and he besieged their cities and took them. </w:t>
       </w:r>
       <w:r>
         <w:rPr>
@@ -30466,25 +28274,7 @@
           <w:color w:val="000000"/>
           <w:lang w:eastAsia="en-GB" w:bidi="he-IL"/>
         </w:rPr>
-        <w:t xml:space="preserve">Now, the Arabians mentioned in this book are the Arabians who dwelled from the country of Sarah as far as to </w:t>
-      </w:r>
-      <w:proofErr w:type="spellStart"/>
-      <w:r>
-        <w:rPr>
-          <w:rFonts w:ascii="Gentium" w:hAnsi="Gentium" w:cs="Gentium"/>
-          <w:color w:val="000000"/>
-          <w:lang w:eastAsia="en-GB" w:bidi="he-IL"/>
-        </w:rPr>
-        <w:t>Hegiaz</w:t>
-      </w:r>
-      <w:proofErr w:type="spellEnd"/>
-      <w:r>
-        <w:rPr>
-          <w:rFonts w:ascii="Gentium" w:hAnsi="Gentium" w:cs="Gentium"/>
-          <w:color w:val="000000"/>
-          <w:lang w:eastAsia="en-GB" w:bidi="he-IL"/>
-        </w:rPr>
-        <w:t xml:space="preserve"> and the adjacent parts; and they were of great renown and large numbers.</w:t>
+        <w:t>Now, the Arabians mentioned in this book are the Arabians who dwelled from the country of Sarah as far as to Hegiaz and the adjacent parts; and they were of great renown and large numbers.</w:t>
       </w:r>
     </w:p>
     <w:p>
@@ -30845,25 +28635,7 @@
           <w:color w:val="000000"/>
           <w:lang w:eastAsia="en-GB" w:bidi="he-IL"/>
         </w:rPr>
-        <w:t xml:space="preserve">But I never failed supplying him with aid of men and arms and provisions, as his friendship and his good deeds to me required. And, in truth, I am sorry that I left him, lest men should conceive that I deserted my friend when he </w:t>
-      </w:r>
-      <w:proofErr w:type="gramStart"/>
-      <w:r>
-        <w:rPr>
-          <w:rFonts w:ascii="Gentium" w:hAnsi="Gentium" w:cs="Gentium"/>
-          <w:color w:val="000000"/>
-          <w:lang w:eastAsia="en-GB" w:bidi="he-IL"/>
-        </w:rPr>
-        <w:t>was in need of</w:t>
-      </w:r>
-      <w:proofErr w:type="gramEnd"/>
-      <w:r>
-        <w:rPr>
-          <w:rFonts w:ascii="Gentium" w:hAnsi="Gentium" w:cs="Gentium"/>
-          <w:color w:val="000000"/>
-          <w:lang w:eastAsia="en-GB" w:bidi="he-IL"/>
-        </w:rPr>
-        <w:t xml:space="preserve"> my help. </w:t>
+        <w:t xml:space="preserve">But I never failed supplying him with aid of men and arms and provisions, as his friendship and his good deeds to me required. And, in truth, I am sorry that I left him, lest men should conceive that I deserted my friend when he was in need of my help. </w:t>
       </w:r>
       <w:r>
         <w:rPr>
@@ -30880,25 +28652,7 @@
           <w:color w:val="000000"/>
           <w:lang w:eastAsia="en-GB" w:bidi="he-IL"/>
         </w:rPr>
-        <w:t xml:space="preserve">Certainly, if I had been with him, I would have helped him with all my </w:t>
-      </w:r>
-      <w:proofErr w:type="gramStart"/>
-      <w:r>
-        <w:rPr>
-          <w:rFonts w:ascii="Gentium" w:hAnsi="Gentium" w:cs="Gentium"/>
-          <w:color w:val="000000"/>
-          <w:lang w:eastAsia="en-GB" w:bidi="he-IL"/>
-        </w:rPr>
-        <w:t>might, and</w:t>
-      </w:r>
-      <w:proofErr w:type="gramEnd"/>
-      <w:r>
-        <w:rPr>
-          <w:rFonts w:ascii="Gentium" w:hAnsi="Gentium" w:cs="Gentium"/>
-          <w:color w:val="000000"/>
-          <w:lang w:eastAsia="en-GB" w:bidi="he-IL"/>
-        </w:rPr>
-        <w:t xml:space="preserve"> would have encouraged him if he had been fearful, and would have strengthened him if he had been weakened, and would have lifted him up if he had fallen, until God should have ruled matters as He pleased. </w:t>
+        <w:t xml:space="preserve">Certainly, if I had been with him, I would have helped him with all my might, and would have encouraged him if he had been fearful, and would have strengthened him if he had been weakened, and would have lifted him up if he had fallen, until God should have ruled matters as He pleased. </w:t>
       </w:r>
       <w:r>
         <w:rPr>
@@ -31370,25 +29124,7 @@
           <w:color w:val="000000"/>
           <w:lang w:eastAsia="en-GB" w:bidi="he-IL"/>
         </w:rPr>
-        <w:t xml:space="preserve">So, Herod’s sister feared, lest what she had done should be discovered, and she herself should perish, if Mariamne were set free; </w:t>
-      </w:r>
-      <w:proofErr w:type="gramStart"/>
-      <w:r>
-        <w:rPr>
-          <w:rFonts w:ascii="Gentium" w:hAnsi="Gentium" w:cs="Gentium"/>
-          <w:color w:val="000000"/>
-          <w:lang w:eastAsia="en-GB" w:bidi="he-IL"/>
-        </w:rPr>
-        <w:t>so</w:t>
-      </w:r>
-      <w:proofErr w:type="gramEnd"/>
-      <w:r>
-        <w:rPr>
-          <w:rFonts w:ascii="Gentium" w:hAnsi="Gentium" w:cs="Gentium"/>
-          <w:color w:val="000000"/>
-          <w:lang w:eastAsia="en-GB" w:bidi="he-IL"/>
-        </w:rPr>
-        <w:t xml:space="preserve"> she said to him, “O king, if you put off Mariamne’s death until tomorrow, you will not be at all able to effect it. </w:t>
+        <w:t xml:space="preserve">So, Herod’s sister feared, lest what she had done should be discovered, and she herself should perish, if Mariamne were set free; so she said to him, “O king, if you put off Mariamne’s death until tomorrow, you will not be at all able to effect it. </w:t>
       </w:r>
       <w:r>
         <w:rPr>
@@ -32161,25 +29897,7 @@
           <w:color w:val="000000"/>
           <w:lang w:eastAsia="en-GB" w:bidi="he-IL"/>
         </w:rPr>
-        <w:t xml:space="preserve">But that which Herod did </w:t>
-      </w:r>
-      <w:proofErr w:type="gramStart"/>
-      <w:r>
-        <w:rPr>
-          <w:rFonts w:ascii="Gentium" w:hAnsi="Gentium" w:cs="Gentium"/>
-          <w:color w:val="000000"/>
-          <w:lang w:eastAsia="en-GB" w:bidi="he-IL"/>
-        </w:rPr>
-        <w:t>came</w:t>
-      </w:r>
-      <w:proofErr w:type="gramEnd"/>
-      <w:r>
-        <w:rPr>
-          <w:rFonts w:ascii="Gentium" w:hAnsi="Gentium" w:cs="Gentium"/>
-          <w:color w:val="000000"/>
-          <w:lang w:eastAsia="en-GB" w:bidi="he-IL"/>
-        </w:rPr>
-        <w:t xml:space="preserve"> to no happy result, nor were the hearts of his sons united in agreement. For, Antipater wanted everything to be put into his hands, as his father had formerly appointed; and, to his brothers, it did not seem at all fair that he should be thought equal to them. </w:t>
+        <w:t xml:space="preserve">But that which Herod did came to no happy result, nor were the hearts of his sons united in agreement. For, Antipater wanted everything to be put into his hands, as his father had formerly appointed; and, to his brothers, it did not seem at all fair that he should be thought equal to them. </w:t>
       </w:r>
       <w:r>
         <w:rPr>
@@ -32213,25 +29931,7 @@
           <w:color w:val="000000"/>
           <w:lang w:eastAsia="en-GB" w:bidi="he-IL"/>
         </w:rPr>
-        <w:t xml:space="preserve">But, when Antipater was in the presence of the king, and heard </w:t>
-      </w:r>
-      <w:proofErr w:type="gramStart"/>
-      <w:r>
-        <w:rPr>
-          <w:rFonts w:ascii="Gentium" w:hAnsi="Gentium" w:cs="Gentium"/>
-          <w:color w:val="000000"/>
-          <w:lang w:eastAsia="en-GB" w:bidi="he-IL"/>
-        </w:rPr>
-        <w:t>any one</w:t>
-      </w:r>
-      <w:proofErr w:type="gramEnd"/>
-      <w:r>
-        <w:rPr>
-          <w:rFonts w:ascii="Gentium" w:hAnsi="Gentium" w:cs="Gentium"/>
-          <w:color w:val="000000"/>
-          <w:lang w:eastAsia="en-GB" w:bidi="he-IL"/>
-        </w:rPr>
-        <w:t xml:space="preserve"> relating such things of his brothers, he repelled the charge from them, declaring that the authors were unworthy of credit, and entreating the king not to believe the reports. </w:t>
+        <w:t xml:space="preserve">But, when Antipater was in the presence of the king, and heard any one relating such things of his brothers, he repelled the charge from them, declaring that the authors were unworthy of credit, and entreating the king not to believe the reports. </w:t>
       </w:r>
       <w:r>
         <w:rPr>
@@ -32283,25 +29983,7 @@
           <w:color w:val="000000"/>
           <w:lang w:eastAsia="en-GB" w:bidi="he-IL"/>
         </w:rPr>
-        <w:t xml:space="preserve">Henceforth, the king entertained no doubt that he was well-inclined towards his </w:t>
-      </w:r>
-      <w:proofErr w:type="gramStart"/>
-      <w:r>
-        <w:rPr>
-          <w:rFonts w:ascii="Gentium" w:hAnsi="Gentium" w:cs="Gentium"/>
-          <w:color w:val="000000"/>
-          <w:lang w:eastAsia="en-GB" w:bidi="he-IL"/>
-        </w:rPr>
-        <w:t>brothers, and</w:t>
-      </w:r>
-      <w:proofErr w:type="gramEnd"/>
-      <w:r>
-        <w:rPr>
-          <w:rFonts w:ascii="Gentium" w:hAnsi="Gentium" w:cs="Gentium"/>
-          <w:color w:val="000000"/>
-          <w:lang w:eastAsia="en-GB" w:bidi="he-IL"/>
-        </w:rPr>
-        <w:t xml:space="preserve"> wished them no harm. </w:t>
+        <w:t xml:space="preserve">Henceforth, the king entertained no doubt that he was well-inclined towards his brothers, and wished them no harm. </w:t>
       </w:r>
       <w:r>
         <w:rPr>
@@ -32318,43 +30000,7 @@
           <w:color w:val="000000"/>
           <w:lang w:eastAsia="en-GB" w:bidi="he-IL"/>
         </w:rPr>
-        <w:t xml:space="preserve">Which, when Antipater found out, he bent to his purpose </w:t>
-      </w:r>
-      <w:proofErr w:type="spellStart"/>
-      <w:r>
-        <w:rPr>
-          <w:rFonts w:ascii="Gentium" w:hAnsi="Gentium" w:cs="Gentium"/>
-          <w:color w:val="000000"/>
-          <w:lang w:eastAsia="en-GB" w:bidi="he-IL"/>
-        </w:rPr>
-        <w:t>Pheroras</w:t>
-      </w:r>
-      <w:proofErr w:type="spellEnd"/>
-      <w:r>
-        <w:rPr>
-          <w:rFonts w:ascii="Gentium" w:hAnsi="Gentium" w:cs="Gentium"/>
-          <w:color w:val="000000"/>
-          <w:lang w:eastAsia="en-GB" w:bidi="he-IL"/>
-        </w:rPr>
-        <w:t xml:space="preserve"> his uncle, and his aunt (for, these were at enmity with his brothers on their mother's account), offering </w:t>
-      </w:r>
-      <w:proofErr w:type="spellStart"/>
-      <w:r>
-        <w:rPr>
-          <w:rFonts w:ascii="Gentium" w:hAnsi="Gentium" w:cs="Gentium"/>
-          <w:color w:val="000000"/>
-          <w:lang w:eastAsia="en-GB" w:bidi="he-IL"/>
-        </w:rPr>
-        <w:t>Pheroras</w:t>
-      </w:r>
-      <w:proofErr w:type="spellEnd"/>
-      <w:r>
-        <w:rPr>
-          <w:rFonts w:ascii="Gentium" w:hAnsi="Gentium" w:cs="Gentium"/>
-          <w:color w:val="000000"/>
-          <w:lang w:eastAsia="en-GB" w:bidi="he-IL"/>
-        </w:rPr>
-        <w:t xml:space="preserve"> a most valuable present, requesting him to inform the king that Alexander and Aristobulus had laid a plan murder the king. </w:t>
+        <w:t xml:space="preserve">Which, when Antipater found out, he bent to his purpose Pheroras his uncle, and his aunt (for, these were at enmity with his brothers on their mother's account), offering Pheroras a most valuable present, requesting him to inform the king that Alexander and Aristobulus had laid a plan murder the king. </w:t>
       </w:r>
       <w:r>
         <w:rPr>
@@ -32371,25 +30017,7 @@
           <w:color w:val="000000"/>
           <w:lang w:eastAsia="en-GB" w:bidi="he-IL"/>
         </w:rPr>
-        <w:t xml:space="preserve">(Now, Herod was well inclined towards </w:t>
-      </w:r>
-      <w:proofErr w:type="spellStart"/>
-      <w:r>
-        <w:rPr>
-          <w:rFonts w:ascii="Gentium" w:hAnsi="Gentium" w:cs="Gentium"/>
-          <w:color w:val="000000"/>
-          <w:lang w:eastAsia="en-GB" w:bidi="he-IL"/>
-        </w:rPr>
-        <w:t>Pheroras</w:t>
-      </w:r>
-      <w:proofErr w:type="spellEnd"/>
-      <w:r>
-        <w:rPr>
-          <w:rFonts w:ascii="Gentium" w:hAnsi="Gentium" w:cs="Gentium"/>
-          <w:color w:val="000000"/>
-          <w:lang w:eastAsia="en-GB" w:bidi="he-IL"/>
-        </w:rPr>
-        <w:t xml:space="preserve"> his brother and attended to whatever he said, inasmuch as he paid every year to him a large sum out of the provinces that he governed on the bank of the Euphrates.) </w:t>
+        <w:t xml:space="preserve">(Now, Herod was well inclined towards Pheroras his brother and attended to whatever he said, inasmuch as he paid every year to him a large sum out of the provinces that he governed on the bank of the Euphrates.) </w:t>
       </w:r>
       <w:r>
         <w:rPr>
@@ -32406,25 +30034,7 @@
           <w:color w:val="000000"/>
           <w:lang w:eastAsia="en-GB" w:bidi="he-IL"/>
         </w:rPr>
-        <w:t xml:space="preserve">And this </w:t>
-      </w:r>
-      <w:proofErr w:type="spellStart"/>
-      <w:r>
-        <w:rPr>
-          <w:rFonts w:ascii="Gentium" w:hAnsi="Gentium" w:cs="Gentium"/>
-          <w:color w:val="000000"/>
-          <w:lang w:eastAsia="en-GB" w:bidi="he-IL"/>
-        </w:rPr>
-        <w:t>Pheroras</w:t>
-      </w:r>
-      <w:proofErr w:type="spellEnd"/>
-      <w:r>
-        <w:rPr>
-          <w:rFonts w:ascii="Gentium" w:hAnsi="Gentium" w:cs="Gentium"/>
-          <w:color w:val="000000"/>
-          <w:lang w:eastAsia="en-GB" w:bidi="he-IL"/>
-        </w:rPr>
-        <w:t xml:space="preserve"> did. Afterwards, Antipater went to Herod and said to him, “O king, in truth my brothers have laid a plot to destroy me.” </w:t>
+        <w:t xml:space="preserve">And this Pheroras did. Afterwards, Antipater went to Herod and said to him, “O king, in truth my brothers have laid a plot to destroy me.” </w:t>
       </w:r>
       <w:r>
         <w:rPr>
@@ -32578,25 +30188,7 @@
           <w:color w:val="000000"/>
           <w:lang w:eastAsia="en-GB" w:bidi="he-IL"/>
         </w:rPr>
-        <w:t xml:space="preserve">Now, this Archelaus was a prudent, wise, and eloquent man and, when Herod had heard his words, and was satisfied of his prudence and honesty, he wonderfully got possession of his heart; and he trusted himself to </w:t>
-      </w:r>
-      <w:proofErr w:type="gramStart"/>
-      <w:r>
-        <w:rPr>
-          <w:rFonts w:ascii="Gentium" w:hAnsi="Gentium" w:cs="Gentium"/>
-          <w:color w:val="000000"/>
-          <w:lang w:eastAsia="en-GB" w:bidi="he-IL"/>
-        </w:rPr>
-        <w:t>him, and</w:t>
-      </w:r>
-      <w:proofErr w:type="gramEnd"/>
-      <w:r>
-        <w:rPr>
-          <w:rFonts w:ascii="Gentium" w:hAnsi="Gentium" w:cs="Gentium"/>
-          <w:color w:val="000000"/>
-          <w:lang w:eastAsia="en-GB" w:bidi="he-IL"/>
-        </w:rPr>
-        <w:t xml:space="preserve"> relied on him without the slightest hesitation. </w:t>
+        <w:t xml:space="preserve">Now, this Archelaus was a prudent, wise, and eloquent man and, when Herod had heard his words, and was satisfied of his prudence and honesty, he wonderfully got possession of his heart; and he trusted himself to him, and relied on him without the slightest hesitation. </w:t>
       </w:r>
       <w:r>
         <w:rPr>
@@ -32812,43 +30404,7 @@
           <w:color w:val="000000"/>
           <w:lang w:eastAsia="en-GB" w:bidi="he-IL"/>
         </w:rPr>
-        <w:t xml:space="preserve">After this, the king became greatly changed in his behaviour towards </w:t>
-      </w:r>
-      <w:proofErr w:type="spellStart"/>
-      <w:r>
-        <w:rPr>
-          <w:rFonts w:ascii="Gentium" w:hAnsi="Gentium" w:cs="Gentium"/>
-          <w:color w:val="000000"/>
-          <w:lang w:eastAsia="en-GB" w:bidi="he-IL"/>
-        </w:rPr>
-        <w:t>Pheroras</w:t>
-      </w:r>
-      <w:proofErr w:type="spellEnd"/>
-      <w:r>
-        <w:rPr>
-          <w:rFonts w:ascii="Gentium" w:hAnsi="Gentium" w:cs="Gentium"/>
-          <w:color w:val="000000"/>
-          <w:lang w:eastAsia="en-GB" w:bidi="he-IL"/>
-        </w:rPr>
-        <w:t xml:space="preserve">; which, </w:t>
-      </w:r>
-      <w:proofErr w:type="spellStart"/>
-      <w:r>
-        <w:rPr>
-          <w:rFonts w:ascii="Gentium" w:hAnsi="Gentium" w:cs="Gentium"/>
-          <w:color w:val="000000"/>
-          <w:lang w:eastAsia="en-GB" w:bidi="he-IL"/>
-        </w:rPr>
-        <w:t>Pheroras</w:t>
-      </w:r>
-      <w:proofErr w:type="spellEnd"/>
-      <w:r>
-        <w:rPr>
-          <w:rFonts w:ascii="Gentium" w:hAnsi="Gentium" w:cs="Gentium"/>
-          <w:color w:val="000000"/>
-          <w:lang w:eastAsia="en-GB" w:bidi="he-IL"/>
-        </w:rPr>
-        <w:t xml:space="preserve"> perceiving, was afraid of him and, coming to Archelaus, said to him; </w:t>
+        <w:t xml:space="preserve">After this, the king became greatly changed in his behaviour towards Pheroras; which, Pheroras perceiving, was afraid of him and, coming to Archelaus, said to him; </w:t>
       </w:r>
       <w:r>
         <w:rPr>
@@ -32984,25 +30540,7 @@
           <w:color w:val="000000"/>
           <w:lang w:eastAsia="en-GB" w:bidi="he-IL"/>
         </w:rPr>
-        <w:t xml:space="preserve">For, the relatives of a man are his supporters and assistants, and in them </w:t>
-      </w:r>
-      <w:proofErr w:type="gramStart"/>
-      <w:r>
-        <w:rPr>
-          <w:rFonts w:ascii="Gentium" w:hAnsi="Gentium" w:cs="Gentium"/>
-          <w:color w:val="000000"/>
-          <w:lang w:eastAsia="en-GB" w:bidi="he-IL"/>
-        </w:rPr>
-        <w:t>consists</w:t>
-      </w:r>
-      <w:proofErr w:type="gramEnd"/>
-      <w:r>
-        <w:rPr>
-          <w:rFonts w:ascii="Gentium" w:hAnsi="Gentium" w:cs="Gentium"/>
-          <w:color w:val="000000"/>
-          <w:lang w:eastAsia="en-GB" w:bidi="he-IL"/>
-        </w:rPr>
-        <w:t xml:space="preserve"> his honour and glory; and, through them, he obtains that which otherwise he would not be able to obtain. </w:t>
+        <w:t xml:space="preserve">For, the relatives of a man are his supporters and assistants, and in them consists his honour and glory; and, through them, he obtains that which otherwise he would not be able to obtain. </w:t>
       </w:r>
       <w:r>
         <w:rPr>
@@ -33013,23 +30551,13 @@
         </w:rPr>
         <w:t>57 </w:t>
       </w:r>
-      <w:proofErr w:type="spellStart"/>
-      <w:r>
-        <w:rPr>
-          <w:rFonts w:ascii="Gentium" w:hAnsi="Gentium" w:cs="Gentium"/>
-          <w:color w:val="000000"/>
-          <w:lang w:eastAsia="en-GB" w:bidi="he-IL"/>
-        </w:rPr>
-        <w:t>Pheroras</w:t>
-      </w:r>
-      <w:proofErr w:type="spellEnd"/>
-      <w:r>
-        <w:rPr>
-          <w:rFonts w:ascii="Gentium" w:hAnsi="Gentium" w:cs="Gentium"/>
-          <w:color w:val="000000"/>
-          <w:lang w:eastAsia="en-GB" w:bidi="he-IL"/>
-        </w:rPr>
-        <w:t xml:space="preserve"> truly is the king’s brother, and the son of his father and of his mother; and he confesses his fault, entreating the king to spare him, and to dismiss from his </w:t>
+      <w:r>
+        <w:rPr>
+          <w:rFonts w:ascii="Gentium" w:hAnsi="Gentium" w:cs="Gentium"/>
+          <w:color w:val="000000"/>
+          <w:lang w:eastAsia="en-GB" w:bidi="he-IL"/>
+        </w:rPr>
+        <w:t xml:space="preserve">Pheroras truly is the king’s brother, and the son of his father and of his mother; and he confesses his fault, entreating the king to spare him, and to dismiss from his </w:t>
       </w:r>
       <w:r>
         <w:rPr>
@@ -33064,25 +30592,7 @@
           <w:color w:val="000000"/>
           <w:lang w:eastAsia="en-GB" w:bidi="he-IL"/>
         </w:rPr>
-        <w:t xml:space="preserve">And he ordered </w:t>
-      </w:r>
-      <w:proofErr w:type="spellStart"/>
-      <w:r>
-        <w:rPr>
-          <w:rFonts w:ascii="Gentium" w:hAnsi="Gentium" w:cs="Gentium"/>
-          <w:color w:val="000000"/>
-          <w:lang w:eastAsia="en-GB" w:bidi="he-IL"/>
-        </w:rPr>
-        <w:t>Pheroras</w:t>
-      </w:r>
-      <w:proofErr w:type="spellEnd"/>
-      <w:r>
-        <w:rPr>
-          <w:rFonts w:ascii="Gentium" w:hAnsi="Gentium" w:cs="Gentium"/>
-          <w:color w:val="000000"/>
-          <w:lang w:eastAsia="en-GB" w:bidi="he-IL"/>
-        </w:rPr>
-        <w:t xml:space="preserve"> to come before him; who, when he was in the presence, said to him, “I have sinned now in the sight of the great and good God, and to the king, devising mischiefs, and plans that might injure the affairs of the king and his sons, by lying falsehoods. </w:t>
+        <w:t xml:space="preserve">And he ordered Pheroras to come before him; who, when he was in the presence, said to him, “I have sinned now in the sight of the great and good God, and to the king, devising mischiefs, and plans that might injure the affairs of the king and his sons, by lying falsehoods. </w:t>
       </w:r>
       <w:r>
         <w:rPr>
@@ -33116,25 +30626,7 @@
           <w:color w:val="000000"/>
           <w:lang w:eastAsia="en-GB" w:bidi="he-IL"/>
         </w:rPr>
-        <w:t xml:space="preserve">The king said to Archelaus, “I have now pardoned </w:t>
-      </w:r>
-      <w:proofErr w:type="spellStart"/>
-      <w:r>
-        <w:rPr>
-          <w:rFonts w:ascii="Gentium" w:hAnsi="Gentium" w:cs="Gentium"/>
-          <w:color w:val="000000"/>
-          <w:lang w:eastAsia="en-GB" w:bidi="he-IL"/>
-        </w:rPr>
-        <w:t>Pheroras</w:t>
-      </w:r>
-      <w:proofErr w:type="spellEnd"/>
-      <w:r>
-        <w:rPr>
-          <w:rFonts w:ascii="Gentium" w:hAnsi="Gentium" w:cs="Gentium"/>
-          <w:color w:val="000000"/>
-          <w:lang w:eastAsia="en-GB" w:bidi="he-IL"/>
-        </w:rPr>
-        <w:t xml:space="preserve">, as you requested me; for, I find that you have cured the disease which was in our affairs by your soothing methods, even as an ingenious physician heals the corruptions of a sick body. </w:t>
+        <w:t xml:space="preserve">The king said to Archelaus, “I have now pardoned Pheroras, as you requested me; for, I find that you have cured the disease which was in our affairs by your soothing methods, even as an ingenious physician heals the corruptions of a sick body. </w:t>
       </w:r>
       <w:r>
         <w:rPr>
@@ -33348,25 +30840,7 @@
           <w:color w:val="000000"/>
           <w:lang w:eastAsia="en-GB" w:bidi="he-IL"/>
         </w:rPr>
-        <w:t xml:space="preserve">These he presented to the king who, taking them from him, repaid him for them; and the man obtained a very high place in his affections and, having been taken into his retinue, enjoyed his confidence; this man was named </w:t>
-      </w:r>
-      <w:proofErr w:type="spellStart"/>
-      <w:r>
-        <w:rPr>
-          <w:rFonts w:ascii="Gentium" w:hAnsi="Gentium" w:cs="Gentium"/>
-          <w:color w:val="000000"/>
-          <w:lang w:eastAsia="en-GB" w:bidi="he-IL"/>
-        </w:rPr>
-        <w:t>Eurycles</w:t>
-      </w:r>
-      <w:proofErr w:type="spellEnd"/>
-      <w:r>
-        <w:rPr>
-          <w:rFonts w:ascii="Gentium" w:hAnsi="Gentium" w:cs="Gentium"/>
-          <w:color w:val="000000"/>
-          <w:lang w:eastAsia="en-GB" w:bidi="he-IL"/>
-        </w:rPr>
-        <w:t xml:space="preserve">. </w:t>
+        <w:t xml:space="preserve">These he presented to the king who, taking them from him, repaid him for them; and the man obtained a very high place in his affections and, having been taken into his retinue, enjoyed his confidence; this man was named Eurycles. </w:t>
       </w:r>
       <w:r>
         <w:rPr>
@@ -33838,25 +31312,7 @@
           <w:color w:val="000000"/>
           <w:lang w:eastAsia="en-GB" w:bidi="he-IL"/>
         </w:rPr>
-        <w:t xml:space="preserve">Then the king commanded that old man and his son should be slain, and the barber. He likewise ordered both his sons Alexander and Aristobulus to be taken to </w:t>
-      </w:r>
-      <w:proofErr w:type="spellStart"/>
-      <w:r>
-        <w:rPr>
-          <w:rFonts w:ascii="Gentium" w:hAnsi="Gentium" w:cs="Gentium"/>
-          <w:color w:val="000000"/>
-          <w:lang w:eastAsia="en-GB" w:bidi="he-IL"/>
-        </w:rPr>
-        <w:t>Sebaste</w:t>
-      </w:r>
-      <w:proofErr w:type="spellEnd"/>
-      <w:r>
-        <w:rPr>
-          <w:rFonts w:ascii="Gentium" w:hAnsi="Gentium" w:cs="Gentium"/>
-          <w:color w:val="000000"/>
-          <w:lang w:eastAsia="en-GB" w:bidi="he-IL"/>
-        </w:rPr>
-        <w:t xml:space="preserve">, and there to be slain and fixed on a gibbet; and they were taken, killed, and fixed on a gibbet. </w:t>
+        <w:t xml:space="preserve">Then the king commanded that old man and his son should be slain, and the barber. He likewise ordered both his sons Alexander and Aristobulus to be taken to Sebaste, and there to be slain and fixed on a gibbet; and they were taken, killed, and fixed on a gibbet. </w:t>
       </w:r>
       <w:r>
         <w:rPr>
@@ -33873,25 +31329,7 @@
           <w:color w:val="000000"/>
           <w:lang w:eastAsia="en-GB" w:bidi="he-IL"/>
         </w:rPr>
-        <w:t xml:space="preserve">Now, Alexander left two sons who survived him, namely, </w:t>
-      </w:r>
-      <w:proofErr w:type="spellStart"/>
-      <w:r>
-        <w:rPr>
-          <w:rFonts w:ascii="Gentium" w:hAnsi="Gentium" w:cs="Gentium"/>
-          <w:color w:val="000000"/>
-          <w:lang w:eastAsia="en-GB" w:bidi="he-IL"/>
-        </w:rPr>
-        <w:t>Tyrcanes</w:t>
-      </w:r>
-      <w:proofErr w:type="spellEnd"/>
-      <w:r>
-        <w:rPr>
-          <w:rFonts w:ascii="Gentium" w:hAnsi="Gentium" w:cs="Gentium"/>
-          <w:color w:val="000000"/>
-          <w:lang w:eastAsia="en-GB" w:bidi="he-IL"/>
-        </w:rPr>
-        <w:t xml:space="preserve"> and Alexander, by the daughter of king Archelaus; and Aristobulus left three sons, namely, Aristobulus, Agrippa, and Herod. </w:t>
+        <w:t xml:space="preserve">Now, Alexander left two sons who survived him, namely, Tyrcanes and Alexander, by the daughter of king Archelaus; and Aristobulus left three sons, namely, Aristobulus, Agrippa, and Herod. </w:t>
       </w:r>
       <w:r>
         <w:rPr>
